--- a/EE - SERIES/Communications_Wireless_and_SDR_Book5.docx
+++ b/EE - SERIES/Communications_Wireless_and_SDR_Book5.docx
@@ -17682,6 +17682,433 @@
           <w:i w:val="0"/>
         </w:rPr>
         <w:t>Analog Devices AD9361/AD9363, Ettus Research USRP B210, Great Scott Gadgets HackRF One, and RTL-SDR Blog documentation for the hardware of Chapter 8.</w:t>
+      </w:r>
+    </w:p>
+    <w:p>
+      <w:pPr>
+        <w:pStyle w:val="Heading1"/>
+      </w:pPr>
+      <w:r>
+        <w:rPr>
+          <w:i w:val="0"/>
+        </w:rPr>
+        <w:t xml:space="preserve">Also by Lothar J. Musiol</w:t>
+      </w:r>
+    </w:p>
+    <w:p>
+      <w:pPr>
+        <w:keepNext/>
+        <w:spacing w:before="160" w:after="40"/>
+        <w:ind w:left="0" w:firstLine="0" w:right="0"/>
+        <w:jc w:val="left"/>
+      </w:pPr>
+      <w:r>
+        <w:rPr>
+          <w:b/>
+        </w:rPr>
+        <w:t xml:space="preserve">Physics, Actually</w:t>
+      </w:r>
+    </w:p>
+    <w:p>
+      <w:pPr>
+        <w:spacing w:before="0" w:after="20"/>
+        <w:ind w:left="360" w:firstLine="0" w:right="0"/>
+        <w:jc w:val="left"/>
+      </w:pPr>
+      <w:r>
+        <w:t xml:space="preserve">Physics, Actually, Volume 1: Motion, Forces, Time, and Relativity</w:t>
+      </w:r>
+    </w:p>
+    <w:p>
+      <w:pPr>
+        <w:spacing w:before="0" w:after="20"/>
+        <w:ind w:left="360" w:firstLine="0" w:right="0"/>
+        <w:jc w:val="left"/>
+      </w:pPr>
+      <w:r>
+        <w:t xml:space="preserve">Physics, Actually, Volume 2: Gravity, Cosmology, and the Limits of Spacetime</w:t>
+      </w:r>
+    </w:p>
+    <w:p>
+      <w:pPr>
+        <w:spacing w:before="0" w:after="20"/>
+        <w:ind w:left="360" w:firstLine="0" w:right="0"/>
+        <w:jc w:val="left"/>
+      </w:pPr>
+      <w:r>
+        <w:t xml:space="preserve">Physics, Actually, Volume 3: The Standard Model, Chaos, and the Edge of Knowledge</w:t>
+      </w:r>
+    </w:p>
+    <w:p>
+      <w:pPr>
+        <w:spacing w:before="0" w:after="20"/>
+        <w:ind w:left="360" w:firstLine="0" w:right="0"/>
+        <w:jc w:val="left"/>
+      </w:pPr>
+      <w:r>
+        <w:t xml:space="preserve">Life, Actually: From the First Cell to the Edited Genome and the Search for Life Elsewhere</w:t>
+      </w:r>
+    </w:p>
+    <w:p>
+      <w:pPr>
+        <w:keepNext/>
+        <w:spacing w:before="160" w:after="40"/>
+        <w:ind w:left="0" w:firstLine="0" w:right="0"/>
+        <w:jc w:val="left"/>
+      </w:pPr>
+      <w:r>
+        <w:rPr>
+          <w:b/>
+        </w:rPr>
+        <w:t xml:space="preserve">Math, Actually</w:t>
+      </w:r>
+    </w:p>
+    <w:p>
+      <w:pPr>
+        <w:spacing w:before="0" w:after="20"/>
+        <w:ind w:left="360" w:firstLine="0" w:right="0"/>
+        <w:jc w:val="left"/>
+      </w:pPr>
+      <w:r>
+        <w:t xml:space="preserve">Math, Actually, Volume 1: From Arithmetic to Calculus</w:t>
+      </w:r>
+    </w:p>
+    <w:p>
+      <w:pPr>
+        <w:spacing w:before="0" w:after="20"/>
+        <w:ind w:left="360" w:firstLine="0" w:right="0"/>
+        <w:jc w:val="left"/>
+      </w:pPr>
+      <w:r>
+        <w:t xml:space="preserve">Math, Actually, Volume 2: From Multivariable Calculus to Set Theory &amp; Logic</w:t>
+      </w:r>
+    </w:p>
+    <w:p>
+      <w:pPr>
+        <w:spacing w:before="0" w:after="20"/>
+        <w:ind w:left="360" w:firstLine="0" w:right="0"/>
+        <w:jc w:val="left"/>
+      </w:pPr>
+      <w:r>
+        <w:t xml:space="preserve">Math, Actually, Volume 3: From Differential Equations to Abstract Algebra</w:t>
+      </w:r>
+    </w:p>
+    <w:p>
+      <w:pPr>
+        <w:spacing w:before="0" w:after="20"/>
+        <w:ind w:left="360" w:firstLine="0" w:right="0"/>
+        <w:jc w:val="left"/>
+      </w:pPr>
+      <w:r>
+        <w:t xml:space="preserve">Math, Actually, Volume 4: From Category Theory to the Frontier</w:t>
+      </w:r>
+    </w:p>
+    <w:p>
+      <w:pPr>
+        <w:keepNext/>
+        <w:spacing w:before="160" w:after="40"/>
+        <w:ind w:left="0" w:firstLine="0" w:right="0"/>
+        <w:jc w:val="left"/>
+      </w:pPr>
+      <w:r>
+        <w:rPr>
+          <w:b/>
+        </w:rPr>
+        <w:t xml:space="preserve">Quanta, Actually</w:t>
+      </w:r>
+    </w:p>
+    <w:p>
+      <w:pPr>
+        <w:spacing w:before="0" w:after="20"/>
+        <w:ind w:left="360" w:firstLine="0" w:right="0"/>
+        <w:jc w:val="left"/>
+      </w:pPr>
+      <w:r>
+        <w:t xml:space="preserve">Quanta, Actually, Volume 1: The Quantum World</w:t>
+      </w:r>
+    </w:p>
+    <w:p>
+      <w:pPr>
+        <w:spacing w:before="0" w:after="20"/>
+        <w:ind w:left="360" w:firstLine="0" w:right="0"/>
+        <w:jc w:val="left"/>
+      </w:pPr>
+      <w:r>
+        <w:t xml:space="preserve">Quanta, Actually, Volume 2: The Quantum Conversation</w:t>
+      </w:r>
+    </w:p>
+    <w:p>
+      <w:pPr>
+        <w:spacing w:before="0" w:after="20"/>
+        <w:ind w:left="360" w:firstLine="0" w:right="0"/>
+        <w:jc w:val="left"/>
+      </w:pPr>
+      <w:r>
+        <w:t xml:space="preserve">Quanta, Actually, Volume 3: Complete Quantum Electrodynamics Course</w:t>
+      </w:r>
+    </w:p>
+    <w:p>
+      <w:pPr>
+        <w:keepNext/>
+        <w:spacing w:before="160" w:after="40"/>
+        <w:ind w:left="0" w:firstLine="0" w:right="0"/>
+        <w:jc w:val="left"/>
+      </w:pPr>
+      <w:r>
+        <w:rPr>
+          <w:b/>
+        </w:rPr>
+        <w:t xml:space="preserve">Science Sparks</w:t>
+      </w:r>
+    </w:p>
+    <w:p>
+      <w:pPr>
+        <w:spacing w:before="0" w:after="20"/>
+        <w:ind w:left="360" w:firstLine="0" w:right="0"/>
+        <w:jc w:val="left"/>
+      </w:pPr>
+      <w:r>
+        <w:t xml:space="preserve">Science Sparks: Physics, Life, and Mathematics — The Same Few Rules, Told in Highlights</w:t>
+      </w:r>
+    </w:p>
+    <w:p>
+      <w:pPr>
+        <w:keepNext/>
+        <w:spacing w:before="160" w:after="40"/>
+        <w:ind w:left="0" w:firstLine="0" w:right="0"/>
+        <w:jc w:val="left"/>
+      </w:pPr>
+      <w:r>
+        <w:rPr>
+          <w:b/>
+        </w:rPr>
+        <w:t xml:space="preserve">Look First</w:t>
+      </w:r>
+    </w:p>
+    <w:p>
+      <w:pPr>
+        <w:spacing w:before="0" w:after="20"/>
+        <w:ind w:left="360" w:firstLine="0" w:right="0"/>
+        <w:jc w:val="left"/>
+      </w:pPr>
+      <w:r>
+        <w:t xml:space="preserve">Look First, Volume 1: The Universe Has No Now</w:t>
+      </w:r>
+    </w:p>
+    <w:p>
+      <w:pPr>
+        <w:spacing w:before="0" w:after="20"/>
+        <w:ind w:left="360" w:firstLine="0" w:right="0"/>
+        <w:jc w:val="left"/>
+      </w:pPr>
+      <w:r>
+        <w:t xml:space="preserve">Look First, Volume 2: A Trip Is Not a New Life</w:t>
+      </w:r>
+    </w:p>
+    <w:p>
+      <w:pPr>
+        <w:keepNext/>
+        <w:spacing w:before="160" w:after="40"/>
+        <w:ind w:left="0" w:firstLine="0" w:right="0"/>
+        <w:jc w:val="left"/>
+      </w:pPr>
+      <w:r>
+        <w:rPr>
+          <w:b/>
+        </w:rPr>
+        <w:t xml:space="preserve">Electrical Engineering Series</w:t>
+      </w:r>
+    </w:p>
+    <w:p>
+      <w:pPr>
+        <w:spacing w:before="0" w:after="20"/>
+        <w:ind w:left="360" w:firstLine="0" w:right="0"/>
+        <w:jc w:val="left"/>
+      </w:pPr>
+      <w:r>
+        <w:t xml:space="preserve">Foundations of Electronics (Book 1)</w:t>
+      </w:r>
+    </w:p>
+    <w:p>
+      <w:pPr>
+        <w:spacing w:before="0" w:after="20"/>
+        <w:ind w:left="360" w:firstLine="0" w:right="0"/>
+        <w:jc w:val="left"/>
+      </w:pPr>
+      <w:r>
+        <w:t xml:space="preserve">Circuits, Components, and Control (Book 2)</w:t>
+      </w:r>
+    </w:p>
+    <w:p>
+      <w:pPr>
+        <w:spacing w:before="0" w:after="20"/>
+        <w:ind w:left="360" w:firstLine="0" w:right="0"/>
+        <w:jc w:val="left"/>
+      </w:pPr>
+      <w:r>
+        <w:t xml:space="preserve">Semiconductor Physics and Devices (Book 3)</w:t>
+      </w:r>
+    </w:p>
+    <w:p>
+      <w:pPr>
+        <w:spacing w:before="0" w:after="20"/>
+        <w:ind w:left="360" w:firstLine="0" w:right="0"/>
+        <w:jc w:val="left"/>
+      </w:pPr>
+      <w:r>
+        <w:t xml:space="preserve">RF, Microwave, and Transceivers (Book 4)</w:t>
+      </w:r>
+    </w:p>
+    <w:p>
+      <w:pPr>
+        <w:spacing w:before="0" w:after="20"/>
+        <w:ind w:left="360" w:firstLine="0" w:right="0"/>
+        <w:jc w:val="left"/>
+      </w:pPr>
+      <w:r>
+        <w:t xml:space="preserve">Communications, Wireless, and SDR (Book 5)</w:t>
+      </w:r>
+    </w:p>
+    <w:p>
+      <w:pPr>
+        <w:spacing w:before="0" w:after="20"/>
+        <w:ind w:left="360" w:firstLine="0" w:right="0"/>
+        <w:jc w:val="left"/>
+      </w:pPr>
+      <w:r>
+        <w:t xml:space="preserve">Power and Energy (Book 6)</w:t>
+      </w:r>
+    </w:p>
+    <w:p>
+      <w:pPr>
+        <w:spacing w:before="0" w:after="20"/>
+        <w:ind w:left="360" w:firstLine="0" w:right="0"/>
+        <w:jc w:val="left"/>
+      </w:pPr>
+      <w:r>
+        <w:t xml:space="preserve">Packaging, Layout, EMC, and Test (Book 7)</w:t>
+      </w:r>
+    </w:p>
+    <w:p>
+      <w:pPr>
+        <w:keepNext/>
+        <w:spacing w:before="160" w:after="40"/>
+        <w:ind w:left="0" w:firstLine="0" w:right="0"/>
+        <w:jc w:val="left"/>
+      </w:pPr>
+      <w:r>
+        <w:rPr>
+          <w:b/>
+        </w:rPr>
+        <w:t xml:space="preserve">History</w:t>
+      </w:r>
+    </w:p>
+    <w:p>
+      <w:pPr>
+        <w:spacing w:before="0" w:after="20"/>
+        <w:ind w:left="360" w:firstLine="0" w:right="0"/>
+        <w:jc w:val="left"/>
+      </w:pPr>
+      <w:r>
+        <w:t xml:space="preserve">The Dolphins' View of History</w:t>
+      </w:r>
+    </w:p>
+    <w:p>
+      <w:pPr>
+        <w:keepNext/>
+        <w:spacing w:before="160" w:after="40"/>
+        <w:ind w:left="0" w:firstLine="0" w:right="0"/>
+        <w:jc w:val="left"/>
+      </w:pPr>
+      <w:r>
+        <w:rPr>
+          <w:b/>
+        </w:rPr>
+        <w:t xml:space="preserve">Fiction</w:t>
+      </w:r>
+    </w:p>
+    <w:p>
+      <w:pPr>
+        <w:spacing w:before="0" w:after="20"/>
+        <w:ind w:left="360" w:firstLine="0" w:right="0"/>
+        <w:jc w:val="left"/>
+      </w:pPr>
+      <w:r>
+        <w:t xml:space="preserve">The Murder That Hadn't Happened Yet (The Relativistic Investigation Bureau, Book 1)</w:t>
+      </w:r>
+    </w:p>
+    <w:p>
+      <w:pPr>
+        <w:spacing w:before="0" w:after="20"/>
+        <w:ind w:left="360" w:firstLine="0" w:right="0"/>
+        <w:jc w:val="left"/>
+      </w:pPr>
+      <w:r>
+        <w:t xml:space="preserve">The Warning That Was Sent Too Late (The Relativistic Investigation Bureau, Book 2)</w:t>
+      </w:r>
+    </w:p>
+    <w:p>
+      <w:pPr>
+        <w:spacing w:before="0" w:after="20"/>
+        <w:ind w:left="360" w:firstLine="0" w:right="0"/>
+        <w:jc w:val="left"/>
+      </w:pPr>
+      <w:r>
+        <w:t xml:space="preserve">Schrödinger’s Paperwork (Lolly Wren’s Curious Science Adventures, Book 1)</w:t>
+      </w:r>
+    </w:p>
+    <w:p>
+      <w:pPr>
+        <w:spacing w:before="0" w:after="20"/>
+        <w:ind w:left="360" w:firstLine="0" w:right="0"/>
+        <w:jc w:val="left"/>
+      </w:pPr>
+      <w:r>
+        <w:t xml:space="preserve">The Permitted Options (Lolly Wren’s Curious Science Adventures, Book 2)</w:t>
+      </w:r>
+    </w:p>
+    <w:p>
+      <w:pPr>
+        <w:spacing w:before="0" w:after="20"/>
+        <w:ind w:left="360" w:firstLine="0" w:right="0"/>
+        <w:jc w:val="left"/>
+      </w:pPr>
+      <w:r>
+        <w:t xml:space="preserve">Protocol Flamingo (The Invasion Storybooks, Book 1), as George Herbert Fontaine</w:t>
+      </w:r>
+    </w:p>
+    <w:p>
+      <w:pPr>
+        <w:keepNext/>
+        <w:spacing w:before="160" w:after="40"/>
+        <w:ind w:left="0" w:firstLine="0" w:right="0"/>
+        <w:jc w:val="left"/>
+      </w:pPr>
+      <w:r>
+        <w:rPr>
+          <w:b/>
+        </w:rPr>
+        <w:t xml:space="preserve">How-To</w:t>
+      </w:r>
+    </w:p>
+    <w:p>
+      <w:pPr>
+        <w:spacing w:before="0" w:after="20"/>
+        <w:ind w:left="360" w:firstLine="0" w:right="0"/>
+        <w:jc w:val="left"/>
+      </w:pPr>
+      <w:r>
+        <w:t xml:space="preserve">Your First Book That Sells</w:t>
+      </w:r>
+    </w:p>
+    <w:p>
+      <w:pPr>
+        <w:spacing w:before="0" w:after="20"/>
+        <w:ind w:left="360" w:firstLine="0" w:right="0"/>
+        <w:jc w:val="left"/>
+      </w:pPr>
+      <w:r>
+        <w:t xml:space="preserve">Your First YouTube Channel That Rocks</w:t>
       </w:r>
     </w:p>
     <w:sectPr>

--- a/EE - SERIES/Communications_Wireless_and_SDR_Book5.docx
+++ b/EE - SERIES/Communications_Wireless_and_SDR_Book5.docx
@@ -17814,7 +17814,7 @@
         <w:rPr>
           <w:b/>
         </w:rPr>
-        <w:t xml:space="preserve">Quanta, Actually</w:t>
+        <w:t xml:space="preserve">Quantum, Actually</w:t>
       </w:r>
     </w:p>
     <w:p>
@@ -17824,7 +17824,7 @@
         <w:jc w:val="left"/>
       </w:pPr>
       <w:r>
-        <w:t xml:space="preserve">Quanta, Actually, Volume 1: The Quantum World</w:t>
+        <w:t xml:space="preserve">Quantum, Actually, Volume 1: Questions and Answers from the Double Slit to the Superconducting Wire</w:t>
       </w:r>
     </w:p>
     <w:p>
@@ -17834,17 +17834,7 @@
         <w:jc w:val="left"/>
       </w:pPr>
       <w:r>
-        <w:t xml:space="preserve">Quanta, Actually, Volume 2: The Quantum Conversation</w:t>
-      </w:r>
-    </w:p>
-    <w:p>
-      <w:pPr>
-        <w:spacing w:before="0" w:after="20"/>
-        <w:ind w:left="360" w:firstLine="0" w:right="0"/>
-        <w:jc w:val="left"/>
-      </w:pPr>
-      <w:r>
-        <w:t xml:space="preserve">Quanta, Actually, Volume 3: Complete Quantum Electrodynamics Course</w:t>
+        <w:t xml:space="preserve">Quantum, Actually, Volume 2: A QED Course</w:t>
       </w:r>
     </w:p>
     <w:p>

--- a/EE - SERIES/Communications_Wireless_and_SDR_Book5.docx
+++ b/EE - SERIES/Communications_Wireless_and_SDR_Book5.docx
@@ -17814,7 +17814,7 @@
         <w:rPr>
           <w:b/>
         </w:rPr>
-        <w:t xml:space="preserve">Quantum, Actually</w:t>
+        <w:t xml:space="preserve">Quanta, Actually</w:t>
       </w:r>
     </w:p>
     <w:p>
@@ -17824,7 +17824,7 @@
         <w:jc w:val="left"/>
       </w:pPr>
       <w:r>
-        <w:t xml:space="preserve">Quantum, Actually, Volume 1: Questions and Answers from the Double Slit to the Superconducting Wire</w:t>
+        <w:t xml:space="preserve">Quanta, Actually, Volume 1: The Quantum World</w:t>
       </w:r>
     </w:p>
     <w:p>
@@ -17834,7 +17834,17 @@
         <w:jc w:val="left"/>
       </w:pPr>
       <w:r>
-        <w:t xml:space="preserve">Quantum, Actually, Volume 2: A QED Course</w:t>
+        <w:t xml:space="preserve">Quanta, Actually, Volume 2: The Quantum Conversation</w:t>
+      </w:r>
+    </w:p>
+    <w:p>
+      <w:pPr>
+        <w:spacing w:before="0" w:after="20"/>
+        <w:ind w:left="360" w:firstLine="0" w:right="0"/>
+        <w:jc w:val="left"/>
+      </w:pPr>
+      <w:r>
+        <w:t xml:space="preserve">Quanta, Actually, Volume 3: Complete Quantum Electrodynamics Course</w:t>
       </w:r>
     </w:p>
     <w:p>

--- a/EE - SERIES/Communications_Wireless_and_SDR_Book5.docx
+++ b/EE - SERIES/Communications_Wireless_and_SDR_Book5.docx
@@ -17760,7 +17760,7 @@
         <w:rPr>
           <w:b/>
         </w:rPr>
-        <w:t xml:space="preserve">Math, Actually</w:t>
+        <w:t xml:space="preserve">More Actually Books</w:t>
       </w:r>
     </w:p>
     <w:p>
@@ -17770,7 +17770,7 @@
         <w:jc w:val="left"/>
       </w:pPr>
       <w:r>
-        <w:t xml:space="preserve">Math, Actually, Volume 1: From Arithmetic to Calculus</w:t>
+        <w:t xml:space="preserve">Gravitation, Actually: A Short Book on Gravity</w:t>
       </w:r>
     </w:p>
     <w:p>
@@ -17780,27 +17780,7 @@
         <w:jc w:val="left"/>
       </w:pPr>
       <w:r>
-        <w:t xml:space="preserve">Math, Actually, Volume 2: From Multivariable Calculus to Set Theory &amp; Logic</w:t>
-      </w:r>
-    </w:p>
-    <w:p>
-      <w:pPr>
-        <w:spacing w:before="0" w:after="20"/>
-        <w:ind w:left="360" w:firstLine="0" w:right="0"/>
-        <w:jc w:val="left"/>
-      </w:pPr>
-      <w:r>
-        <w:t xml:space="preserve">Math, Actually, Volume 3: From Differential Equations to Abstract Algebra</w:t>
-      </w:r>
-    </w:p>
-    <w:p>
-      <w:pPr>
-        <w:spacing w:before="0" w:after="20"/>
-        <w:ind w:left="360" w:firstLine="0" w:right="0"/>
-        <w:jc w:val="left"/>
-      </w:pPr>
-      <w:r>
-        <w:t xml:space="preserve">Math, Actually, Volume 4: From Category Theory to the Frontier</w:t>
+        <w:t xml:space="preserve">The Universe, Actually: What Humanity Currently Understands About Reality</w:t>
       </w:r>
     </w:p>
     <w:p>
@@ -17814,7 +17794,7 @@
         <w:rPr>
           <w:b/>
         </w:rPr>
-        <w:t xml:space="preserve">Quantum, Actually</w:t>
+        <w:t xml:space="preserve">Math, Actually</w:t>
       </w:r>
     </w:p>
     <w:p>
@@ -17824,7 +17804,7 @@
         <w:jc w:val="left"/>
       </w:pPr>
       <w:r>
-        <w:t xml:space="preserve">Quantum, Actually, Volume 1: Questions and Answers from the Double Slit to the Superconducting Wire</w:t>
+        <w:t xml:space="preserve">Math, Actually, Volume 1: From Arithmetic to Calculus</w:t>
       </w:r>
     </w:p>
     <w:p>
@@ -17834,7 +17814,27 @@
         <w:jc w:val="left"/>
       </w:pPr>
       <w:r>
-        <w:t xml:space="preserve">Quantum, Actually, Volume 2: A QED Course</w:t>
+        <w:t xml:space="preserve">Math, Actually, Volume 2: From Multivariable Calculus to Set Theory &amp; Logic</w:t>
+      </w:r>
+    </w:p>
+    <w:p>
+      <w:pPr>
+        <w:spacing w:before="0" w:after="20"/>
+        <w:ind w:left="360" w:firstLine="0" w:right="0"/>
+        <w:jc w:val="left"/>
+      </w:pPr>
+      <w:r>
+        <w:t xml:space="preserve">Math, Actually, Volume 3: From Differential Equations to Abstract Algebra</w:t>
+      </w:r>
+    </w:p>
+    <w:p>
+      <w:pPr>
+        <w:spacing w:before="0" w:after="20"/>
+        <w:ind w:left="360" w:firstLine="0" w:right="0"/>
+        <w:jc w:val="left"/>
+      </w:pPr>
+      <w:r>
+        <w:t xml:space="preserve">Math, Actually, Volume 4: From Category Theory to the Frontier</w:t>
       </w:r>
     </w:p>
     <w:p>
@@ -17848,7 +17848,7 @@
         <w:rPr>
           <w:b/>
         </w:rPr>
-        <w:t xml:space="preserve">Science Sparks</w:t>
+        <w:t xml:space="preserve">Quantum, Actually</w:t>
       </w:r>
     </w:p>
     <w:p>
@@ -17858,7 +17858,17 @@
         <w:jc w:val="left"/>
       </w:pPr>
       <w:r>
-        <w:t xml:space="preserve">Science Sparks: Physics, Life, and Mathematics — The Same Few Rules, Told in Highlights</w:t>
+        <w:t xml:space="preserve">Quantum, Actually, Volume 1: Questions and Answers from the Double Slit to the Superconducting Wire</w:t>
+      </w:r>
+    </w:p>
+    <w:p>
+      <w:pPr>
+        <w:spacing w:before="0" w:after="20"/>
+        <w:ind w:left="360" w:firstLine="0" w:right="0"/>
+        <w:jc w:val="left"/>
+      </w:pPr>
+      <w:r>
+        <w:t xml:space="preserve">Quantum, Actually, Volume 2: A QED Course</w:t>
       </w:r>
     </w:p>
     <w:p>
@@ -17872,7 +17882,7 @@
         <w:rPr>
           <w:b/>
         </w:rPr>
-        <w:t xml:space="preserve">Look First</w:t>
+        <w:t xml:space="preserve">Science Sparks</w:t>
       </w:r>
     </w:p>
     <w:p>
@@ -17882,17 +17892,7 @@
         <w:jc w:val="left"/>
       </w:pPr>
       <w:r>
-        <w:t xml:space="preserve">Look First, Volume 1: The Universe Has No Now</w:t>
-      </w:r>
-    </w:p>
-    <w:p>
-      <w:pPr>
-        <w:spacing w:before="0" w:after="20"/>
-        <w:ind w:left="360" w:firstLine="0" w:right="0"/>
-        <w:jc w:val="left"/>
-      </w:pPr>
-      <w:r>
-        <w:t xml:space="preserve">Look First, Volume 2: A Trip Is Not a New Life</w:t>
+        <w:t xml:space="preserve">Science Sparks: Physics, Life, and Mathematics — The Same Few Rules, Told in Highlights</w:t>
       </w:r>
     </w:p>
     <w:p>
@@ -17906,7 +17906,7 @@
         <w:rPr>
           <w:b/>
         </w:rPr>
-        <w:t xml:space="preserve">Electrical Engineering Series</w:t>
+        <w:t xml:space="preserve">Look First</w:t>
       </w:r>
     </w:p>
     <w:p>
@@ -17916,7 +17916,7 @@
         <w:jc w:val="left"/>
       </w:pPr>
       <w:r>
-        <w:t xml:space="preserve">Foundations of Electronics (Book 1)</w:t>
+        <w:t xml:space="preserve">Look First, Volume 1: The Universe Has No Now</w:t>
       </w:r>
     </w:p>
     <w:p>
@@ -17926,57 +17926,7 @@
         <w:jc w:val="left"/>
       </w:pPr>
       <w:r>
-        <w:t xml:space="preserve">Circuits, Components, and Control (Book 2)</w:t>
-      </w:r>
-    </w:p>
-    <w:p>
-      <w:pPr>
-        <w:spacing w:before="0" w:after="20"/>
-        <w:ind w:left="360" w:firstLine="0" w:right="0"/>
-        <w:jc w:val="left"/>
-      </w:pPr>
-      <w:r>
-        <w:t xml:space="preserve">Semiconductor Physics and Devices (Book 3)</w:t>
-      </w:r>
-    </w:p>
-    <w:p>
-      <w:pPr>
-        <w:spacing w:before="0" w:after="20"/>
-        <w:ind w:left="360" w:firstLine="0" w:right="0"/>
-        <w:jc w:val="left"/>
-      </w:pPr>
-      <w:r>
-        <w:t xml:space="preserve">RF, Microwave, and Transceivers (Book 4)</w:t>
-      </w:r>
-    </w:p>
-    <w:p>
-      <w:pPr>
-        <w:spacing w:before="0" w:after="20"/>
-        <w:ind w:left="360" w:firstLine="0" w:right="0"/>
-        <w:jc w:val="left"/>
-      </w:pPr>
-      <w:r>
-        <w:t xml:space="preserve">Communications, Wireless, and SDR (Book 5)</w:t>
-      </w:r>
-    </w:p>
-    <w:p>
-      <w:pPr>
-        <w:spacing w:before="0" w:after="20"/>
-        <w:ind w:left="360" w:firstLine="0" w:right="0"/>
-        <w:jc w:val="left"/>
-      </w:pPr>
-      <w:r>
-        <w:t xml:space="preserve">Power and Energy (Book 6)</w:t>
-      </w:r>
-    </w:p>
-    <w:p>
-      <w:pPr>
-        <w:spacing w:before="0" w:after="20"/>
-        <w:ind w:left="360" w:firstLine="0" w:right="0"/>
-        <w:jc w:val="left"/>
-      </w:pPr>
-      <w:r>
-        <w:t xml:space="preserve">Packaging, Layout, EMC, and Test (Book 7)</w:t>
+        <w:t xml:space="preserve">Look First, Volume 2: A Trip Is Not a New Life</w:t>
       </w:r>
     </w:p>
     <w:p>
@@ -17990,7 +17940,7 @@
         <w:rPr>
           <w:b/>
         </w:rPr>
-        <w:t xml:space="preserve">History</w:t>
+        <w:t xml:space="preserve">Electrical Engineering Series</w:t>
       </w:r>
     </w:p>
     <w:p>
@@ -18000,7 +17950,57 @@
         <w:jc w:val="left"/>
       </w:pPr>
       <w:r>
-        <w:t xml:space="preserve">The Dolphins' View of History</w:t>
+        <w:t xml:space="preserve">Foundations of Electronics (Book 1)</w:t>
+      </w:r>
+    </w:p>
+    <w:p>
+      <w:pPr>
+        <w:spacing w:before="0" w:after="20"/>
+        <w:ind w:left="360" w:firstLine="0" w:right="0"/>
+        <w:jc w:val="left"/>
+      </w:pPr>
+      <w:r>
+        <w:t xml:space="preserve">Circuits, Components, and Control (Book 2)</w:t>
+      </w:r>
+    </w:p>
+    <w:p>
+      <w:pPr>
+        <w:spacing w:before="0" w:after="20"/>
+        <w:ind w:left="360" w:firstLine="0" w:right="0"/>
+        <w:jc w:val="left"/>
+      </w:pPr>
+      <w:r>
+        <w:t xml:space="preserve">Semiconductor Physics and Devices (Book 3)</w:t>
+      </w:r>
+    </w:p>
+    <w:p>
+      <w:pPr>
+        <w:spacing w:before="0" w:after="20"/>
+        <w:ind w:left="360" w:firstLine="0" w:right="0"/>
+        <w:jc w:val="left"/>
+      </w:pPr>
+      <w:r>
+        <w:t xml:space="preserve">RF, Microwave, and Transceivers (Book 4)</w:t>
+      </w:r>
+    </w:p>
+    <w:p>
+      <w:pPr>
+        <w:spacing w:before="0" w:after="20"/>
+        <w:ind w:left="360" w:firstLine="0" w:right="0"/>
+        <w:jc w:val="left"/>
+      </w:pPr>
+      <w:r>
+        <w:t xml:space="preserve">Power and Energy (Book 6)</w:t>
+      </w:r>
+    </w:p>
+    <w:p>
+      <w:pPr>
+        <w:spacing w:before="0" w:after="20"/>
+        <w:ind w:left="360" w:firstLine="0" w:right="0"/>
+        <w:jc w:val="left"/>
+      </w:pPr>
+      <w:r>
+        <w:t xml:space="preserve">Packaging, Layout, EMC, and Test (Book 7)</w:t>
       </w:r>
     </w:p>
     <w:p>
@@ -18014,7 +18014,7 @@
         <w:rPr>
           <w:b/>
         </w:rPr>
-        <w:t xml:space="preserve">Fiction</w:t>
+        <w:t xml:space="preserve">History</w:t>
       </w:r>
     </w:p>
     <w:p>
@@ -18024,47 +18024,7 @@
         <w:jc w:val="left"/>
       </w:pPr>
       <w:r>
-        <w:t xml:space="preserve">The Murder That Hadn't Happened Yet (The Relativistic Investigation Bureau, Book 1)</w:t>
-      </w:r>
-    </w:p>
-    <w:p>
-      <w:pPr>
-        <w:spacing w:before="0" w:after="20"/>
-        <w:ind w:left="360" w:firstLine="0" w:right="0"/>
-        <w:jc w:val="left"/>
-      </w:pPr>
-      <w:r>
-        <w:t xml:space="preserve">The Warning That Was Sent Too Late (The Relativistic Investigation Bureau, Book 2)</w:t>
-      </w:r>
-    </w:p>
-    <w:p>
-      <w:pPr>
-        <w:spacing w:before="0" w:after="20"/>
-        <w:ind w:left="360" w:firstLine="0" w:right="0"/>
-        <w:jc w:val="left"/>
-      </w:pPr>
-      <w:r>
-        <w:t xml:space="preserve">Schrödinger’s Paperwork (Lolly Wren’s Curious Science Adventures, Book 1)</w:t>
-      </w:r>
-    </w:p>
-    <w:p>
-      <w:pPr>
-        <w:spacing w:before="0" w:after="20"/>
-        <w:ind w:left="360" w:firstLine="0" w:right="0"/>
-        <w:jc w:val="left"/>
-      </w:pPr>
-      <w:r>
-        <w:t xml:space="preserve">The Permitted Options (Lolly Wren’s Curious Science Adventures, Book 2)</w:t>
-      </w:r>
-    </w:p>
-    <w:p>
-      <w:pPr>
-        <w:spacing w:before="0" w:after="20"/>
-        <w:ind w:left="360" w:firstLine="0" w:right="0"/>
-        <w:jc w:val="left"/>
-      </w:pPr>
-      <w:r>
-        <w:t xml:space="preserve">Protocol Flamingo (The Invasion Storybooks, Book 1), as George Herbert Fontaine</w:t>
+        <w:t xml:space="preserve">The Dolphins’ View of History</w:t>
       </w:r>
     </w:p>
     <w:p>
@@ -18078,7 +18038,7 @@
         <w:rPr>
           <w:b/>
         </w:rPr>
-        <w:t xml:space="preserve">How-To</w:t>
+        <w:t xml:space="preserve">Fiction</w:t>
       </w:r>
     </w:p>
     <w:p>
@@ -18088,7 +18048,7 @@
         <w:jc w:val="left"/>
       </w:pPr>
       <w:r>
-        <w:t xml:space="preserve">Your First Book That Sells</w:t>
+        <w:t xml:space="preserve">The Murder That Hadn’t Happened Yet (The Relativistic Investigation Bureau, Book 1), Lothar J. Musiol writing as Spezala Genara Relavi (S.G.R.)</w:t>
       </w:r>
     </w:p>
     <w:p>
@@ -18098,7 +18058,71 @@
         <w:jc w:val="left"/>
       </w:pPr>
       <w:r>
-        <w:t xml:space="preserve">Your First YouTube Channel That Rocks</w:t>
+        <w:t xml:space="preserve">The Warning That Was Sent Too Late (The Relativistic Investigation Bureau, Book 2), Lothar J. Musiol writing as Spezala Genara Relavi (S.G.R.)</w:t>
+      </w:r>
+    </w:p>
+    <w:p>
+      <w:pPr>
+        <w:spacing w:before="0" w:after="20"/>
+        <w:ind w:left="360" w:firstLine="0" w:right="0"/>
+        <w:jc w:val="left"/>
+      </w:pPr>
+      <w:r>
+        <w:t xml:space="preserve">Schrödinger’s Paperwork (Lolly Wren’s Curious Science Adventures, Book 1), Lothar J. Musiol writing as Quentin Edmund Darling (Q.E.D.)</w:t>
+      </w:r>
+    </w:p>
+    <w:p>
+      <w:pPr>
+        <w:spacing w:before="0" w:after="20"/>
+        <w:ind w:left="360" w:firstLine="0" w:right="0"/>
+        <w:jc w:val="left"/>
+      </w:pPr>
+      <w:r>
+        <w:t xml:space="preserve">The Permitted Options (Lolly Wren’s Curious Science Adventures, Book 2), Lothar J. Musiol writing as Quentin Edmund Darling (Q.E.D.)</w:t>
+      </w:r>
+    </w:p>
+    <w:p>
+      <w:pPr>
+        <w:spacing w:before="0" w:after="20"/>
+        <w:ind w:left="360" w:firstLine="0" w:right="0"/>
+        <w:jc w:val="left"/>
+      </w:pPr>
+      <w:r>
+        <w:t xml:space="preserve">Protocol Flamingo (The Invasion Storybooks, Book 1), Lothar J. Musiol writing as George Herbert Fontaine</w:t>
+      </w:r>
+    </w:p>
+    <w:p>
+      <w:pPr>
+        <w:spacing w:before="0" w:after="20"/>
+        <w:ind w:left="360" w:firstLine="0" w:right="0"/>
+        <w:jc w:val="left"/>
+      </w:pPr>
+      <w:r>
+        <w:t xml:space="preserve">In Love with Murder, Actually: A Comic Mystery, Lothar J. Musiol writing as Romuald Livingston</w:t>
+      </w:r>
+    </w:p>
+    <w:p>
+      <w:pPr>
+        <w:keepNext/>
+        <w:spacing w:before="160" w:after="40"/>
+        <w:ind w:left="0" w:firstLine="0" w:right="0"/>
+        <w:jc w:val="left"/>
+      </w:pPr>
+      <w:r>
+        <w:rPr>
+          <w:b/>
+        </w:rPr>
+        <w:t xml:space="preserve">In German</w:t>
+      </w:r>
+    </w:p>
+    <w:p>
+      <w:pPr>
+        <w:spacing w:before="0" w:after="20"/>
+        <w:ind w:left="360" w:firstLine="0" w:right="0"/>
+        <w:jc w:val="left"/>
+      </w:pPr>
+      <w:r>
+        <w:t xml:space="preserve">Auswandern – Ab in die USA, Kanada, Australien oder Neuseeland?</w:t>
       </w:r>
     </w:p>
     <w:sectPr>

--- a/EE - SERIES/Communications_Wireless_and_SDR_Book5.docx
+++ b/EE - SERIES/Communications_Wireless_and_SDR_Book5.docx
@@ -17760,7 +17760,7 @@
         <w:rPr>
           <w:b/>
         </w:rPr>
-        <w:t xml:space="preserve">Math, Actually</w:t>
+        <w:t xml:space="preserve">More Actually Books</w:t>
       </w:r>
     </w:p>
     <w:p>
@@ -17770,7 +17770,7 @@
         <w:jc w:val="left"/>
       </w:pPr>
       <w:r>
-        <w:t xml:space="preserve">Math, Actually, Volume 1: From Arithmetic to Calculus</w:t>
+        <w:t xml:space="preserve">Gravitation, Actually: A Short Book on Gravity</w:t>
       </w:r>
     </w:p>
     <w:p>
@@ -17780,27 +17780,7 @@
         <w:jc w:val="left"/>
       </w:pPr>
       <w:r>
-        <w:t xml:space="preserve">Math, Actually, Volume 2: From Multivariable Calculus to Set Theory &amp; Logic</w:t>
-      </w:r>
-    </w:p>
-    <w:p>
-      <w:pPr>
-        <w:spacing w:before="0" w:after="20"/>
-        <w:ind w:left="360" w:firstLine="0" w:right="0"/>
-        <w:jc w:val="left"/>
-      </w:pPr>
-      <w:r>
-        <w:t xml:space="preserve">Math, Actually, Volume 3: From Differential Equations to Abstract Algebra</w:t>
-      </w:r>
-    </w:p>
-    <w:p>
-      <w:pPr>
-        <w:spacing w:before="0" w:after="20"/>
-        <w:ind w:left="360" w:firstLine="0" w:right="0"/>
-        <w:jc w:val="left"/>
-      </w:pPr>
-      <w:r>
-        <w:t xml:space="preserve">Math, Actually, Volume 4: From Category Theory to the Frontier</w:t>
+        <w:t xml:space="preserve">The Universe, Actually: What Humanity Currently Understands About Reality</w:t>
       </w:r>
     </w:p>
     <w:p>
@@ -17814,7 +17794,7 @@
         <w:rPr>
           <w:b/>
         </w:rPr>
-        <w:t xml:space="preserve">Quanta, Actually</w:t>
+        <w:t xml:space="preserve">Math, Actually</w:t>
       </w:r>
     </w:p>
     <w:p>
@@ -17824,7 +17804,7 @@
         <w:jc w:val="left"/>
       </w:pPr>
       <w:r>
-        <w:t xml:space="preserve">Quanta, Actually, Volume 1: The Quantum World</w:t>
+        <w:t xml:space="preserve">Math, Actually, Volume 1: From Arithmetic to Calculus</w:t>
       </w:r>
     </w:p>
     <w:p>
@@ -17834,7 +17814,7 @@
         <w:jc w:val="left"/>
       </w:pPr>
       <w:r>
-        <w:t xml:space="preserve">Quanta, Actually, Volume 2: The Quantum Conversation</w:t>
+        <w:t xml:space="preserve">Math, Actually, Volume 2: From Multivariable Calculus to Set Theory &amp; Logic</w:t>
       </w:r>
     </w:p>
     <w:p>
@@ -17844,7 +17824,17 @@
         <w:jc w:val="left"/>
       </w:pPr>
       <w:r>
-        <w:t xml:space="preserve">Quanta, Actually, Volume 3: Complete Quantum Electrodynamics Course</w:t>
+        <w:t xml:space="preserve">Math, Actually, Volume 3: From Differential Equations to Abstract Algebra</w:t>
+      </w:r>
+    </w:p>
+    <w:p>
+      <w:pPr>
+        <w:spacing w:before="0" w:after="20"/>
+        <w:ind w:left="360" w:firstLine="0" w:right="0"/>
+        <w:jc w:val="left"/>
+      </w:pPr>
+      <w:r>
+        <w:t xml:space="preserve">Math, Actually, Volume 4: From Category Theory to the Frontier</w:t>
       </w:r>
     </w:p>
     <w:p>
@@ -17858,7 +17848,7 @@
         <w:rPr>
           <w:b/>
         </w:rPr>
-        <w:t xml:space="preserve">Science Sparks</w:t>
+        <w:t xml:space="preserve">Quantum, Actually</w:t>
       </w:r>
     </w:p>
     <w:p>
@@ -17868,7 +17858,17 @@
         <w:jc w:val="left"/>
       </w:pPr>
       <w:r>
-        <w:t xml:space="preserve">Science Sparks: Physics, Life, and Mathematics — The Same Few Rules, Told in Highlights</w:t>
+        <w:t xml:space="preserve">Quantum, Actually, Volume 1: Questions and Answers from the Double Slit to the Superconducting Wire</w:t>
+      </w:r>
+    </w:p>
+    <w:p>
+      <w:pPr>
+        <w:spacing w:before="0" w:after="20"/>
+        <w:ind w:left="360" w:firstLine="0" w:right="0"/>
+        <w:jc w:val="left"/>
+      </w:pPr>
+      <w:r>
+        <w:t xml:space="preserve">Quantum, Actually, Volume 2: A QED Course</w:t>
       </w:r>
     </w:p>
     <w:p>
@@ -17882,7 +17882,7 @@
         <w:rPr>
           <w:b/>
         </w:rPr>
-        <w:t xml:space="preserve">Look First</w:t>
+        <w:t xml:space="preserve">Science Sparks</w:t>
       </w:r>
     </w:p>
     <w:p>
@@ -17892,17 +17892,7 @@
         <w:jc w:val="left"/>
       </w:pPr>
       <w:r>
-        <w:t xml:space="preserve">Look First, Volume 1: The Universe Has No Now</w:t>
-      </w:r>
-    </w:p>
-    <w:p>
-      <w:pPr>
-        <w:spacing w:before="0" w:after="20"/>
-        <w:ind w:left="360" w:firstLine="0" w:right="0"/>
-        <w:jc w:val="left"/>
-      </w:pPr>
-      <w:r>
-        <w:t xml:space="preserve">Look First, Volume 2: A Trip Is Not a New Life</w:t>
+        <w:t xml:space="preserve">Science Sparks: Physics, Life, and Mathematics — The Same Few Rules, Told in Highlights</w:t>
       </w:r>
     </w:p>
     <w:p>
@@ -17916,7 +17906,7 @@
         <w:rPr>
           <w:b/>
         </w:rPr>
-        <w:t xml:space="preserve">Electrical Engineering Series</w:t>
+        <w:t xml:space="preserve">Look First</w:t>
       </w:r>
     </w:p>
     <w:p>
@@ -17926,7 +17916,7 @@
         <w:jc w:val="left"/>
       </w:pPr>
       <w:r>
-        <w:t xml:space="preserve">Foundations of Electronics (Book 1)</w:t>
+        <w:t xml:space="preserve">Look First, Volume 1: The Universe Has No Now</w:t>
       </w:r>
     </w:p>
     <w:p>
@@ -17936,57 +17926,7 @@
         <w:jc w:val="left"/>
       </w:pPr>
       <w:r>
-        <w:t xml:space="preserve">Circuits, Components, and Control (Book 2)</w:t>
-      </w:r>
-    </w:p>
-    <w:p>
-      <w:pPr>
-        <w:spacing w:before="0" w:after="20"/>
-        <w:ind w:left="360" w:firstLine="0" w:right="0"/>
-        <w:jc w:val="left"/>
-      </w:pPr>
-      <w:r>
-        <w:t xml:space="preserve">Semiconductor Physics and Devices (Book 3)</w:t>
-      </w:r>
-    </w:p>
-    <w:p>
-      <w:pPr>
-        <w:spacing w:before="0" w:after="20"/>
-        <w:ind w:left="360" w:firstLine="0" w:right="0"/>
-        <w:jc w:val="left"/>
-      </w:pPr>
-      <w:r>
-        <w:t xml:space="preserve">RF, Microwave, and Transceivers (Book 4)</w:t>
-      </w:r>
-    </w:p>
-    <w:p>
-      <w:pPr>
-        <w:spacing w:before="0" w:after="20"/>
-        <w:ind w:left="360" w:firstLine="0" w:right="0"/>
-        <w:jc w:val="left"/>
-      </w:pPr>
-      <w:r>
-        <w:t xml:space="preserve">Communications, Wireless, and SDR (Book 5)</w:t>
-      </w:r>
-    </w:p>
-    <w:p>
-      <w:pPr>
-        <w:spacing w:before="0" w:after="20"/>
-        <w:ind w:left="360" w:firstLine="0" w:right="0"/>
-        <w:jc w:val="left"/>
-      </w:pPr>
-      <w:r>
-        <w:t xml:space="preserve">Power and Energy (Book 6)</w:t>
-      </w:r>
-    </w:p>
-    <w:p>
-      <w:pPr>
-        <w:spacing w:before="0" w:after="20"/>
-        <w:ind w:left="360" w:firstLine="0" w:right="0"/>
-        <w:jc w:val="left"/>
-      </w:pPr>
-      <w:r>
-        <w:t xml:space="preserve">Packaging, Layout, EMC, and Test (Book 7)</w:t>
+        <w:t xml:space="preserve">Look First, Volume 2: A Trip Is Not a New Life</w:t>
       </w:r>
     </w:p>
     <w:p>
@@ -18000,7 +17940,7 @@
         <w:rPr>
           <w:b/>
         </w:rPr>
-        <w:t xml:space="preserve">History</w:t>
+        <w:t xml:space="preserve">Electrical Engineering Series</w:t>
       </w:r>
     </w:p>
     <w:p>
@@ -18010,7 +17950,57 @@
         <w:jc w:val="left"/>
       </w:pPr>
       <w:r>
-        <w:t xml:space="preserve">The Dolphins' View of History</w:t>
+        <w:t xml:space="preserve">Foundations of Electronics (Book 1)</w:t>
+      </w:r>
+    </w:p>
+    <w:p>
+      <w:pPr>
+        <w:spacing w:before="0" w:after="20"/>
+        <w:ind w:left="360" w:firstLine="0" w:right="0"/>
+        <w:jc w:val="left"/>
+      </w:pPr>
+      <w:r>
+        <w:t xml:space="preserve">Circuits, Components, and Control (Book 2)</w:t>
+      </w:r>
+    </w:p>
+    <w:p>
+      <w:pPr>
+        <w:spacing w:before="0" w:after="20"/>
+        <w:ind w:left="360" w:firstLine="0" w:right="0"/>
+        <w:jc w:val="left"/>
+      </w:pPr>
+      <w:r>
+        <w:t xml:space="preserve">Semiconductor Physics and Devices (Book 3)</w:t>
+      </w:r>
+    </w:p>
+    <w:p>
+      <w:pPr>
+        <w:spacing w:before="0" w:after="20"/>
+        <w:ind w:left="360" w:firstLine="0" w:right="0"/>
+        <w:jc w:val="left"/>
+      </w:pPr>
+      <w:r>
+        <w:t xml:space="preserve">RF, Microwave, and Transceivers (Book 4)</w:t>
+      </w:r>
+    </w:p>
+    <w:p>
+      <w:pPr>
+        <w:spacing w:before="0" w:after="20"/>
+        <w:ind w:left="360" w:firstLine="0" w:right="0"/>
+        <w:jc w:val="left"/>
+      </w:pPr>
+      <w:r>
+        <w:t xml:space="preserve">Power and Energy (Book 6)</w:t>
+      </w:r>
+    </w:p>
+    <w:p>
+      <w:pPr>
+        <w:spacing w:before="0" w:after="20"/>
+        <w:ind w:left="360" w:firstLine="0" w:right="0"/>
+        <w:jc w:val="left"/>
+      </w:pPr>
+      <w:r>
+        <w:t xml:space="preserve">Packaging, Layout, EMC, and Test (Book 7)</w:t>
       </w:r>
     </w:p>
     <w:p>
@@ -18024,7 +18014,7 @@
         <w:rPr>
           <w:b/>
         </w:rPr>
-        <w:t xml:space="preserve">Fiction</w:t>
+        <w:t xml:space="preserve">History</w:t>
       </w:r>
     </w:p>
     <w:p>
@@ -18034,47 +18024,7 @@
         <w:jc w:val="left"/>
       </w:pPr>
       <w:r>
-        <w:t xml:space="preserve">The Murder That Hadn't Happened Yet (The Relativistic Investigation Bureau, Book 1)</w:t>
-      </w:r>
-    </w:p>
-    <w:p>
-      <w:pPr>
-        <w:spacing w:before="0" w:after="20"/>
-        <w:ind w:left="360" w:firstLine="0" w:right="0"/>
-        <w:jc w:val="left"/>
-      </w:pPr>
-      <w:r>
-        <w:t xml:space="preserve">The Warning That Was Sent Too Late (The Relativistic Investigation Bureau, Book 2)</w:t>
-      </w:r>
-    </w:p>
-    <w:p>
-      <w:pPr>
-        <w:spacing w:before="0" w:after="20"/>
-        <w:ind w:left="360" w:firstLine="0" w:right="0"/>
-        <w:jc w:val="left"/>
-      </w:pPr>
-      <w:r>
-        <w:t xml:space="preserve">Schrödinger’s Paperwork (Lolly Wren’s Curious Science Adventures, Book 1)</w:t>
-      </w:r>
-    </w:p>
-    <w:p>
-      <w:pPr>
-        <w:spacing w:before="0" w:after="20"/>
-        <w:ind w:left="360" w:firstLine="0" w:right="0"/>
-        <w:jc w:val="left"/>
-      </w:pPr>
-      <w:r>
-        <w:t xml:space="preserve">The Permitted Options (Lolly Wren’s Curious Science Adventures, Book 2)</w:t>
-      </w:r>
-    </w:p>
-    <w:p>
-      <w:pPr>
-        <w:spacing w:before="0" w:after="20"/>
-        <w:ind w:left="360" w:firstLine="0" w:right="0"/>
-        <w:jc w:val="left"/>
-      </w:pPr>
-      <w:r>
-        <w:t xml:space="preserve">Protocol Flamingo (The Invasion Storybooks, Book 1), as George Herbert Fontaine</w:t>
+        <w:t xml:space="preserve">The Dolphins’ View of History</w:t>
       </w:r>
     </w:p>
     <w:p>
@@ -18088,7 +18038,7 @@
         <w:rPr>
           <w:b/>
         </w:rPr>
-        <w:t xml:space="preserve">How-To</w:t>
+        <w:t xml:space="preserve">Fiction</w:t>
       </w:r>
     </w:p>
     <w:p>
@@ -18098,7 +18048,7 @@
         <w:jc w:val="left"/>
       </w:pPr>
       <w:r>
-        <w:t xml:space="preserve">Your First Book That Sells</w:t>
+        <w:t xml:space="preserve">The Murder That Hadn’t Happened Yet (The Relativistic Investigation Bureau, Book 1), Lothar J. Musiol writing as Spezala Genara Relavi (S.G.R.)</w:t>
       </w:r>
     </w:p>
     <w:p>
@@ -18108,7 +18058,71 @@
         <w:jc w:val="left"/>
       </w:pPr>
       <w:r>
-        <w:t xml:space="preserve">Your First YouTube Channel That Rocks</w:t>
+        <w:t xml:space="preserve">The Warning That Was Sent Too Late (The Relativistic Investigation Bureau, Book 2), Lothar J. Musiol writing as Spezala Genara Relavi (S.G.R.)</w:t>
+      </w:r>
+    </w:p>
+    <w:p>
+      <w:pPr>
+        <w:spacing w:before="0" w:after="20"/>
+        <w:ind w:left="360" w:firstLine="0" w:right="0"/>
+        <w:jc w:val="left"/>
+      </w:pPr>
+      <w:r>
+        <w:t xml:space="preserve">Schrödinger’s Paperwork (Lolly Wren’s Curious Science Adventures, Book 1), Lothar J. Musiol writing as Quentin Edmund Darling (Q.E.D.)</w:t>
+      </w:r>
+    </w:p>
+    <w:p>
+      <w:pPr>
+        <w:spacing w:before="0" w:after="20"/>
+        <w:ind w:left="360" w:firstLine="0" w:right="0"/>
+        <w:jc w:val="left"/>
+      </w:pPr>
+      <w:r>
+        <w:t xml:space="preserve">The Permitted Options (Lolly Wren’s Curious Science Adventures, Book 2), Lothar J. Musiol writing as Quentin Edmund Darling (Q.E.D.)</w:t>
+      </w:r>
+    </w:p>
+    <w:p>
+      <w:pPr>
+        <w:spacing w:before="0" w:after="20"/>
+        <w:ind w:left="360" w:firstLine="0" w:right="0"/>
+        <w:jc w:val="left"/>
+      </w:pPr>
+      <w:r>
+        <w:t xml:space="preserve">Protocol Flamingo (The Invasion Storybooks, Book 1), Lothar J. Musiol writing as George Herbert Fontaine</w:t>
+      </w:r>
+    </w:p>
+    <w:p>
+      <w:pPr>
+        <w:spacing w:before="0" w:after="20"/>
+        <w:ind w:left="360" w:firstLine="0" w:right="0"/>
+        <w:jc w:val="left"/>
+      </w:pPr>
+      <w:r>
+        <w:t xml:space="preserve">In Love with Murder, Actually: A Comic Mystery, Lothar J. Musiol writing as Romuald Livingston</w:t>
+      </w:r>
+    </w:p>
+    <w:p>
+      <w:pPr>
+        <w:keepNext/>
+        <w:spacing w:before="160" w:after="40"/>
+        <w:ind w:left="0" w:firstLine="0" w:right="0"/>
+        <w:jc w:val="left"/>
+      </w:pPr>
+      <w:r>
+        <w:rPr>
+          <w:b/>
+        </w:rPr>
+        <w:t xml:space="preserve">In German</w:t>
+      </w:r>
+    </w:p>
+    <w:p>
+      <w:pPr>
+        <w:spacing w:before="0" w:after="20"/>
+        <w:ind w:left="360" w:firstLine="0" w:right="0"/>
+        <w:jc w:val="left"/>
+      </w:pPr>
+      <w:r>
+        <w:t xml:space="preserve">Auswandern – Ab in die USA, Kanada, Australien oder Neuseeland?</w:t>
       </w:r>
     </w:p>
     <w:sectPr>

--- a/EE - SERIES/Communications_Wireless_and_SDR_Book5.docx
+++ b/EE - SERIES/Communications_Wireless_and_SDR_Book5.docx
@@ -17682,6 +17682,31 @@
           <w:i w:val="0"/>
         </w:rPr>
         <w:t>Analog Devices AD9361/AD9363, Ettus Research USRP B210, Great Scott Gadgets HackRF One, and RTL-SDR Blog documentation for the hardware of Chapter 8.</w:t>
+      </w:r>
+    </w:p>
+    <w:p>
+      <w:pPr>
+        <w:pStyle w:val="Heading1"/>
+      </w:pPr>
+      <w:r>
+        <w:rPr>
+          <w:i w:val="0"/>
+        </w:rPr>
+        <w:t xml:space="preserve">About the Author</w:t>
+      </w:r>
+    </w:p>
+    <w:p>
+      <w:pPr/>
+      <w:r>
+        <w:rPr/>
+        <w:t xml:space="preserve">Lothar J. Musiol is a graduate of Munich University of Applied Sciences who spent more than forty years in the semiconductor industry, first at Germany's largest company in the field, then at a string of American start-ups. He studied physics alongside all of it, seriously enough to know exactly how much he is simplifying. Dual citizenship, put to its most sensible use, lets him split his time between San Clemente, California, and Passau, Bavaria, where Austria begins at the garden fence. The household includes one married daughter, one grumpy Teacup Pomeranian named Gucci, and eleven chickens, listed in order of seniority rather than volume.</w:t>
+      </w:r>
+    </w:p>
+    <w:p>
+      <w:pPr/>
+      <w:r>
+        <w:rPr/>
+        <w:t xml:space="preserve">He writes to make complex ideas clearer and more engaging than most treatments manage, without ever pretending they are simpler than they actually are.</w:t>
       </w:r>
     </w:p>
     <w:p>

--- a/EE - SERIES/Communications_Wireless_and_SDR_Book5.docx
+++ b/EE - SERIES/Communications_Wireless_and_SDR_Book5.docx
@@ -18269,7 +18269,7 @@
         <w:jc w:val="left"/>
       </w:pPr>
       <w:r>
-        <w:t xml:space="preserve">In Love with Murder, Actually: A Comic Mystery, Lothar J. Musiol writing as Romuald Livingston</w:t>
+        <w:t xml:space="preserve">In Love with Murder, Actually: A Derailed Mystery in Provence, Lothar J. Musiol writing as Romuald Livingston</w:t>
       </w:r>
     </w:p>
     <w:p>

--- a/EE - SERIES/Communications_Wireless_and_SDR_Book5.docx
+++ b/EE - SERIES/Communications_Wireless_and_SDR_Book5.docx
@@ -17941,7 +17941,7 @@
         <w:jc w:val="left"/>
       </w:pPr>
       <w:r>
-        <w:t xml:space="preserve">Gravitation, Actually: A Short Book on Gravity</w:t>
+        <w:t xml:space="preserve">Gravity, Actually: Einstein’s Relativity in Plain Words: Falling, Time, Black Holes, and the Waves We Finally Heard</w:t>
       </w:r>
     </w:p>
     <w:p>

--- a/EE - SERIES/Communications_Wireless_and_SDR_Book5.docx
+++ b/EE - SERIES/Communications_Wireless_and_SDR_Book5.docx
@@ -485,6 +485,29 @@
       </w:r>
     </w:p>
     <w:p>
+      <w:pPr>
+        <w:spacing w:after="160"/>
+      </w:pPr>
+      <w:r>
+        <w:t xml:space="preserve">A deep-space probe and a Wi-Fi router both obey the same formula, and they get opposite advice from it. Give the probe a hundred times more bandwidth, from 10 kHz to 1 MHz, and its capacity rises only from 10.0 to 14.36 kbit/s, a 44 % gain for a hundredfold spend. Give the router 10 dB more signal and it gains more than three bits per second for every hertz it already has. Which advice fits your link is the first question of this book.</w:t>
+      </w:r>
+    </w:p>
+    <w:p>
+      <w:pPr>
+        <w:spacing w:after="200"/>
+      </w:pPr>
+      <w:r>
+        <w:rPr>
+          <w:b/>
+          <w:bCs/>
+        </w:rPr>
+        <w:t xml:space="preserve">Where you meet this: </w:t>
+      </w:r>
+      <w:r>
+        <w:t xml:space="preserve">Every data sheet that quotes bit/s/Hz, every link budget that ends in Eb/N0, and every argument about whether a link needs more power or more spectrum.</w:t>
+      </w:r>
+    </w:p>
+    <w:p>
       <w:pPr/>
       <w:r>
         <w:rPr>
@@ -816,7 +839,7 @@
         <w:rPr>
           <w:i w:val="0"/>
         </w:rPr>
-        <w:t>An FM broadcast transmitter is modulated by a 1 kHz tone at the full 75 kHz deviation. Find the Carson bandwidth, and compare it with the bandwidth of the full-audio programme.</w:t>
+        <w:t xml:space="preserve">An FM broadcast transmitter is modulated by a 1 kHz tone at the full 75 kHz deviation. Find the Carson bandwidth, and compare it with the bandwidth of the full-audio program.</w:t>
       </w:r>
     </w:p>
     <w:p>
@@ -831,7 +854,7 @@
         <w:rPr>
           <w:i w:val="0"/>
         </w:rPr>
-        <w:t>For a 1 kHz tone B ≈ 2(75 + 1) = 152 kHz; for programme audio up to 15 kHz, 180 kHz. Deviation, not audio bandwidth, dominates: the modulation index Δf/fm is 75 for the tone and 5 for the highest audio frequency, so in both cases the signal is wideband FM, and the stereo pilot at 19 kHz and the subcarrier to 53 kHz add only a little on top.</w:t>
+        <w:t xml:space="preserve">For a 1 kHz tone B ≈ 2(75 + 1) = 152 kHz; for program audio up to 15 kHz, 180 kHz. Deviation, not audio bandwidth, dominates: the modulation index Δf/fm is 75 for the tone and 5 for the highest audio frequency, so in both cases the signal is wideband FM. Stereo adds a multiplex signal that extends to 53 kHz, which widens the Carson estimate to 2(75 + 53) = 256 kHz, more than the 200 kHz channel raster; that is one reason stations in the same area are not placed on adjacent channels.</w:t>
       </w:r>
     </w:p>
     <w:p>
@@ -867,6 +890,62 @@
     </w:p>
     <w:p>
       <w:pPr>
+        <w:spacing w:after="60" w:before="200"/>
+        <w:jc w:val="center"/>
+      </w:pPr>
+      <w:r>
+        <w:drawing>
+          <wp:inline xmlns:a="http://schemas.openxmlformats.org/drawingml/2006/main" xmlns:pic="http://schemas.openxmlformats.org/drawingml/2006/picture">
+            <wp:extent cx="5120640" cy="2688336"/>
+            <wp:docPr id="1" name="Picture 1" descr="Two plots. Left: spectral efficiency in bit per second per hertz against SNR from minus 10 to 40 decibels, rising almost linearly at high SNR, with points at 20 decibels, 6.66, and 30.1 decibels, 10. Right: capacity in kilobits per second against bandwidth on a log axis from 100 hertz to 10 megahertz for a fixed signal-to-noise density of 40 decibel-hertz; the curve rises and flattens toward a dashed ceiling of 14.4 kilobits per second, with points at 10 kilohertz, 10.0, and 1 megahertz, 14.36." title="Figure 1.?"/>
+            <wp:cNvGraphicFramePr>
+              <a:graphicFrameLocks noChangeAspect="1"/>
+            </wp:cNvGraphicFramePr>
+            <a:graphic>
+              <a:graphicData uri="http://schemas.openxmlformats.org/drawingml/2006/picture">
+                <pic:pic>
+                  <pic:nvPicPr>
+                    <pic:cNvPr id="0" name="b5_shannon.png"/>
+                    <pic:cNvPicPr/>
+                  </pic:nvPicPr>
+                  <pic:blipFill>
+                    <a:blip r:embed="rId9"/>
+                    <a:stretch>
+                      <a:fillRect/>
+                    </a:stretch>
+                  </pic:blipFill>
+                  <pic:spPr>
+                    <a:xfrm>
+                      <a:off x="0" y="0"/>
+                      <a:ext cx="5120640" cy="2688336"/>
+                    </a:xfrm>
+                    <a:prstGeom prst="rect"/>
+                  </pic:spPr>
+                </pic:pic>
+              </a:graphicData>
+            </a:graphic>
+          </wp:inline>
+        </w:drawing>
+      </w:r>
+    </w:p>
+    <w:p>
+      <w:pPr>
+        <w:spacing w:after="200"/>
+        <w:jc w:val="center"/>
+      </w:pPr>
+      <w:r>
+        <w:rPr>
+          <w:i/>
+          <w:iCs/>
+          <w:color w:val="555555"/>
+          <w:sz w:val="19"/>
+          <w:szCs w:val="19"/>
+        </w:rPr>
+        <w:t xml:space="preserve">Figure 1.1 — The two regimes of Shannon's formula. Left: at high SNR every 3 dB adds about one bit/s/Hz (6.66 at 20 dB, 10 at 30.1 dB). Right: at S/N0 = 40 dB-Hz, widening the band from 10 kHz to 1 MHz raises capacity only from 10.0 to 14.36 kbit/s, close to the ceiling of 14.4 kbit/s.</w:t>
+      </w:r>
+    </w:p>
+    <w:p>
+      <w:pPr>
         <w:pStyle w:val="Heading2"/>
       </w:pPr>
       <w:r>
@@ -903,7 +982,7 @@
         <w:rPr>
           <w:i w:val="0"/>
         </w:rPr>
-        <w:t>S/N0 = 10⁴ Hz. The ceiling is 1.44 × 10⁴ = 14.4 kbit/s. In 10 kHz the SNR is 1, so C = 10⁴ log₂2 = 10.0 kbit/s, already 69 % of the ceiling. In 1 MHz the SNR is 0.01 and C = 10⁶ log₂1.01 = 14.3 kbit/s: a hundred times the bandwidth buys 43 % more. The probe is power-limited, and its designers spend effort on antenna gain and low-noise receivers, not bandwidth.</w:t>
+        <w:t xml:space="preserve">S/N0 = 10⁴ Hz. The ceiling is 1.44 × 10⁴ = 14.4 kbit/s. In 10 kHz the SNR is 1, so C = 10⁴ log₂2 = 10.0 kbit/s, already 69 % of the ceiling. In 1 MHz the SNR is 0.01 and C = 10⁶ log₂1.01 = 14.36 kbit/s: a hundred times the bandwidth buys 44 % more. The probe is power-limited, and its designers spend effort on antenna gain and low-noise receivers, not bandwidth.</w:t>
       </w:r>
     </w:p>
     <w:p>
@@ -937,6 +1016,28 @@
     </w:p>
     <w:p>
       <w:pPr>
+        <w:shd w:fill="E8F1E4" w:val="clear"/>
+        <w:spacing w:after="80" w:before="120"/>
+      </w:pPr>
+      <w:r>
+        <w:rPr>
+          <w:b/>
+          <w:bCs/>
+        </w:rPr>
+        <w:t xml:space="preserve">From the Bench</w:t>
+      </w:r>
+    </w:p>
+    <w:p>
+      <w:pPr>
+        <w:shd w:fill="E8F1E4" w:val="clear"/>
+        <w:spacing w:after="120"/>
+      </w:pPr>
+      <w:r>
+        <w:t xml:space="preserve">Before you design anything, write down S/N0 for the link in dB-Hz and compare it with the bandwidth you plan to use. If the SNR in that bandwidth is below 0 dB you are power-limited, and extra bandwidth will buy very little; spend your effort on coding, antennas, and receiver noise. If it is above 10 dB you are bandwidth-limited, and denser constellations and more streams are where the bits come from.</w:t>
+      </w:r>
+    </w:p>
+    <w:p>
+      <w:pPr>
         <w:pStyle w:val="Heading2"/>
       </w:pPr>
       <w:r>
@@ -1094,6 +1195,104 @@
           <w:i w:val="0"/>
         </w:rPr>
         <w:t>Find the capacity ceiling of a link with S/N0 = 50 dB-Hz.</w:t>
+      </w:r>
+    </w:p>
+    <w:p>
+      <w:pPr>
+        <w:pStyle w:val="Heading3"/>
+        <w:spacing w:after="120" w:before="280"/>
+      </w:pPr>
+      <w:r>
+        <w:t xml:space="preserve">What You’ll Actually Use</w:t>
+      </w:r>
+    </w:p>
+    <w:p>
+      <w:pPr>
+        <w:spacing w:after="60"/>
+      </w:pPr>
+      <w:r>
+        <w:rPr>
+          <w:b/>
+          <w:bCs/>
+        </w:rPr>
+        <w:t xml:space="preserve">Everyday working tools</w:t>
+      </w:r>
+    </w:p>
+    <w:p>
+      <w:pPr>
+        <w:pStyle w:val="ListParagraph"/>
+        <w:numPr>
+          <w:ilvl w:val="0"/>
+          <w:numId w:val="1"/>
+        </w:numPr>
+        <w:spacing w:after="60"/>
+      </w:pPr>
+      <w:r>
+        <w:t xml:space="preserve">Shannon's C = B log₂(1 + SNR) as a ceiling to check claims against.</w:t>
+      </w:r>
+    </w:p>
+    <w:p>
+      <w:pPr>
+        <w:pStyle w:val="ListParagraph"/>
+        <w:numPr>
+          <w:ilvl w:val="0"/>
+          <w:numId w:val="1"/>
+        </w:numPr>
+        <w:spacing w:after="60"/>
+      </w:pPr>
+      <w:r>
+        <w:t xml:space="preserve">Eb/N0 and its link to SNR through the spectral efficiency.</w:t>
+      </w:r>
+    </w:p>
+    <w:p>
+      <w:pPr>
+        <w:pStyle w:val="ListParagraph"/>
+        <w:numPr>
+          <w:ilvl w:val="0"/>
+          <w:numId w:val="1"/>
+        </w:numPr>
+        <w:spacing w:after="60"/>
+      </w:pPr>
+      <w:r>
+        <w:t xml:space="preserve">The power-limited versus bandwidth-limited test.</w:t>
+      </w:r>
+    </w:p>
+    <w:p>
+      <w:pPr>
+        <w:spacing w:after="60" w:before="120"/>
+      </w:pPr>
+      <w:r>
+        <w:rPr>
+          <w:b/>
+          <w:bCs/>
+        </w:rPr>
+        <w:t xml:space="preserve">Mostly for exams and deeper study</w:t>
+      </w:r>
+    </w:p>
+    <w:p>
+      <w:pPr>
+        <w:pStyle w:val="ListParagraph"/>
+        <w:numPr>
+          <w:ilvl w:val="0"/>
+          <w:numId w:val="1"/>
+        </w:numPr>
+        <w:spacing w:after="60"/>
+      </w:pPr>
+      <w:r>
+        <w:t xml:space="preserve">The proof of the capacity theorem.</w:t>
+      </w:r>
+    </w:p>
+    <w:p>
+      <w:pPr>
+        <w:pStyle w:val="ListParagraph"/>
+        <w:numPr>
+          <w:ilvl w:val="0"/>
+          <w:numId w:val="1"/>
+        </w:numPr>
+        <w:spacing w:after="60"/>
+      </w:pPr>
+      <w:r>
+        <w:t xml:space="preserve">Capacity of channels other than additive white Gaussian noise.</w:t>
       </w:r>
     </w:p>
     <w:p>
@@ -1110,6 +1309,29 @@
       </w:r>
     </w:p>
     <w:p>
+      <w:pPr>
+        <w:spacing w:after="160"/>
+      </w:pPr>
+      <w:r>
+        <w:t xml:space="preserve">Here is a puzzle from a real bench: a receiver sampling at 50 MS/s shows a strong tone at 20 MHz, yet nothing is transmitting at 20 MHz. The culprit is a 70 MHz signal that slipped past a weak anti-alias filter. Sampled at 50 MS/s, 70 MHz lands exactly where 20 MHz would. After the sampler the two are the same numbers, and no software can tell them apart.</w:t>
+      </w:r>
+    </w:p>
+    <w:p>
+      <w:pPr>
+        <w:spacing w:after="200"/>
+      </w:pPr>
+      <w:r>
+        <w:rPr>
+          <w:b/>
+          <w:bCs/>
+        </w:rPr>
+        <w:t xml:space="preserve">Where you meet this: </w:t>
+      </w:r>
+      <w:r>
+        <w:t xml:space="preserve">Every ADC in a radio, every SDR's sample-rate setting, every I/Q recording file, and every spectrum display that shows negative frequencies.</w:t>
+      </w:r>
+    </w:p>
+    <w:p>
       <w:pPr/>
       <w:r>
         <w:rPr>
@@ -1395,7 +1617,7 @@
         <w:rPr>
           <w:i w:val="0"/>
         </w:rPr>
-        <w:t>The sampling theorem asks for a rate above twice the bandwidth, not twice the highest frequency. A signal confined to a band from fL to fH can be sampled below 2fH, as long as no alias of the band lands on top of another. The band is then folded down intact to a lower frequency. The valid rates are those that satisfy the inequality below for some integer n from 1 up to the largest value of fH/(fH − fL). For even n the folded band is spectrally inverted, which the digital processing simply corrects by negating Q.</w:t>
+        <w:t xml:space="preserve">The sampling theorem asks for a rate above twice the bandwidth, not twice the highest frequency. A signal confined to a band from fL to fH can be sampled below 2fH, as long as no alias of the band lands on top of another. The band is then folded down intact to a lower frequency. The valid rates are those that satisfy the inequality below for some integer n from 1 up to the largest value of fH/(fH − fL). For even n the folded band is spectrally inverted, which the digital processing corrects by negating Q.</w:t>
       </w:r>
     </w:p>
     <w:p>
@@ -1410,6 +1632,62 @@
       </w:r>
     </w:p>
     <w:p>
+      <w:pPr>
+        <w:spacing w:after="60" w:before="200"/>
+        <w:jc w:val="center"/>
+      </w:pPr>
+      <w:r>
+        <w:drawing>
+          <wp:inline xmlns:a="http://schemas.openxmlformats.org/drawingml/2006/main" xmlns:pic="http://schemas.openxmlformats.org/drawingml/2006/picture">
+            <wp:extent cx="5120640" cy="3072384"/>
+            <wp:docPr id="2" name="Picture 2" descr="Top: a sample-rate axis from 30 to 200 megasamples per second with green bars marking valid ranges: exactly 40 for n equals 4, 53.3 to 60 for n equals 3, 80 to 120 for n equals 2 with 100 marked as chosen, and above 160 for n equals 1. Bottom: a frequency axis from 0 to 100 megahertz; the original band 60 to 80 megahertz is a blue block with a rising line, its folded image 20 to 40 megahertz is a red block with a falling line to show inversion, a dashed line marks half the sample rate at 50 megahertz, and arrows mark guards of 20 megahertz below and 10 megahertz on each side of 50." title="Figure 2.?"/>
+            <wp:cNvGraphicFramePr>
+              <a:graphicFrameLocks noChangeAspect="1"/>
+            </wp:cNvGraphicFramePr>
+            <a:graphic>
+              <a:graphicData uri="http://schemas.openxmlformats.org/drawingml/2006/picture">
+                <pic:pic>
+                  <pic:nvPicPr>
+                    <pic:cNvPr id="0" name="b5_bandpass.png"/>
+                    <pic:cNvPicPr/>
+                  </pic:nvPicPr>
+                  <pic:blipFill>
+                    <a:blip r:embed="rId10"/>
+                    <a:stretch>
+                      <a:fillRect/>
+                    </a:stretch>
+                  </pic:blipFill>
+                  <pic:spPr>
+                    <a:xfrm>
+                      <a:off x="0" y="0"/>
+                      <a:ext cx="5120640" cy="3072384"/>
+                    </a:xfrm>
+                    <a:prstGeom prst="rect"/>
+                  </pic:spPr>
+                </pic:pic>
+              </a:graphicData>
+            </a:graphic>
+          </wp:inline>
+        </w:drawing>
+      </w:r>
+    </w:p>
+    <w:p>
+      <w:pPr>
+        <w:spacing w:after="200"/>
+        <w:jc w:val="center"/>
+      </w:pPr>
+      <w:r>
+        <w:rPr>
+          <w:i/>
+          <w:iCs/>
+          <w:color w:val="555555"/>
+          <w:sz w:val="19"/>
+          <w:szCs w:val="19"/>
+        </w:rPr>
+        <w:t xml:space="preserve">Figure 2.1 — Bandpass sampling of a 60-80 MHz band (Worked Example 2.4). Top: the sample rates that avoid aliasing, one range per zone n. Bottom: at 100 MS/s the band folds to 20-40 MHz, inverted, with guards of 20 MHz to the folded edge at 0 Hz and 10 MHz to the edge at 50 MHz.</w:t>
+      </w:r>
+    </w:p>
+    <w:p>
       <w:pPr/>
       <w:r>
         <w:rPr>
@@ -1507,7 +1785,7 @@
         <w:rPr>
           <w:i w:val="0"/>
         </w:rPr>
-        <w:t>Here fH/(fH − fL) = 80/20 = 4, so n runs from 1 to 4. For n = 1 any rate above 160 MS/s works. For n = 2 the range is 80 to 120 MS/s; for n = 3, 53.3 to 60 MS/s; for n = 4 only exactly 40 MS/s, which leaves no guard band at all. A rate of 100 MS/s sits in the middle of the n = 2 range. The band folds to 20 to 40 MHz, inverted, with 20 MHz of guard to the folded edges at 0 and 50 MHz, room for a real bandpass filter.</w:t>
+        <w:t xml:space="preserve">Here fH/(fH − fL) = 80/20 = 4, so n runs from 1 to 4. For n = 1 any rate above 160 MS/s works. For n = 2 the range is 80 to 120 MS/s; for n = 3, 53.3 to 60 MS/s; for n = 4 only exactly 40 MS/s, which leaves no guard band at all. A rate of 100 MS/s sits in the middle of the n = 2 range. The band folds to 20 to 40 MHz, inverted, with guards of 20 MHz to the folded edge at 0 Hz and 10 MHz to the edge at 50 MHz, room for a real bandpass filter.</w:t>
       </w:r>
     </w:p>
     <w:p>
@@ -1634,6 +1912,28 @@
     </w:p>
     <w:p>
       <w:pPr>
+        <w:shd w:fill="E8F1E4" w:val="clear"/>
+        <w:spacing w:after="80" w:before="120"/>
+      </w:pPr>
+      <w:r>
+        <w:rPr>
+          <w:b/>
+          <w:bCs/>
+        </w:rPr>
+        <w:t xml:space="preserve">From the Bench</w:t>
+      </w:r>
+    </w:p>
+    <w:p>
+      <w:pPr>
+        <w:shd w:fill="E8F1E4" w:val="clear"/>
+        <w:spacing w:after="120"/>
+      </w:pPr>
+      <w:r>
+        <w:t xml:space="preserve">When a mystery tone appears, change the sample rate slightly and watch it. A real signal stays put on the frequency axis; an alias moves, and how far it moves tells you which zone it came from. A spike at exactly 0 Hz on a zero-IF receiver is usually DC offset or LO leakage, not a signal, and a mirror image of a strong signal on the opposite side of zero is I/Q imbalance.</w:t>
+      </w:r>
+    </w:p>
+    <w:p>
+      <w:pPr>
         <w:pStyle w:val="Heading2"/>
       </w:pPr>
       <w:r>
@@ -1791,6 +2091,104 @@
           <w:i w:val="0"/>
         </w:rPr>
         <w:t>What accumulator width gives an NCO at 245.76 MS/s a resolution better than 0.1 Hz?</w:t>
+      </w:r>
+    </w:p>
+    <w:p>
+      <w:pPr>
+        <w:pStyle w:val="Heading3"/>
+        <w:spacing w:after="120" w:before="280"/>
+      </w:pPr>
+      <w:r>
+        <w:t xml:space="preserve">What You’ll Actually Use</w:t>
+      </w:r>
+    </w:p>
+    <w:p>
+      <w:pPr>
+        <w:spacing w:after="60"/>
+      </w:pPr>
+      <w:r>
+        <w:rPr>
+          <w:b/>
+          <w:bCs/>
+        </w:rPr>
+        <w:t xml:space="preserve">Everyday working tools</w:t>
+      </w:r>
+    </w:p>
+    <w:p>
+      <w:pPr>
+        <w:pStyle w:val="ListParagraph"/>
+        <w:numPr>
+          <w:ilvl w:val="0"/>
+          <w:numId w:val="1"/>
+        </w:numPr>
+        <w:spacing w:after="60"/>
+      </w:pPr>
+      <w:r>
+        <w:t xml:space="preserve">fs &gt; 2B for a real signal, and the complex-baseband view in which fs = B suffices.</w:t>
+      </w:r>
+    </w:p>
+    <w:p>
+      <w:pPr>
+        <w:pStyle w:val="ListParagraph"/>
+        <w:numPr>
+          <w:ilvl w:val="0"/>
+          <w:numId w:val="1"/>
+        </w:numPr>
+        <w:spacing w:after="60"/>
+      </w:pPr>
+      <w:r>
+        <w:t xml:space="preserve">Where an out-of-band signal folds after sampling.</w:t>
+      </w:r>
+    </w:p>
+    <w:p>
+      <w:pPr>
+        <w:pStyle w:val="ListParagraph"/>
+        <w:numPr>
+          <w:ilvl w:val="0"/>
+          <w:numId w:val="1"/>
+        </w:numPr>
+        <w:spacing w:after="60"/>
+      </w:pPr>
+      <w:r>
+        <w:t xml:space="preserve">I/Q imbalance and DC offset as the classic zero-IF artifacts.</w:t>
+      </w:r>
+    </w:p>
+    <w:p>
+      <w:pPr>
+        <w:spacing w:after="60" w:before="120"/>
+      </w:pPr>
+      <w:r>
+        <w:rPr>
+          <w:b/>
+          <w:bCs/>
+        </w:rPr>
+        <w:t xml:space="preserve">Mostly for exams and deeper study</w:t>
+      </w:r>
+    </w:p>
+    <w:p>
+      <w:pPr>
+        <w:pStyle w:val="ListParagraph"/>
+        <w:numPr>
+          <w:ilvl w:val="0"/>
+          <w:numId w:val="1"/>
+        </w:numPr>
+        <w:spacing w:after="60"/>
+      </w:pPr>
+      <w:r>
+        <w:t xml:space="preserve">The general bandpass-sampling ranges for every n.</w:t>
+      </w:r>
+    </w:p>
+    <w:p>
+      <w:pPr>
+        <w:pStyle w:val="ListParagraph"/>
+        <w:numPr>
+          <w:ilvl w:val="0"/>
+          <w:numId w:val="1"/>
+        </w:numPr>
+        <w:spacing w:after="60"/>
+      </w:pPr>
+      <w:r>
+        <w:t xml:space="preserve">Image rejection ratio as a function of gain and phase error.</w:t>
       </w:r>
     </w:p>
     <w:p>
@@ -1807,6 +2205,29 @@
       </w:r>
     </w:p>
     <w:p>
+      <w:pPr>
+        <w:spacing w:after="160"/>
+      </w:pPr>
+      <w:r>
+        <w:t xml:space="preserve">A satellite transponder 36 MHz wide carries 26.7 million symbols per second with the classic roll-off of 0.35. Change nothing but the shape of each pulse, to a roll-off of 0.05, and the same transponder carries 34.3 million, 29 % more. No new satellite, no extra power. The pulse shape is spectrum, and the choice of how sharply it falls off is worth real money.</w:t>
+      </w:r>
+    </w:p>
+    <w:p>
+      <w:pPr>
+        <w:spacing w:after="200"/>
+      </w:pPr>
+      <w:r>
+        <w:rPr>
+          <w:b/>
+          <w:bCs/>
+        </w:rPr>
+        <w:t xml:space="preserve">Where you meet this: </w:t>
+      </w:r>
+      <w:r>
+        <w:t xml:space="preserve">Every root-raised-cosine filter setting in an SDR, every DVB-S2 or cellular roll-off factor, and every eye diagram on an oscilloscope or vector signal analyzer.</w:t>
+      </w:r>
+    </w:p>
+    <w:p>
       <w:pPr/>
       <w:r>
         <w:rPr>
@@ -1848,6 +2269,62 @@
     </w:p>
     <w:p>
       <w:pPr>
+        <w:spacing w:after="60" w:before="200"/>
+        <w:jc w:val="center"/>
+      </w:pPr>
+      <w:r>
+        <w:drawing>
+          <wp:inline xmlns:a="http://schemas.openxmlformats.org/drawingml/2006/main" xmlns:pic="http://schemas.openxmlformats.org/drawingml/2006/picture">
+            <wp:extent cx="5120640" cy="2560320"/>
+            <wp:docPr id="3" name="Picture 3" descr="Two plots. Left: impulse response against time in symbol periods from minus 6 to 6 for roll-off 0.1 in red, 0.25 in blue, and 1 in dashed green; all equal 1 at zero and pass through zero at every other integer, marked with black dots; the 0.1 pulse has the largest ripples. Right: the magnitude of the spectrum against frequency times T; the 0.1 curve is almost rectangular to 0.5, the 0.25 curve rolls off a little wider, and the roll-off 1 curve is a smooth hump reaching 1." title="Figure 3.?"/>
+            <wp:cNvGraphicFramePr>
+              <a:graphicFrameLocks noChangeAspect="1"/>
+            </wp:cNvGraphicFramePr>
+            <a:graphic>
+              <a:graphicData uri="http://schemas.openxmlformats.org/drawingml/2006/picture">
+                <pic:pic>
+                  <pic:nvPicPr>
+                    <pic:cNvPr id="0" name="b5_raisedcos.png"/>
+                    <pic:cNvPicPr/>
+                  </pic:nvPicPr>
+                  <pic:blipFill>
+                    <a:blip r:embed="rId11"/>
+                    <a:stretch>
+                      <a:fillRect/>
+                    </a:stretch>
+                  </pic:blipFill>
+                  <pic:spPr>
+                    <a:xfrm>
+                      <a:off x="0" y="0"/>
+                      <a:ext cx="5120640" cy="2560320"/>
+                    </a:xfrm>
+                    <a:prstGeom prst="rect"/>
+                  </pic:spPr>
+                </pic:pic>
+              </a:graphicData>
+            </a:graphic>
+          </wp:inline>
+        </w:drawing>
+      </w:r>
+    </w:p>
+    <w:p>
+      <w:pPr>
+        <w:spacing w:after="200"/>
+        <w:jc w:val="center"/>
+      </w:pPr>
+      <w:r>
+        <w:rPr>
+          <w:i/>
+          <w:iCs/>
+          <w:color w:val="555555"/>
+          <w:sz w:val="19"/>
+          <w:szCs w:val="19"/>
+        </w:rPr>
+        <w:t xml:space="preserve">Figure 3.1 — Raised-cosine pulses in time and frequency. Every pulse passes through zero at the other symbol instants; a larger roll-off α costs bandwidth, (1 + α)/(2T), and buys tails that die quickly. At α = 0.25 the tails stay below 1 % of the peak beyond about five symbols.</w:t>
+      </w:r>
+    </w:p>
+    <w:p>
+      <w:pPr>
         <w:pStyle w:val="Heading2"/>
       </w:pPr>
       <w:r>
@@ -1984,6 +2461,62 @@
     </w:p>
     <w:p>
       <w:pPr>
+        <w:spacing w:after="60" w:before="200"/>
+        <w:jc w:val="center"/>
+      </w:pPr>
+      <w:r>
+        <w:drawing>
+          <wp:inline xmlns:a="http://schemas.openxmlformats.org/drawingml/2006/main" xmlns:pic="http://schemas.openxmlformats.org/drawingml/2006/picture">
+            <wp:extent cx="5120640" cy="2560320"/>
+            <wp:docPr id="4" name="Picture 4" descr="Many overlaid blue traces of a received binary signal against time within the eye from minus 1 to 1 symbol periods. The traces converge to plus and minus 1 at time zero, marked by a green vertical line labeled ideal sampling instant, and the eye is widest there. A dashed red line at 0.1 symbol periods shows where the traces have spread apart, with a note giving 0.331 of worst-case interference against a main tap of 0.98." title="Figure 3.?"/>
+            <wp:cNvGraphicFramePr>
+              <a:graphicFrameLocks noChangeAspect="1"/>
+            </wp:cNvGraphicFramePr>
+            <a:graphic>
+              <a:graphicData uri="http://schemas.openxmlformats.org/drawingml/2006/picture">
+                <pic:pic>
+                  <pic:nvPicPr>
+                    <pic:cNvPr id="0" name="b5_eye.png"/>
+                    <pic:cNvPicPr/>
+                  </pic:nvPicPr>
+                  <pic:blipFill>
+                    <a:blip r:embed="rId12"/>
+                    <a:stretch>
+                      <a:fillRect/>
+                    </a:stretch>
+                  </pic:blipFill>
+                  <pic:spPr>
+                    <a:xfrm>
+                      <a:off x="0" y="0"/>
+                      <a:ext cx="5120640" cy="2560320"/>
+                    </a:xfrm>
+                    <a:prstGeom prst="rect"/>
+                  </pic:spPr>
+                </pic:pic>
+              </a:graphicData>
+            </a:graphic>
+          </wp:inline>
+        </w:drawing>
+      </w:r>
+    </w:p>
+    <w:p>
+      <w:pPr>
+        <w:spacing w:after="200"/>
+        <w:jc w:val="center"/>
+      </w:pPr>
+      <w:r>
+        <w:rPr>
+          <w:i/>
+          <w:iCs/>
+          <w:color w:val="555555"/>
+          <w:sz w:val="19"/>
+          <w:szCs w:val="19"/>
+        </w:rPr>
+        <w:t xml:space="preserve">Figure 3.2 — Eye diagram of binary symbols with α = 0.25 raised-cosine pulses. At the ideal instant every trace passes through ±1; sampling a tenth of a symbol late, the neighboring pulses add up to 0.331 of interference against a main tap of 0.98.</w:t>
+      </w:r>
+    </w:p>
+    <w:p>
+      <w:pPr>
         <w:pStyle w:val="Heading2"/>
       </w:pPr>
       <w:r>
@@ -2040,7 +2573,7 @@
         <w:rPr>
           <w:i w:val="0"/>
         </w:rPr>
-        <w:t>The raised-cosine pulse is chosen not only because it meets Nyquist's condition but because its tails die quickly. A pulse with a brick-wall spectrum, α = 0, decays as 1/t, so a filter that approximates it must span dozens of symbols, and a small timing error lets the sum of many slowly decaying tails pile up into large interference. With α &gt; 0 the tails decay as 1/t³. At α = 0.25 the response has fallen below 1 % of its peak within about three symbols of the center, so a filter spanning eight to twelve symbols is adequate.</w:t>
+        <w:t xml:space="preserve">The raised-cosine pulse is chosen not only because it meets Nyquist's condition but because its tails die quickly. A pulse with a brick-wall spectrum, α = 0, decays as 1/t, so a filter that approximates it must span dozens of symbols, and a small timing error lets the sum of many slowly decaying tails pile up into large interference. With α &gt; 0 the tails decay as 1/t³. At α = 0.25 the response has fallen below 1 % of its peak within about five symbols of the center, so a filter spanning eight to twelve symbols is adequate.</w:t>
       </w:r>
     </w:p>
     <w:p>
@@ -2241,6 +2774,28 @@
     </w:p>
     <w:p>
       <w:pPr>
+        <w:shd w:fill="E8F1E4" w:val="clear"/>
+        <w:spacing w:after="80" w:before="120"/>
+      </w:pPr>
+      <w:r>
+        <w:rPr>
+          <w:b/>
+          <w:bCs/>
+        </w:rPr>
+        <w:t xml:space="preserve">From the Bench</w:t>
+      </w:r>
+    </w:p>
+    <w:p>
+      <w:pPr>
+        <w:shd w:fill="E8F1E4" w:val="clear"/>
+        <w:spacing w:after="120"/>
+      </w:pPr>
+      <w:r>
+        <w:t xml:space="preserve">If the eye is closed, look at it before you blame noise. A tidy eye that collapses toward the middle is a timing error; a fuzzy eye with clean crossings is noise; an eye with distinct extra traces is intersymbol interference, often from a transmitter and receiver that do not both use root-raised-cosine filters with the same roll-off. Check that pair first: a raised cosine in only one of them is a common configuration slip.</w:t>
+      </w:r>
+    </w:p>
+    <w:p>
+      <w:pPr>
         <w:pStyle w:val="Heading2"/>
       </w:pPr>
       <w:r>
@@ -2398,6 +2953,104 @@
           <w:i w:val="0"/>
         </w:rPr>
         <w:t>What fraction of a 10 MHz channel does an LTE carrier of 50 resource blocks occupy?</w:t>
+      </w:r>
+    </w:p>
+    <w:p>
+      <w:pPr>
+        <w:pStyle w:val="Heading3"/>
+        <w:spacing w:after="120" w:before="280"/>
+      </w:pPr>
+      <w:r>
+        <w:t xml:space="preserve">What You’ll Actually Use</w:t>
+      </w:r>
+    </w:p>
+    <w:p>
+      <w:pPr>
+        <w:spacing w:after="60"/>
+      </w:pPr>
+      <w:r>
+        <w:rPr>
+          <w:b/>
+          <w:bCs/>
+        </w:rPr>
+        <w:t xml:space="preserve">Everyday working tools</w:t>
+      </w:r>
+    </w:p>
+    <w:p>
+      <w:pPr>
+        <w:pStyle w:val="ListParagraph"/>
+        <w:numPr>
+          <w:ilvl w:val="0"/>
+          <w:numId w:val="1"/>
+        </w:numPr>
+        <w:spacing w:after="60"/>
+      </w:pPr>
+      <w:r>
+        <w:t xml:space="preserve">Occupied bandwidth (1 + α)Rs for a raised-cosine pulse.</w:t>
+      </w:r>
+    </w:p>
+    <w:p>
+      <w:pPr>
+        <w:pStyle w:val="ListParagraph"/>
+        <w:numPr>
+          <w:ilvl w:val="0"/>
+          <w:numId w:val="1"/>
+        </w:numPr>
+        <w:spacing w:after="60"/>
+      </w:pPr>
+      <w:r>
+        <w:t xml:space="preserve">Root-raised-cosine in both transmitter and receiver.</w:t>
+      </w:r>
+    </w:p>
+    <w:p>
+      <w:pPr>
+        <w:pStyle w:val="ListParagraph"/>
+        <w:numPr>
+          <w:ilvl w:val="0"/>
+          <w:numId w:val="1"/>
+        </w:numPr>
+        <w:spacing w:after="60"/>
+      </w:pPr>
+      <w:r>
+        <w:t xml:space="preserve">Reading an eye diagram.</w:t>
+      </w:r>
+    </w:p>
+    <w:p>
+      <w:pPr>
+        <w:spacing w:after="60" w:before="120"/>
+      </w:pPr>
+      <w:r>
+        <w:rPr>
+          <w:b/>
+          <w:bCs/>
+        </w:rPr>
+        <w:t xml:space="preserve">Mostly for exams and deeper study</w:t>
+      </w:r>
+    </w:p>
+    <w:p>
+      <w:pPr>
+        <w:pStyle w:val="ListParagraph"/>
+        <w:numPr>
+          <w:ilvl w:val="0"/>
+          <w:numId w:val="1"/>
+        </w:numPr>
+        <w:spacing w:after="60"/>
+      </w:pPr>
+      <w:r>
+        <w:t xml:space="preserve">The proof that the matched filter maximizes SNR.</w:t>
+      </w:r>
+    </w:p>
+    <w:p>
+      <w:pPr>
+        <w:pStyle w:val="ListParagraph"/>
+        <w:numPr>
+          <w:ilvl w:val="0"/>
+          <w:numId w:val="1"/>
+        </w:numPr>
+        <w:spacing w:after="60"/>
+      </w:pPr>
+      <w:r>
+        <w:t xml:space="preserve">Nyquist's condition in the frequency domain.</w:t>
       </w:r>
     </w:p>
     <w:p>
@@ -2414,6 +3067,29 @@
       </w:r>
     </w:p>
     <w:p>
+      <w:pPr>
+        <w:spacing w:after="160"/>
+      </w:pPr>
+      <w:r>
+        <w:t xml:space="preserve">Going from 1024-QAM to 4096-QAM raises the rate by 20 %, from 10 to 12 bits per symbol. The price is 6 dB of SNR, four times the power, for the same error rate. Wi-Fi 7 offers that trade anyway, and it only pays off for a device a few meters from the access point. Every constellation is a deal between bits and decibels, and this chapter shows the price list.</w:t>
+      </w:r>
+    </w:p>
+    <w:p>
+      <w:pPr>
+        <w:spacing w:after="200"/>
+      </w:pPr>
+      <w:r>
+        <w:rPr>
+          <w:b/>
+          <w:bCs/>
+        </w:rPr>
+        <w:t xml:space="preserve">Where you meet this: </w:t>
+      </w:r>
+      <w:r>
+        <w:t xml:space="preserve">Every MCS table in Wi-Fi or 5G, every EVM reading on a signal analyzer, and every data sheet that quotes a modulation's required SNR.</w:t>
+      </w:r>
+    </w:p>
+    <w:p>
       <w:pPr/>
       <w:r>
         <w:rPr>
@@ -2526,6 +3202,62 @@
       </w:r>
     </w:p>
     <w:p>
+      <w:pPr>
+        <w:spacing w:after="60" w:before="200"/>
+        <w:jc w:val="center"/>
+      </w:pPr>
+      <w:r>
+        <w:drawing>
+          <wp:inline xmlns:a="http://schemas.openxmlformats.org/drawingml/2006/main" xmlns:pic="http://schemas.openxmlformats.org/drawingml/2006/picture">
+            <wp:extent cx="5120640" cy="2944368"/>
+            <wp:docPr id="5" name="Picture 5" descr="Log plot of symbol error rate from 1 to 1 in a million against Es over N0 from 0 to 48 decibels, with six steep curves for 4, 16, 64, 256, 1024, and 4096-QAM spaced about 6 decibels apart. A dashed line at 10 to the minus 3 crosses them at 10.35, 17.63, 23.97, 30.08, 36.14, and 42.17 decibels, each value labeled." title="Figure 4.?"/>
+            <wp:cNvGraphicFramePr>
+              <a:graphicFrameLocks noChangeAspect="1"/>
+            </wp:cNvGraphicFramePr>
+            <a:graphic>
+              <a:graphicData uri="http://schemas.openxmlformats.org/drawingml/2006/picture">
+                <pic:pic>
+                  <pic:nvPicPr>
+                    <pic:cNvPr id="0" name="b5_qam_ser.png"/>
+                    <pic:cNvPicPr/>
+                  </pic:nvPicPr>
+                  <pic:blipFill>
+                    <a:blip r:embed="rId13"/>
+                    <a:stretch>
+                      <a:fillRect/>
+                    </a:stretch>
+                  </pic:blipFill>
+                  <pic:spPr>
+                    <a:xfrm>
+                      <a:off x="0" y="0"/>
+                      <a:ext cx="5120640" cy="2944368"/>
+                    </a:xfrm>
+                    <a:prstGeom prst="rect"/>
+                  </pic:spPr>
+                </pic:pic>
+              </a:graphicData>
+            </a:graphic>
+          </wp:inline>
+        </w:drawing>
+      </w:r>
+    </w:p>
+    <w:p>
+      <w:pPr>
+        <w:spacing w:after="200"/>
+        <w:jc w:val="center"/>
+      </w:pPr>
+      <w:r>
+        <w:rPr>
+          <w:i/>
+          <w:iCs/>
+          <w:color w:val="555555"/>
+          <w:sz w:val="19"/>
+          <w:szCs w:val="19"/>
+        </w:rPr>
+        <w:t xml:space="preserve">Figure 4.1 — Symbol error rate of square QAM against Es/N0. At 10⁻³, 4-QAM needs 10.35 dB, 16-QAM 17.63, 64-QAM 23.97, 256-QAM 30.08, 1024-QAM 36.14, and 4096-QAM 42.17 dB: about 6 dB for each extra bit per axis.</w:t>
+      </w:r>
+    </w:p>
+    <w:p>
       <w:pPr/>
       <w:r>
         <w:rPr>
@@ -2843,7 +3575,63 @@
         <w:rPr>
           <w:i w:val="0"/>
         </w:rPr>
-        <w:t>Square QAM puts its points on a grid, so its corner points have high amplitude and the constellation's peak power is well above its average: 2.55 dB for 16-QAM. A satellite amplifier works best close to saturation, where it compresses the outer points. Amplitude-and-phase-shift keying puts the points on concentric rings instead: DVB-S2's 16APSK has 4 points on an inner ring and 12 on an outer ring, with a ring ratio γ between 2.57 and 3.15 chosen for each code rate. Fewer distinct amplitudes means fewer levels for the predistorter to correct, and the peak-to-average ratio is lower, so the amplifier can run closer to saturation. 32APSK adds a third ring. Terrestrial links, with linear amplifiers and more SNR, keep square QAM, whose Gray labelling and simple slicing are easier.</w:t>
+        <w:t xml:space="preserve">Square QAM puts its points on a grid, so its corner points have high amplitude and the constellation's peak power is well above its average: 2.55 dB for 16-QAM. A satellite amplifier works best close to saturation, where it compresses the outer points. Amplitude-and-phase-shift keying puts the points on concentric rings instead: DVB-S2's 16APSK has 4 points on an inner ring and 12 on an outer ring, with a ring ratio γ between 2.57 and 3.15 chosen for each code rate. Fewer distinct amplitudes means fewer levels for the predistorter to correct, and the peak-to-average ratio is lower, so the amplifier can run closer to saturation. 32APSK adds a third ring. Terrestrial links, with linear amplifiers and more SNR, keep square QAM, whose Gray labeling and simple slicing are easier.</w:t>
+      </w:r>
+    </w:p>
+    <w:p>
+      <w:pPr>
+        <w:spacing w:after="60" w:before="200"/>
+        <w:jc w:val="center"/>
+      </w:pPr>
+      <w:r>
+        <w:drawing>
+          <wp:inline xmlns:a="http://schemas.openxmlformats.org/drawingml/2006/main" xmlns:pic="http://schemas.openxmlformats.org/drawingml/2006/picture">
+            <wp:extent cx="5120640" cy="2624328"/>
+            <wp:docPr id="6" name="Picture 6" descr="Two constellation diagrams in the I-Q plane. Left: a 4 by 4 grid of 16 blue points with a dashed red circle through the four corner points at peak power 18 and a dotted circle at the mean power 10; title gives 2.55 decibels. Right: 16APSK with 4 points on an inner ring and 12 points on an outer ring of radius 2.7 times larger; title gives peak 7.29, mean 5.72, 1.06 decibels." title="Figure 4.?"/>
+            <wp:cNvGraphicFramePr>
+              <a:graphicFrameLocks noChangeAspect="1"/>
+            </wp:cNvGraphicFramePr>
+            <a:graphic>
+              <a:graphicData uri="http://schemas.openxmlformats.org/drawingml/2006/picture">
+                <pic:pic>
+                  <pic:nvPicPr>
+                    <pic:cNvPr id="0" name="b5_apsk.png"/>
+                    <pic:cNvPicPr/>
+                  </pic:nvPicPr>
+                  <pic:blipFill>
+                    <a:blip r:embed="rId14"/>
+                    <a:stretch>
+                      <a:fillRect/>
+                    </a:stretch>
+                  </pic:blipFill>
+                  <pic:spPr>
+                    <a:xfrm>
+                      <a:off x="0" y="0"/>
+                      <a:ext cx="5120640" cy="2624328"/>
+                    </a:xfrm>
+                    <a:prstGeom prst="rect"/>
+                  </pic:spPr>
+                </pic:pic>
+              </a:graphicData>
+            </a:graphic>
+          </wp:inline>
+        </w:drawing>
+      </w:r>
+    </w:p>
+    <w:p>
+      <w:pPr>
+        <w:spacing w:after="200"/>
+        <w:jc w:val="center"/>
+      </w:pPr>
+      <w:r>
+        <w:rPr>
+          <w:i/>
+          <w:iCs/>
+          <w:color w:val="555555"/>
+          <w:sz w:val="19"/>
+          <w:szCs w:val="19"/>
+        </w:rPr>
+        <w:t xml:space="preserve">Figure 4.2 — Why satellites prefer APSK. Square 16-QAM at the same mean power has a peak-to-average ratio of 2.55 dB; 16APSK with a ring ratio of 2.7 puts all twelve outer points on one ring and has only 1.06 dB, so a saturated amplifier can be driven harder.</w:t>
       </w:r>
     </w:p>
     <w:p>
@@ -2898,6 +3686,28 @@
     </w:p>
     <w:p>
       <w:pPr>
+        <w:shd w:fill="E8F1E4" w:val="clear"/>
+        <w:spacing w:after="80" w:before="120"/>
+      </w:pPr>
+      <w:r>
+        <w:rPr>
+          <w:b/>
+          <w:bCs/>
+        </w:rPr>
+        <w:t xml:space="preserve">From the Bench</w:t>
+      </w:r>
+    </w:p>
+    <w:p>
+      <w:pPr>
+        <w:shd w:fill="E8F1E4" w:val="clear"/>
+        <w:spacing w:after="120"/>
+      </w:pPr>
+      <w:r>
+        <w:t xml:space="preserve">Convert EVM to decibels in your head: 3 % is about −30 dB, 1.8 % is −35 dB, the Wi-Fi transmit limit for 1024-QAM, and 1 % is −40 dB. When a transmitter fails an EVM test, look at the constellation before the number. A uniform fuzz is noise or phase noise, a twisted outer ring is amplifier compression, and a rotated or squashed grid is I/Q imbalance.</w:t>
+      </w:r>
+    </w:p>
+    <w:p>
+      <w:pPr>
         <w:pStyle w:val="Heading2"/>
       </w:pPr>
       <w:r>
@@ -3055,6 +3865,104 @@
           <w:i w:val="0"/>
         </w:rPr>
         <w:t>Find the peak-to-average ratio of 64-QAM's constellation.</w:t>
+      </w:r>
+    </w:p>
+    <w:p>
+      <w:pPr>
+        <w:pStyle w:val="Heading3"/>
+        <w:spacing w:after="120" w:before="280"/>
+      </w:pPr>
+      <w:r>
+        <w:t xml:space="preserve">What You’ll Actually Use</w:t>
+      </w:r>
+    </w:p>
+    <w:p>
+      <w:pPr>
+        <w:spacing w:after="60"/>
+      </w:pPr>
+      <w:r>
+        <w:rPr>
+          <w:b/>
+          <w:bCs/>
+        </w:rPr>
+        <w:t xml:space="preserve">Everyday working tools</w:t>
+      </w:r>
+    </w:p>
+    <w:p>
+      <w:pPr>
+        <w:pStyle w:val="ListParagraph"/>
+        <w:numPr>
+          <w:ilvl w:val="0"/>
+          <w:numId w:val="1"/>
+        </w:numPr>
+        <w:spacing w:after="60"/>
+      </w:pPr>
+      <w:r>
+        <w:t xml:space="preserve">Required Es/N0 per QAM order, about 6 dB per extra bit on each axis.</w:t>
+      </w:r>
+    </w:p>
+    <w:p>
+      <w:pPr>
+        <w:pStyle w:val="ListParagraph"/>
+        <w:numPr>
+          <w:ilvl w:val="0"/>
+          <w:numId w:val="1"/>
+        </w:numPr>
+        <w:spacing w:after="60"/>
+      </w:pPr>
+      <w:r>
+        <w:t xml:space="preserve">EVM in percent and in dB.</w:t>
+      </w:r>
+    </w:p>
+    <w:p>
+      <w:pPr>
+        <w:pStyle w:val="ListParagraph"/>
+        <w:numPr>
+          <w:ilvl w:val="0"/>
+          <w:numId w:val="1"/>
+        </w:numPr>
+        <w:spacing w:after="60"/>
+      </w:pPr>
+      <w:r>
+        <w:t xml:space="preserve">Gray coding and bit errors versus symbol errors.</w:t>
+      </w:r>
+    </w:p>
+    <w:p>
+      <w:pPr>
+        <w:spacing w:after="60" w:before="120"/>
+      </w:pPr>
+      <w:r>
+        <w:rPr>
+          <w:b/>
+          <w:bCs/>
+        </w:rPr>
+        <w:t xml:space="preserve">Mostly for exams and deeper study</w:t>
+      </w:r>
+    </w:p>
+    <w:p>
+      <w:pPr>
+        <w:pStyle w:val="ListParagraph"/>
+        <w:numPr>
+          <w:ilvl w:val="0"/>
+          <w:numId w:val="1"/>
+        </w:numPr>
+        <w:spacing w:after="60"/>
+      </w:pPr>
+      <w:r>
+        <w:t xml:space="preserve">The exact symbol-error formulas.</w:t>
+      </w:r>
+    </w:p>
+    <w:p>
+      <w:pPr>
+        <w:pStyle w:val="ListParagraph"/>
+        <w:numPr>
+          <w:ilvl w:val="0"/>
+          <w:numId w:val="1"/>
+        </w:numPr>
+        <w:spacing w:after="60"/>
+      </w:pPr>
+      <w:r>
+        <w:t xml:space="preserve">APSK ring ratios and their optimization.</w:t>
       </w:r>
     </w:p>
     <w:p>
@@ -3071,6 +3979,29 @@
       </w:r>
     </w:p>
     <w:p>
+      <w:pPr>
+        <w:spacing w:after="160"/>
+      </w:pPr>
+      <w:r>
+        <w:t xml:space="preserve">Move a phone by half a wavelength, 6 cm at 2.45 GHz, and the signal can drop by 20 dB or more and come back. On a fading channel a simple BPSK link needs about 17 dB more average signal than on a quiet wire for the same error rate, fifty times the power. Nobody pays that. Radios use a second antenna, a second frequency, or a second chance instead, and this chapter shows why that works so well.</w:t>
+      </w:r>
+    </w:p>
+    <w:p>
+      <w:pPr>
+        <w:spacing w:after="200"/>
+      </w:pPr>
+      <w:r>
+        <w:rPr>
+          <w:b/>
+          <w:bCs/>
+        </w:rPr>
+        <w:t xml:space="preserve">Where you meet this: </w:t>
+      </w:r>
+      <w:r>
+        <w:t xml:space="preserve">Every phone with two or more antennas, every Wi-Fi access point with several, every fade margin in a link budget, and every channel model in a 3GPP or Wi-Fi test.</w:t>
+      </w:r>
+    </w:p>
+    <w:p>
       <w:pPr/>
       <w:r>
         <w:rPr>
@@ -3316,6 +4247,62 @@
       </w:r>
     </w:p>
     <w:p>
+      <w:pPr>
+        <w:spacing w:after="60" w:before="200"/>
+        <w:jc w:val="center"/>
+      </w:pPr>
+      <w:r>
+        <w:drawing>
+          <wp:inline xmlns:a="http://schemas.openxmlformats.org/drawingml/2006/main" xmlns:pic="http://schemas.openxmlformats.org/drawingml/2006/picture">
+            <wp:extent cx="5120640" cy="2944368"/>
+            <wp:docPr id="7" name="Picture 7" descr="Log plot of bit error rate against average Eb over N0 per branch from minus 5 to 40 decibels. A black curve for no fading falls steeply and reaches 10 to the minus 3 at 6.8 decibels. A red curve for one Rayleigh branch falls slowly, one decade per 10 decibels, reaching 10 to the minus 3 at 24.0. An orange curve for two branches reaches it at 11.1 and a blue curve for four branches at 4.0 decibels." title="Figure 5.?"/>
+            <wp:cNvGraphicFramePr>
+              <a:graphicFrameLocks noChangeAspect="1"/>
+            </wp:cNvGraphicFramePr>
+            <a:graphic>
+              <a:graphicData uri="http://schemas.openxmlformats.org/drawingml/2006/picture">
+                <pic:pic>
+                  <pic:nvPicPr>
+                    <pic:cNvPr id="0" name="b5_diversity.png"/>
+                    <pic:cNvPicPr/>
+                  </pic:nvPicPr>
+                  <pic:blipFill>
+                    <a:blip r:embed="rId15"/>
+                    <a:stretch>
+                      <a:fillRect/>
+                    </a:stretch>
+                  </pic:blipFill>
+                  <pic:spPr>
+                    <a:xfrm>
+                      <a:off x="0" y="0"/>
+                      <a:ext cx="5120640" cy="2944368"/>
+                    </a:xfrm>
+                    <a:prstGeom prst="rect"/>
+                  </pic:spPr>
+                </pic:pic>
+              </a:graphicData>
+            </a:graphic>
+          </wp:inline>
+        </w:drawing>
+      </w:r>
+    </w:p>
+    <w:p>
+      <w:pPr>
+        <w:spacing w:after="200"/>
+        <w:jc w:val="center"/>
+      </w:pPr>
+      <w:r>
+        <w:rPr>
+          <w:i/>
+          <w:iCs/>
+          <w:color w:val="555555"/>
+          <w:sz w:val="19"/>
+          <w:szCs w:val="19"/>
+        </w:rPr>
+        <w:t xml:space="preserve">Figure 5.1 — BPSK on a Rayleigh fading channel. At 10⁻³ a single antenna needs 24.0 dB average Eb/N0, against 6.8 dB without fading. Maximal-ratio combining of two branches brings that to 11.1 dB per branch, four branches to 4.0 dB.</w:t>
+      </w:r>
+    </w:p>
+    <w:p>
       <w:pPr/>
       <w:r>
         <w:rPr>
@@ -3524,6 +4511,28 @@
     </w:p>
     <w:p>
       <w:pPr>
+        <w:shd w:fill="E8F1E4" w:val="clear"/>
+        <w:spacing w:after="80" w:before="120"/>
+      </w:pPr>
+      <w:r>
+        <w:rPr>
+          <w:b/>
+          <w:bCs/>
+        </w:rPr>
+        <w:t xml:space="preserve">From the Bench</w:t>
+      </w:r>
+    </w:p>
+    <w:p>
+      <w:pPr>
+        <w:shd w:fill="E8F1E4" w:val="clear"/>
+        <w:spacing w:after="120"/>
+      </w:pPr>
+      <w:r>
+        <w:t xml:space="preserve">When a link drops out intermittently while the average signal looks fine, suspect fading before interference. Log the received power at a fast rate while moving the device a few centimeters: deep, narrow nulls spaced about half a wavelength apart are multipath. The cheapest fix is often a second antenna placed a quarter to half a wavelength away, or rotated, not a stronger transmitter.</w:t>
+      </w:r>
+    </w:p>
+    <w:p>
+      <w:pPr>
         <w:pStyle w:val="Heading2"/>
       </w:pPr>
       <w:r>
@@ -3674,13 +4683,111 @@
         <w:rPr>
           <w:b/>
         </w:rPr>
-        <w:t xml:space="preserve">10. </w:t>
-      </w:r>
-      <w:r>
-        <w:rPr>
-          <w:i w:val="0"/>
-        </w:rPr>
-        <w:t>Find the coherence bandwidth of a channel with 1 µs RMS delay spread.</w:t>
+        <w:t xml:space="preserve">10. An indoor channel has an RMS delay spread of 300 ns. Find its coherence bandwidth and about how many coherence bandwidths fit in a 100 MHz 5G NR carrier.</w:t>
+      </w:r>
+      <w:r>
+        <w:rPr>
+          <w:i w:val="0"/>
+        </w:rPr>
+        <w:t xml:space="preserve"/>
+      </w:r>
+    </w:p>
+    <w:p>
+      <w:pPr>
+        <w:pStyle w:val="Heading3"/>
+        <w:spacing w:after="120" w:before="280"/>
+      </w:pPr>
+      <w:r>
+        <w:t xml:space="preserve">What You’ll Actually Use</w:t>
+      </w:r>
+    </w:p>
+    <w:p>
+      <w:pPr>
+        <w:spacing w:after="60"/>
+      </w:pPr>
+      <w:r>
+        <w:rPr>
+          <w:b/>
+          <w:bCs/>
+        </w:rPr>
+        <w:t xml:space="preserve">Everyday working tools</w:t>
+      </w:r>
+    </w:p>
+    <w:p>
+      <w:pPr>
+        <w:pStyle w:val="ListParagraph"/>
+        <w:numPr>
+          <w:ilvl w:val="0"/>
+          <w:numId w:val="1"/>
+        </w:numPr>
+        <w:spacing w:after="60"/>
+      </w:pPr>
+      <w:r>
+        <w:t xml:space="preserve">Coherence bandwidth about 1/(5 × delay spread) and coherence time about 0.423/fD.</w:t>
+      </w:r>
+    </w:p>
+    <w:p>
+      <w:pPr>
+        <w:pStyle w:val="ListParagraph"/>
+        <w:numPr>
+          <w:ilvl w:val="0"/>
+          <w:numId w:val="1"/>
+        </w:numPr>
+        <w:spacing w:after="60"/>
+      </w:pPr>
+      <w:r>
+        <w:t xml:space="preserve">Rayleigh fade margins and the diversity gain from two antennas.</w:t>
+      </w:r>
+    </w:p>
+    <w:p>
+      <w:pPr>
+        <w:pStyle w:val="ListParagraph"/>
+        <w:numPr>
+          <w:ilvl w:val="0"/>
+          <w:numId w:val="1"/>
+        </w:numPr>
+        <w:spacing w:after="60"/>
+      </w:pPr>
+      <w:r>
+        <w:t xml:space="preserve">Path-loss exponent and log-distance models.</w:t>
+      </w:r>
+    </w:p>
+    <w:p>
+      <w:pPr>
+        <w:spacing w:after="60" w:before="120"/>
+      </w:pPr>
+      <w:r>
+        <w:rPr>
+          <w:b/>
+          <w:bCs/>
+        </w:rPr>
+        <w:t xml:space="preserve">Mostly for exams and deeper study</w:t>
+      </w:r>
+    </w:p>
+    <w:p>
+      <w:pPr>
+        <w:pStyle w:val="ListParagraph"/>
+        <w:numPr>
+          <w:ilvl w:val="0"/>
+          <w:numId w:val="1"/>
+        </w:numPr>
+        <w:spacing w:after="60"/>
+      </w:pPr>
+      <w:r>
+        <w:t xml:space="preserve">Exact Rayleigh and Rician error-rate integrals.</w:t>
+      </w:r>
+    </w:p>
+    <w:p>
+      <w:pPr>
+        <w:pStyle w:val="ListParagraph"/>
+        <w:numPr>
+          <w:ilvl w:val="0"/>
+          <w:numId w:val="1"/>
+        </w:numPr>
+        <w:spacing w:after="60"/>
+      </w:pPr>
+      <w:r>
+        <w:t xml:space="preserve">Doppler spectra and the Jakes model in detail.</w:t>
       </w:r>
     </w:p>
     <w:p>
@@ -3697,6 +4804,29 @@
       </w:r>
     </w:p>
     <w:p>
+      <w:pPr>
+        <w:spacing w:after="160"/>
+      </w:pPr>
+      <w:r>
+        <w:t xml:space="preserve">In 1966 Robert Chang of Bell Labs published the conditions under which many overlapping carriers could share a channel without disturbing one another. Building it took a bank of oscillators and filters per carrier, so it stayed on paper. In 1971 Weinstein and Ebert showed that the whole bank is a discrete Fourier transform. When fast FFT chips arrived, every Wi-Fi, LTE, 5G, and digital TV standard adopted the idea.</w:t>
+      </w:r>
+    </w:p>
+    <w:p>
+      <w:pPr>
+        <w:spacing w:after="200"/>
+      </w:pPr>
+      <w:r>
+        <w:rPr>
+          <w:b/>
+          <w:bCs/>
+        </w:rPr>
+        <w:t xml:space="preserve">Where you meet this: </w:t>
+      </w:r>
+      <w:r>
+        <w:t xml:space="preserve">Every Wi-Fi and 5G signal, DVB-T and DAB broadcasts, DSL and cable modems, and every spectrum plot with a flat-topped shape and steep sides.</w:t>
+      </w:r>
+    </w:p>
+    <w:p>
       <w:pPr/>
       <w:r>
         <w:rPr>
@@ -3738,6 +4868,62 @@
     </w:p>
     <w:p>
       <w:pPr>
+        <w:spacing w:after="60" w:before="200"/>
+        <w:jc w:val="center"/>
+      </w:pPr>
+      <w:r>
+        <w:drawing>
+          <wp:inline xmlns:a="http://schemas.openxmlformats.org/drawingml/2006/main" xmlns:pic="http://schemas.openxmlformats.org/drawingml/2006/picture">
+            <wp:extent cx="5120640" cy="2688336"/>
+            <wp:docPr id="8" name="Picture 8" descr="Plot of subcarrier amplitude against frequency offset from minus 1250 to 1250 kilohertz. Five overlapping sinc-shaped curves in gray, green, blue, orange, and red peak at minus 625, minus 312.5, 0, 312.5, and 625 kilohertz. Dotted vertical lines at each peak show that every other curve crosses zero there." title="Figure 6.?"/>
+            <wp:cNvGraphicFramePr>
+              <a:graphicFrameLocks noChangeAspect="1"/>
+            </wp:cNvGraphicFramePr>
+            <a:graphic>
+              <a:graphicData uri="http://schemas.openxmlformats.org/drawingml/2006/picture">
+                <pic:pic>
+                  <pic:nvPicPr>
+                    <pic:cNvPr id="0" name="b5_ofdm.png"/>
+                    <pic:cNvPicPr/>
+                  </pic:nvPicPr>
+                  <pic:blipFill>
+                    <a:blip r:embed="rId16"/>
+                    <a:stretch>
+                      <a:fillRect/>
+                    </a:stretch>
+                  </pic:blipFill>
+                  <pic:spPr>
+                    <a:xfrm>
+                      <a:off x="0" y="0"/>
+                      <a:ext cx="5120640" cy="2688336"/>
+                    </a:xfrm>
+                    <a:prstGeom prst="rect"/>
+                  </pic:spPr>
+                </pic:pic>
+              </a:graphicData>
+            </a:graphic>
+          </wp:inline>
+        </w:drawing>
+      </w:r>
+    </w:p>
+    <w:p>
+      <w:pPr>
+        <w:spacing w:after="200"/>
+        <w:jc w:val="center"/>
+      </w:pPr>
+      <w:r>
+        <w:rPr>
+          <w:i/>
+          <w:iCs/>
+          <w:color w:val="555555"/>
+          <w:sz w:val="19"/>
+          <w:szCs w:val="19"/>
+        </w:rPr>
+        <w:t xml:space="preserve">Figure 6.1 — Five OFDM subcarriers with Wi-Fi's 312.5 kHz spacing, 1/(3.2 µs). Each subcarrier's sinc-shaped spectrum overlaps its neighbors, yet at the center of every subcarrier all the others pass through zero, so they do not interfere.</w:t>
+      </w:r>
+    </w:p>
+    <w:p>
+      <w:pPr>
         <w:pStyle w:val="Heading2"/>
       </w:pPr>
       <w:r>
@@ -4118,6 +5304,28 @@
     </w:p>
     <w:p>
       <w:pPr>
+        <w:shd w:fill="E8F1E4" w:val="clear"/>
+        <w:spacing w:after="80" w:before="120"/>
+      </w:pPr>
+      <w:r>
+        <w:rPr>
+          <w:b/>
+          <w:bCs/>
+        </w:rPr>
+        <w:t xml:space="preserve">From the Bench</w:t>
+      </w:r>
+    </w:p>
+    <w:p>
+      <w:pPr>
+        <w:shd w:fill="E8F1E4" w:val="clear"/>
+        <w:spacing w:after="120"/>
+      </w:pPr>
+      <w:r>
+        <w:t xml:space="preserve">When an OFDM link fails at high MCS but works at low MCS, look at the per-subcarrier EVM, not the average. A slope across the band is a timing or sampling offset, a rise at the band edges is filtering, and a few bad subcarriers in the middle are often a spur from the board's own clocks. A rising EVM on every subcarrier as you raise power is amplifier compression from the high peak-to-average ratio.</w:t>
+      </w:r>
+    </w:p>
+    <w:p>
+      <w:pPr>
         <w:pStyle w:val="Heading2"/>
       </w:pPr>
       <w:r>
@@ -4275,6 +5483,104 @@
           <w:i w:val="0"/>
         </w:rPr>
         <w:t>For the same channel, what range of spacings would work if the users moved at 350 km/h?</w:t>
+      </w:r>
+    </w:p>
+    <w:p>
+      <w:pPr>
+        <w:pStyle w:val="Heading3"/>
+        <w:spacing w:after="120" w:before="280"/>
+      </w:pPr>
+      <w:r>
+        <w:t xml:space="preserve">What You’ll Actually Use</w:t>
+      </w:r>
+    </w:p>
+    <w:p>
+      <w:pPr>
+        <w:spacing w:after="60"/>
+      </w:pPr>
+      <w:r>
+        <w:rPr>
+          <w:b/>
+          <w:bCs/>
+        </w:rPr>
+        <w:t xml:space="preserve">Everyday working tools</w:t>
+      </w:r>
+    </w:p>
+    <w:p>
+      <w:pPr>
+        <w:pStyle w:val="ListParagraph"/>
+        <w:numPr>
+          <w:ilvl w:val="0"/>
+          <w:numId w:val="1"/>
+        </w:numPr>
+        <w:spacing w:after="60"/>
+      </w:pPr>
+      <w:r>
+        <w:t xml:space="preserve">Subcarrier spacing = 1/useful symbol time.</w:t>
+      </w:r>
+    </w:p>
+    <w:p>
+      <w:pPr>
+        <w:pStyle w:val="ListParagraph"/>
+        <w:numPr>
+          <w:ilvl w:val="0"/>
+          <w:numId w:val="1"/>
+        </w:numPr>
+        <w:spacing w:after="60"/>
+      </w:pPr>
+      <w:r>
+        <w:t xml:space="preserve">Cyclic prefix longer than the delay spread.</w:t>
+      </w:r>
+    </w:p>
+    <w:p>
+      <w:pPr>
+        <w:pStyle w:val="ListParagraph"/>
+        <w:numPr>
+          <w:ilvl w:val="0"/>
+          <w:numId w:val="1"/>
+        </w:numPr>
+        <w:spacing w:after="60"/>
+      </w:pPr>
+      <w:r>
+        <w:t xml:space="preserve">One-tap equalization per subcarrier.</w:t>
+      </w:r>
+    </w:p>
+    <w:p>
+      <w:pPr>
+        <w:spacing w:after="60" w:before="120"/>
+      </w:pPr>
+      <w:r>
+        <w:rPr>
+          <w:b/>
+          <w:bCs/>
+        </w:rPr>
+        <w:t xml:space="preserve">Mostly for exams and deeper study</w:t>
+      </w:r>
+    </w:p>
+    <w:p>
+      <w:pPr>
+        <w:pStyle w:val="ListParagraph"/>
+        <w:numPr>
+          <w:ilvl w:val="0"/>
+          <w:numId w:val="1"/>
+        </w:numPr>
+        <w:spacing w:after="60"/>
+      </w:pPr>
+      <w:r>
+        <w:t xml:space="preserve">The DFT derivation of orthogonality.</w:t>
+      </w:r>
+    </w:p>
+    <w:p>
+      <w:pPr>
+        <w:pStyle w:val="ListParagraph"/>
+        <w:numPr>
+          <w:ilvl w:val="0"/>
+          <w:numId w:val="1"/>
+        </w:numPr>
+        <w:spacing w:after="60"/>
+      </w:pPr>
+      <w:r>
+        <w:t xml:space="preserve">Peak-to-average reduction methods.</w:t>
       </w:r>
     </w:p>
     <w:p>
@@ -4291,6 +5597,29 @@
       </w:r>
     </w:p>
     <w:p>
+      <w:pPr>
+        <w:spacing w:after="160"/>
+      </w:pPr>
+      <w:r>
+        <w:t xml:space="preserve">At 20 dB SNR a single antenna pair carries 6.66 bit/s/Hz. Add a second antenna at each end, keep the same total power and the same bandwidth, and in a rich multipath channel the link carries 11.3 bit/s/Hz, 70 % more. The walls and furniture that cause fading are what make the second stream possible. A clear line of sight is, for this purpose, the worst channel there is.</w:t>
+      </w:r>
+    </w:p>
+    <w:p>
+      <w:pPr>
+        <w:spacing w:after="200"/>
+      </w:pPr>
+      <w:r>
+        <w:rPr>
+          <w:b/>
+          <w:bCs/>
+        </w:rPr>
+        <w:t xml:space="preserve">Where you meet this: </w:t>
+      </w:r>
+      <w:r>
+        <w:t xml:space="preserve">Every Wi-Fi rate that quotes spatial streams, every 5G phone with four receive antennas, LDPC and polar codes in every modern standard, and every coding-gain line in a link budget.</w:t>
+      </w:r>
+    </w:p>
+    <w:p>
       <w:pPr/>
       <w:r>
         <w:rPr>
@@ -4438,6 +5767,62 @@
       </w:r>
     </w:p>
     <w:p>
+      <w:pPr>
+        <w:spacing w:after="60" w:before="200"/>
+        <w:jc w:val="center"/>
+      </w:pPr>
+      <w:r>
+        <w:drawing>
+          <wp:inline xmlns:a="http://schemas.openxmlformats.org/drawingml/2006/main" xmlns:pic="http://schemas.openxmlformats.org/drawingml/2006/picture">
+            <wp:extent cx="5120640" cy="2944368"/>
+            <wp:docPr id="9" name="Picture 9" descr="Plot of capacity in bit per second per hertz against total SNR from 0 to 30 decibels for four cases: 1 by 1 in black, 1 by 4 receive combining in green, 2 by 2 in blue, and 4 by 4 in red. The 1 by 4 curve is above the others at low SNR, while the 2 by 2 and 4 by 4 curves grow fastest. A dotted line at 20 decibels marks 6.66, 8.6, 11.3, and 18.8." title="Figure 7.?"/>
+            <wp:cNvGraphicFramePr>
+              <a:graphicFrameLocks noChangeAspect="1"/>
+            </wp:cNvGraphicFramePr>
+            <a:graphic>
+              <a:graphicData uri="http://schemas.openxmlformats.org/drawingml/2006/picture">
+                <pic:pic>
+                  <pic:nvPicPr>
+                    <pic:cNvPr id="0" name="b5_mimo.png"/>
+                    <pic:cNvPicPr/>
+                  </pic:nvPicPr>
+                  <pic:blipFill>
+                    <a:blip r:embed="rId17"/>
+                    <a:stretch>
+                      <a:fillRect/>
+                    </a:stretch>
+                  </pic:blipFill>
+                  <pic:spPr>
+                    <a:xfrm>
+                      <a:off x="0" y="0"/>
+                      <a:ext cx="5120640" cy="2944368"/>
+                    </a:xfrm>
+                    <a:prstGeom prst="rect"/>
+                  </pic:spPr>
+                </pic:pic>
+              </a:graphicData>
+            </a:graphic>
+          </wp:inline>
+        </w:drawing>
+      </w:r>
+    </w:p>
+    <w:p>
+      <w:pPr>
+        <w:spacing w:after="200"/>
+        <w:jc w:val="center"/>
+      </w:pPr>
+      <w:r>
+        <w:rPr>
+          <w:i/>
+          <w:iCs/>
+          <w:color w:val="555555"/>
+          <w:sz w:val="19"/>
+          <w:szCs w:val="19"/>
+        </w:rPr>
+        <w:t xml:space="preserve">Figure 7.1 — Capacity of a rich-scattering MIMO channel against total SNR. At 20 dB a single antenna pair gives 6.66 bit/s/Hz, four receive antennas combining one stream 8.6, 2×2 11.3, and 4×4 18.8: more streams, not more power, carry the extra bits.</w:t>
+      </w:r>
+    </w:p>
+    <w:p>
       <w:pPr/>
       <w:r>
         <w:rPr>
@@ -4698,7 +6083,7 @@
         <w:rPr>
           <w:i w:val="0"/>
         </w:rPr>
-        <w:t>The value of a code appears in the link budget as coding gain: the reduction in Eb/N0 needed for a target error rate, compared with the uncoded modulation at the same information rate. Uncoded BPSK or QPSK needs Eb/N0 = 10.5 dB for a bit error rate of 10⁻⁶. A rate-1/2 convolutional code with K = 7 and soft Viterbi decoding needs about 5 dB, a gain of 5.5 dB. A long rate-1/2 LDPC code reaches the same error rate at about 1.5 dB, a gain of 9 dB, within about 1.7 dB of the Shannon limit for a binary-input channel at rate 1/2, which is 0.19 dB. In a power-limited link, 9 dB is a factor of 8 in transmitter power or 2.8 in range in free space, bought with arithmetic in the receiver.</w:t>
+        <w:t xml:space="preserve">The value of a code appears in the link budget as coding gain: the reduction in Eb/N0 needed for a target error rate, compared with the uncoded modulation at the same information rate. Uncoded BPSK or QPSK needs Eb/N0 = 10.5 dB for a bit error rate of 10⁻⁶. A rate-1/2 convolutional code with K = 7 and soft Viterbi decoding needs about 5 dB, a gain of 5.5 dB. A long rate-1/2 LDPC code reaches the same error rate at about 1.5 dB, a gain of 9 dB, within about 1.3 dB of the Shannon limit for a binary-input channel at rate 1/2, which is 0.19 dB. In a power-limited link, 9 dB is a factor of 8 in transmitter power or 2.8 in range in free space, bought with arithmetic in the receiver.</w:t>
       </w:r>
     </w:p>
     <w:p>
@@ -4753,6 +6138,28 @@
     </w:p>
     <w:p>
       <w:pPr>
+        <w:shd w:fill="E8F1E4" w:val="clear"/>
+        <w:spacing w:after="80" w:before="120"/>
+      </w:pPr>
+      <w:r>
+        <w:rPr>
+          <w:b/>
+          <w:bCs/>
+        </w:rPr>
+        <w:t xml:space="preserve">From the Bench</w:t>
+      </w:r>
+    </w:p>
+    <w:p>
+      <w:pPr>
+        <w:shd w:fill="E8F1E4" w:val="clear"/>
+        <w:spacing w:after="120"/>
+      </w:pPr>
+      <w:r>
+        <w:t xml:space="preserve">If a 2×2 Wi-Fi link never reaches its two-stream rates, check the antennas first. Two antennas mounted parallel and close together in a clean line-of-sight setup give a channel matrix with one strong and one weak path, and the second stream collapses. Cross-polarizing them or spreading them apart usually helps more than any software setting.</w:t>
+      </w:r>
+    </w:p>
+    <w:p>
+      <w:pPr>
         <w:pStyle w:val="Heading2"/>
       </w:pPr>
       <w:r>
@@ -4910,6 +6317,104 @@
           <w:i w:val="0"/>
         </w:rPr>
         <w:t>A code gives 7 dB of coding gain. How much transmitter power does it save, as a factor?</w:t>
+      </w:r>
+    </w:p>
+    <w:p>
+      <w:pPr>
+        <w:pStyle w:val="Heading3"/>
+        <w:spacing w:after="120" w:before="280"/>
+      </w:pPr>
+      <w:r>
+        <w:t xml:space="preserve">What You’ll Actually Use</w:t>
+      </w:r>
+    </w:p>
+    <w:p>
+      <w:pPr>
+        <w:spacing w:after="60"/>
+      </w:pPr>
+      <w:r>
+        <w:rPr>
+          <w:b/>
+          <w:bCs/>
+        </w:rPr>
+        <w:t xml:space="preserve">Everyday working tools</w:t>
+      </w:r>
+    </w:p>
+    <w:p>
+      <w:pPr>
+        <w:pStyle w:val="ListParagraph"/>
+        <w:numPr>
+          <w:ilvl w:val="0"/>
+          <w:numId w:val="1"/>
+        </w:numPr>
+        <w:spacing w:after="60"/>
+      </w:pPr>
+      <w:r>
+        <w:t xml:space="preserve">Coding gain in a link budget.</w:t>
+      </w:r>
+    </w:p>
+    <w:p>
+      <w:pPr>
+        <w:pStyle w:val="ListParagraph"/>
+        <w:numPr>
+          <w:ilvl w:val="0"/>
+          <w:numId w:val="1"/>
+        </w:numPr>
+        <w:spacing w:after="60"/>
+      </w:pPr>
+      <w:r>
+        <w:t xml:space="preserve">Spatial streams and the min(N_T, N_R) rule.</w:t>
+      </w:r>
+    </w:p>
+    <w:p>
+      <w:pPr>
+        <w:pStyle w:val="ListParagraph"/>
+        <w:numPr>
+          <w:ilvl w:val="0"/>
+          <w:numId w:val="1"/>
+        </w:numPr>
+        <w:spacing w:after="60"/>
+      </w:pPr>
+      <w:r>
+        <w:t xml:space="preserve">Diversity versus multiplexing as a choice.</w:t>
+      </w:r>
+    </w:p>
+    <w:p>
+      <w:pPr>
+        <w:spacing w:after="60" w:before="120"/>
+      </w:pPr>
+      <w:r>
+        <w:rPr>
+          <w:b/>
+          <w:bCs/>
+        </w:rPr>
+        <w:t xml:space="preserve">Mostly for exams and deeper study</w:t>
+      </w:r>
+    </w:p>
+    <w:p>
+      <w:pPr>
+        <w:pStyle w:val="ListParagraph"/>
+        <w:numPr>
+          <w:ilvl w:val="0"/>
+          <w:numId w:val="1"/>
+        </w:numPr>
+        <w:spacing w:after="60"/>
+      </w:pPr>
+      <w:r>
+        <w:t xml:space="preserve">MIMO capacity with the log-det formula.</w:t>
+      </w:r>
+    </w:p>
+    <w:p>
+      <w:pPr>
+        <w:pStyle w:val="ListParagraph"/>
+        <w:numPr>
+          <w:ilvl w:val="0"/>
+          <w:numId w:val="1"/>
+        </w:numPr>
+        <w:spacing w:after="60"/>
+      </w:pPr>
+      <w:r>
+        <w:t xml:space="preserve">Turbo, LDPC, and polar decoding algorithms.</w:t>
       </w:r>
     </w:p>
     <w:p>
@@ -4926,6 +6431,29 @@
       </w:r>
     </w:p>
     <w:p>
+      <w:pPr>
+        <w:spacing w:after="160"/>
+      </w:pPr>
+      <w:r>
+        <w:t xml:space="preserve">A 30-dollar TV dongle tunes from 24 to 1766 MHz and streams its samples over USB. With a few hundred lines of free software it becomes an FM radio, an aircraft tracker on 1090 MHz, a weather-satellite receiver, or a spectrum analyzer. The radio in it is mostly arithmetic, and this chapter follows that arithmetic from the antenna to the sound card.</w:t>
+      </w:r>
+    </w:p>
+    <w:p>
+      <w:pPr>
+        <w:spacing w:after="200"/>
+      </w:pPr>
+      <w:r>
+        <w:rPr>
+          <w:b/>
+          <w:bCs/>
+        </w:rPr>
+        <w:t xml:space="preserve">Where you meet this: </w:t>
+      </w:r>
+      <w:r>
+        <w:t xml:space="preserve">Every SDR from an RTL-SDR dongle to a USRP, every GNU Radio flowgraph and PySDR notebook, and every Wi-Fi 7 and 5G channel number in a 2026 band plan.</w:t>
+      </w:r>
+    </w:p>
+    <w:p>
       <w:pPr/>
       <w:r>
         <w:rPr>
@@ -4976,6 +6504,62 @@
     </w:p>
     <w:p>
       <w:pPr>
+        <w:spacing w:after="60" w:before="200"/>
+        <w:jc w:val="center"/>
+      </w:pPr>
+      <w:r>
+        <w:drawing>
+          <wp:inline xmlns:a="http://schemas.openxmlformats.org/drawingml/2006/main" xmlns:pic="http://schemas.openxmlformats.org/drawingml/2006/picture">
+            <wp:extent cx="5120640" cy="1920240"/>
+            <wp:docPr id="10" name="Picture 10" descr="Block diagram of the 6 gigahertz band. A long white bar labeled United States 5925 to 7125 megahertz, 1200 megahertz. Below it, three blue blocks of 320 megahertz, a green block of 160 and an orange block of 80 fill the width. A smaller box notes that an EU-type 480 megahertz allocation holds one 320 plus one 160, and a gray note says these are counts of non-overlapping channels." title="Figure 8.?"/>
+            <wp:cNvGraphicFramePr>
+              <a:graphicFrameLocks noChangeAspect="1"/>
+            </wp:cNvGraphicFramePr>
+            <a:graphic>
+              <a:graphicData uri="http://schemas.openxmlformats.org/drawingml/2006/picture">
+                <pic:pic>
+                  <pic:nvPicPr>
+                    <pic:cNvPr id="0" name="b5_6ghz.png"/>
+                    <pic:cNvPicPr/>
+                  </pic:nvPicPr>
+                  <pic:blipFill>
+                    <a:blip r:embed="rId18"/>
+                    <a:stretch>
+                      <a:fillRect/>
+                    </a:stretch>
+                  </pic:blipFill>
+                  <pic:spPr>
+                    <a:xfrm>
+                      <a:off x="0" y="0"/>
+                      <a:ext cx="5120640" cy="1920240"/>
+                    </a:xfrm>
+                    <a:prstGeom prst="rect"/>
+                  </pic:spPr>
+                </pic:pic>
+              </a:graphicData>
+            </a:graphic>
+          </wp:inline>
+        </w:drawing>
+      </w:r>
+    </w:p>
+    <w:p>
+      <w:pPr>
+        <w:spacing w:after="200"/>
+        <w:jc w:val="center"/>
+      </w:pPr>
+      <w:r>
+        <w:rPr>
+          <w:i/>
+          <w:iCs/>
+          <w:color w:val="555555"/>
+          <w:sz w:val="19"/>
+          <w:szCs w:val="19"/>
+        </w:rPr>
+        <w:t xml:space="preserve">Figure 8.1 — Wi-Fi 7 channels in the 6 GHz band. The US allocation of 5925-7125 MHz, 1200 MHz wide, holds three non-overlapping 320 MHz channels plus a 160 and an 80; the 480 MHz EU-type allocation holds one 320 plus one 160. The standard fixes the actual channel centers.</w:t>
+      </w:r>
+    </w:p>
+    <w:p>
+      <w:pPr>
         <w:pStyle w:val="Heading2"/>
       </w:pPr>
       <w:r>
@@ -5188,7 +6772,7 @@
         <w:rPr>
           <w:i w:val="0"/>
         </w:rPr>
-        <w:t>The software is just as layered. GNU Radio connects processing blocks into flowgraphs in Python or a graphical editor; SoapySDR and UHD hide the hardware differences; srsRAN and OpenAirInterface implement complete 4G and 5G base stations and handsets on a USRP. The limit is usually not the code but the transport: every complex sample at 16 bits per rail is 4 bytes, and the bus must carry them all without dropping one.</w:t>
+        <w:t xml:space="preserve">The software is layered in the same way. GNU Radio connects processing blocks into flowgraphs in Python or a graphical editor; SoapySDR and UHD hide the hardware differences; srsRAN and OpenAirInterface implement complete 4G and 5G base stations and handsets on a USRP. The limit is usually not the code but the transport: every complex sample at 16 bits per rail is 4 bytes, and the bus must carry them all without dropping one.</w:t>
       </w:r>
     </w:p>
     <w:p>
@@ -5295,6 +6879,62 @@
     </w:p>
     <w:p>
       <w:pPr>
+        <w:spacing w:after="60" w:before="200"/>
+        <w:jc w:val="center"/>
+      </w:pPr>
+      <w:r>
+        <w:drawing>
+          <wp:inline xmlns:a="http://schemas.openxmlformats.org/drawingml/2006/main" xmlns:pic="http://schemas.openxmlformats.org/drawingml/2006/picture">
+            <wp:extent cx="5120640" cy="2176272"/>
+            <wp:docPr id="11" name="Picture 11" descr="Flow diagram of six boxes connected by arrows: RTL-SDR complex IQ at 2.4 megasamples per second, low-pass FIR divide by 10 to 240 kilosamples per second, FM discriminator computing the angle of x of n times the conjugate of x of n minus 1, low-pass divide by 5 to 48 kilosamples per second, de-emphasis 75 microseconds or 50 in Europe, and sound card. A note below gives 64 taps times 240 kilosamples per second times 2 rails as 30.7 million multiplications per second instead of 307 million." title="Figure 8.?"/>
+            <wp:cNvGraphicFramePr>
+              <a:graphicFrameLocks noChangeAspect="1"/>
+            </wp:cNvGraphicFramePr>
+            <a:graphic>
+              <a:graphicData uri="http://schemas.openxmlformats.org/drawingml/2006/picture">
+                <pic:pic>
+                  <pic:nvPicPr>
+                    <pic:cNvPr id="0" name="b5_fm_rx.png"/>
+                    <pic:cNvPicPr/>
+                  </pic:nvPicPr>
+                  <pic:blipFill>
+                    <a:blip r:embed="rId19"/>
+                    <a:stretch>
+                      <a:fillRect/>
+                    </a:stretch>
+                  </pic:blipFill>
+                  <pic:spPr>
+                    <a:xfrm>
+                      <a:off x="0" y="0"/>
+                      <a:ext cx="5120640" cy="2176272"/>
+                    </a:xfrm>
+                    <a:prstGeom prst="rect"/>
+                  </pic:spPr>
+                </pic:pic>
+              </a:graphicData>
+            </a:graphic>
+          </wp:inline>
+        </w:drawing>
+      </w:r>
+    </w:p>
+    <w:p>
+      <w:pPr>
+        <w:spacing w:after="200"/>
+        <w:jc w:val="center"/>
+      </w:pPr>
+      <w:r>
+        <w:rPr>
+          <w:i/>
+          <w:iCs/>
+          <w:color w:val="555555"/>
+          <w:sz w:val="19"/>
+          <w:szCs w:val="19"/>
+        </w:rPr>
+        <w:t xml:space="preserve">Figure 8.2 — A complete broadcast-FM receiver in software. The RTL-SDR delivers 2.4 MS/s of complex samples; a low-pass FIR decimates by 10, the discriminator recovers the audio, a second filter decimates by 5 to 48 kS/s, and de-emphasis restores the tonal balance. Polyphase decimation cuts the first filter's work from 307 to 30.7 million multiplications per second.</w:t>
+      </w:r>
+    </w:p>
+    <w:p>
+      <w:pPr>
         <w:pStyle w:val="Heading2"/>
       </w:pPr>
       <w:r>
@@ -5345,6 +6985,28 @@
     </w:p>
     <w:p>
       <w:pPr>
+        <w:shd w:fill="E8F1E4" w:val="clear"/>
+        <w:spacing w:after="80" w:before="120"/>
+      </w:pPr>
+      <w:r>
+        <w:rPr>
+          <w:b/>
+          <w:bCs/>
+        </w:rPr>
+        <w:t xml:space="preserve">From the Bench</w:t>
+      </w:r>
+    </w:p>
+    <w:p>
+      <w:pPr>
+        <w:shd w:fill="E8F1E4" w:val="clear"/>
+        <w:spacing w:after="120"/>
+      </w:pPr>
+      <w:r>
+        <w:t xml:space="preserve">An SDR overloads more easily than its specification suggests: one strong broadcast station or cell tower anywhere in its input bandwidth eats the dynamic range for everything else. If weak signals vanish when the gain is high, lower the gain until the noise floor drops by less than the signal does, and add a band filter in front. Start every new setup by recording a known strong station, so you know the chain works before you hunt weak ones.</w:t>
+      </w:r>
+    </w:p>
+    <w:p>
+      <w:pPr>
         <w:pStyle w:val="Heading2"/>
       </w:pPr>
       <w:r>
@@ -5487,6 +7149,104 @@
           <w:i w:val="0"/>
         </w:rPr>
         <w:t>What is the time constant of the de-emphasis filter used in North American FM broadcasting, and its corner frequency?</w:t>
+      </w:r>
+    </w:p>
+    <w:p>
+      <w:pPr>
+        <w:pStyle w:val="Heading3"/>
+        <w:spacing w:after="120" w:before="280"/>
+      </w:pPr>
+      <w:r>
+        <w:t xml:space="preserve">What You’ll Actually Use</w:t>
+      </w:r>
+    </w:p>
+    <w:p>
+      <w:pPr>
+        <w:spacing w:after="60"/>
+      </w:pPr>
+      <w:r>
+        <w:rPr>
+          <w:b/>
+          <w:bCs/>
+        </w:rPr>
+        <w:t xml:space="preserve">Everyday working tools</w:t>
+      </w:r>
+    </w:p>
+    <w:p>
+      <w:pPr>
+        <w:pStyle w:val="ListParagraph"/>
+        <w:numPr>
+          <w:ilvl w:val="0"/>
+          <w:numId w:val="1"/>
+        </w:numPr>
+        <w:spacing w:after="60"/>
+      </w:pPr>
+      <w:r>
+        <w:t xml:space="preserve">Channel widths and raster for Wi-Fi 6E/7 and 5G FR1.</w:t>
+      </w:r>
+    </w:p>
+    <w:p>
+      <w:pPr>
+        <w:pStyle w:val="ListParagraph"/>
+        <w:numPr>
+          <w:ilvl w:val="0"/>
+          <w:numId w:val="1"/>
+        </w:numPr>
+        <w:spacing w:after="60"/>
+      </w:pPr>
+      <w:r>
+        <w:t xml:space="preserve">The structure of a software receiver: tune, filter, decimate, demodulate.</w:t>
+      </w:r>
+    </w:p>
+    <w:p>
+      <w:pPr>
+        <w:pStyle w:val="ListParagraph"/>
+        <w:numPr>
+          <w:ilvl w:val="0"/>
+          <w:numId w:val="1"/>
+        </w:numPr>
+        <w:spacing w:after="60"/>
+      </w:pPr>
+      <w:r>
+        <w:t xml:space="preserve">Gain setting to protect the ADC from strong signals.</w:t>
+      </w:r>
+    </w:p>
+    <w:p>
+      <w:pPr>
+        <w:spacing w:after="60" w:before="120"/>
+      </w:pPr>
+      <w:r>
+        <w:rPr>
+          <w:b/>
+          <w:bCs/>
+        </w:rPr>
+        <w:t xml:space="preserve">Mostly for exams and deeper study</w:t>
+      </w:r>
+    </w:p>
+    <w:p>
+      <w:pPr>
+        <w:pStyle w:val="ListParagraph"/>
+        <w:numPr>
+          <w:ilvl w:val="0"/>
+          <w:numId w:val="1"/>
+        </w:numPr>
+        <w:spacing w:after="60"/>
+      </w:pPr>
+      <w:r>
+        <w:t xml:space="preserve">The full 3GPP band tables.</w:t>
+      </w:r>
+    </w:p>
+    <w:p>
+      <w:pPr>
+        <w:pStyle w:val="ListParagraph"/>
+        <w:numPr>
+          <w:ilvl w:val="0"/>
+          <w:numId w:val="1"/>
+        </w:numPr>
+        <w:spacing w:after="60"/>
+      </w:pPr>
+      <w:r>
+        <w:t xml:space="preserve">Hardware details of specific SDR front ends.</w:t>
       </w:r>
     </w:p>
     <w:p>
@@ -5525,6 +7285,29 @@
       </w:r>
     </w:p>
     <w:p>
+      <w:pPr>
+        <w:spacing w:after="160"/>
+      </w:pPr>
+      <w:r>
+        <w:t xml:space="preserve">Divide a sample stream by 16 with a filter that has no multipliers at all, only adders and delays. The cascaded integrator-comb filter does exactly that, and it is why nearly every SDR chip can decimate from hundreds of megasamples per second at low power. The catch is a sag of 3.6 dB at the edge of the band that a short correction filter has to straighten afterward.</w:t>
+      </w:r>
+    </w:p>
+    <w:p>
+      <w:pPr>
+        <w:spacing w:after="200"/>
+      </w:pPr>
+      <w:r>
+        <w:rPr>
+          <w:b/>
+          <w:bCs/>
+        </w:rPr>
+        <w:t xml:space="preserve">Where you meet this: </w:t>
+      </w:r>
+      <w:r>
+        <w:t xml:space="preserve">Every decimation and interpolation stage in an SDR or a radio chip, every FIR coefficient file, and every 'number of taps' setting in a filter-design tool.</w:t>
+      </w:r>
+    </w:p>
+    <w:p>
       <w:pPr/>
       <w:r>
         <w:rPr>
@@ -5745,6 +7528,62 @@
     </w:p>
     <w:p>
       <w:pPr>
+        <w:spacing w:after="60" w:before="200"/>
+        <w:jc w:val="center"/>
+      </w:pPr>
+      <w:r>
+        <w:drawing>
+          <wp:inline xmlns:a="http://schemas.openxmlformats.org/drawingml/2006/main" xmlns:pic="http://schemas.openxmlformats.org/drawingml/2006/picture">
+            <wp:extent cx="5120640" cy="2816352"/>
+            <wp:docPr id="12" name="Picture 12" descr="Plot of response in decibels from minus 110 to 0 against frequency in multiples of the output rate from 0 to 2. The main lobe falls from 0 to a null at 1; a red point at 0.25 marks minus 3.63 decibels droop and a red point at 0.75 marks minus 41.7 decibels, the level of the band that aliases onto the passband edge. A second lobe peaks near minus 52 decibels between 1 and 2, and a note says nulls fall at every multiple of the output rate." title="Figure 9.?"/>
+            <wp:cNvGraphicFramePr>
+              <a:graphicFrameLocks noChangeAspect="1"/>
+            </wp:cNvGraphicFramePr>
+            <a:graphic>
+              <a:graphicData uri="http://schemas.openxmlformats.org/drawingml/2006/picture">
+                <pic:pic>
+                  <pic:nvPicPr>
+                    <pic:cNvPr id="0" name="b5_cic.png"/>
+                    <pic:cNvPicPr/>
+                  </pic:nvPicPr>
+                  <pic:blipFill>
+                    <a:blip r:embed="rId20"/>
+                    <a:stretch>
+                      <a:fillRect/>
+                    </a:stretch>
+                  </pic:blipFill>
+                  <pic:spPr>
+                    <a:xfrm>
+                      <a:off x="0" y="0"/>
+                      <a:ext cx="5120640" cy="2816352"/>
+                    </a:xfrm>
+                    <a:prstGeom prst="rect"/>
+                  </pic:spPr>
+                </pic:pic>
+              </a:graphicData>
+            </a:graphic>
+          </wp:inline>
+        </w:drawing>
+      </w:r>
+    </w:p>
+    <w:p>
+      <w:pPr>
+        <w:spacing w:after="200"/>
+        <w:jc w:val="center"/>
+      </w:pPr>
+      <w:r>
+        <w:rPr>
+          <w:i/>
+          <w:iCs/>
+          <w:color w:val="555555"/>
+          <w:sz w:val="19"/>
+          <w:szCs w:val="19"/>
+        </w:rPr>
+        <w:t xml:space="preserve">Figure 9.1 — Response of a four-stage CIC decimator by 16. It needs no multipliers, but it droops 3.63 dB at a passband edge of a quarter of the output rate, and the band that aliases onto that edge is suppressed only to −41.7 dB. Nulls fall at every multiple of the output rate.</w:t>
+      </w:r>
+    </w:p>
+    <w:p>
+      <w:pPr>
         <w:pStyle w:val="Heading2"/>
       </w:pPr>
       <w:r>
@@ -5998,6 +7837,28 @@
     </w:p>
     <w:p>
       <w:pPr>
+        <w:shd w:fill="E8F1E4" w:val="clear"/>
+        <w:spacing w:after="80" w:before="120"/>
+      </w:pPr>
+      <w:r>
+        <w:rPr>
+          <w:b/>
+          <w:bCs/>
+        </w:rPr>
+        <w:t xml:space="preserve">From the Bench</w:t>
+      </w:r>
+    </w:p>
+    <w:p>
+      <w:pPr>
+        <w:shd w:fill="E8F1E4" w:val="clear"/>
+        <w:spacing w:after="120"/>
+      </w:pPr>
+      <w:r>
+        <w:t xml:space="preserve">Estimate a FIR filter's length before you design it: taps ≈ attenuation in dB/(22 × transition width as a fraction of the sample rate). If the answer is in the thousands, filter in stages and decimate between them. A polyphase decimator does the same work at the output rate, so measure your processor load after the change; a factor of ten saving is normal.</w:t>
+      </w:r>
+    </w:p>
+    <w:p>
+      <w:pPr>
         <w:pStyle w:val="Heading2"/>
       </w:pPr>
       <w:r>
@@ -6155,6 +8016,104 @@
           <w:i w:val="0"/>
         </w:rPr>
         <w:t>Why is the center coefficient of a half-band filter exactly 0.5?</w:t>
+      </w:r>
+    </w:p>
+    <w:p>
+      <w:pPr>
+        <w:pStyle w:val="Heading3"/>
+        <w:spacing w:after="120" w:before="280"/>
+      </w:pPr>
+      <w:r>
+        <w:t xml:space="preserve">What You’ll Actually Use</w:t>
+      </w:r>
+    </w:p>
+    <w:p>
+      <w:pPr>
+        <w:spacing w:after="60"/>
+      </w:pPr>
+      <w:r>
+        <w:rPr>
+          <w:b/>
+          <w:bCs/>
+        </w:rPr>
+        <w:t xml:space="preserve">Everyday working tools</w:t>
+      </w:r>
+    </w:p>
+    <w:p>
+      <w:pPr>
+        <w:pStyle w:val="ListParagraph"/>
+        <w:numPr>
+          <w:ilvl w:val="0"/>
+          <w:numId w:val="1"/>
+        </w:numPr>
+        <w:spacing w:after="60"/>
+      </w:pPr>
+      <w:r>
+        <w:t xml:space="preserve">The FIR length estimate from attenuation and transition width.</w:t>
+      </w:r>
+    </w:p>
+    <w:p>
+      <w:pPr>
+        <w:pStyle w:val="ListParagraph"/>
+        <w:numPr>
+          <w:ilvl w:val="0"/>
+          <w:numId w:val="1"/>
+        </w:numPr>
+        <w:spacing w:after="60"/>
+      </w:pPr>
+      <w:r>
+        <w:t xml:space="preserve">Decimation in stages and polyphase structures.</w:t>
+      </w:r>
+    </w:p>
+    <w:p>
+      <w:pPr>
+        <w:pStyle w:val="ListParagraph"/>
+        <w:numPr>
+          <w:ilvl w:val="0"/>
+          <w:numId w:val="1"/>
+        </w:numPr>
+        <w:spacing w:after="60"/>
+      </w:pPr>
+      <w:r>
+        <w:t xml:space="preserve">CIC droop and the compensating filter.</w:t>
+      </w:r>
+    </w:p>
+    <w:p>
+      <w:pPr>
+        <w:spacing w:after="60" w:before="120"/>
+      </w:pPr>
+      <w:r>
+        <w:rPr>
+          <w:b/>
+          <w:bCs/>
+        </w:rPr>
+        <w:t xml:space="preserve">Mostly for exams and deeper study</w:t>
+      </w:r>
+    </w:p>
+    <w:p>
+      <w:pPr>
+        <w:pStyle w:val="ListParagraph"/>
+        <w:numPr>
+          <w:ilvl w:val="0"/>
+          <w:numId w:val="1"/>
+        </w:numPr>
+        <w:spacing w:after="60"/>
+      </w:pPr>
+      <w:r>
+        <w:t xml:space="preserve">IIR design by bilinear transform.</w:t>
+      </w:r>
+    </w:p>
+    <w:p>
+      <w:pPr>
+        <w:pStyle w:val="ListParagraph"/>
+        <w:numPr>
+          <w:ilvl w:val="0"/>
+          <w:numId w:val="1"/>
+        </w:numPr>
+        <w:spacing w:after="60"/>
+      </w:pPr>
+      <w:r>
+        <w:t xml:space="preserve">Frequency-response derivations of the CIC.</w:t>
       </w:r>
     </w:p>
     <w:p>
@@ -6171,6 +8130,29 @@
       </w:r>
     </w:p>
     <w:p>
+      <w:pPr>
+        <w:spacing w:after="160"/>
+      </w:pPr>
+      <w:r>
+        <w:t xml:space="preserve">Two Wi-Fi radios that both meet their ±20 ppm crystal specification can disagree on 5.8 GHz by 232 kHz. For Wi-Fi 5 that is about three quarters of a subcarrier spacing; for Wi-Fi 6, with its narrower subcarriers, it is about three spacings. Yet every packet decodes. The first few microseconds of the preamble exist to measure that error and remove it before a single data bit is read.</w:t>
+      </w:r>
+    </w:p>
+    <w:p>
+      <w:pPr>
+        <w:spacing w:after="200"/>
+      </w:pPr>
+      <w:r>
+        <w:rPr>
+          <w:b/>
+          <w:bCs/>
+        </w:rPr>
+        <w:t xml:space="preserve">Where you meet this: </w:t>
+      </w:r>
+      <w:r>
+        <w:t xml:space="preserve">Every Wi-Fi preamble, every 5G synchronization signal, every Costas loop and timing recovery block in an SDR flowgraph, and every crystal specification in parts per million.</w:t>
+      </w:r>
+    </w:p>
+    <w:p>
       <w:pPr/>
       <w:r>
         <w:rPr>
@@ -6452,6 +8434,62 @@
     </w:p>
     <w:p>
       <w:pPr>
+        <w:spacing w:after="60" w:before="200"/>
+        <w:jc w:val="center"/>
+      </w:pPr>
+      <w:r>
+        <w:drawing>
+          <wp:inline xmlns:a="http://schemas.openxmlformats.org/drawingml/2006/main" xmlns:pic="http://schemas.openxmlformats.org/drawingml/2006/picture">
+            <wp:extent cx="5120640" cy="2816352"/>
+            <wp:docPr id="13" name="Picture 13" descr="Plot of estimated offset against true carrier offset, both from minus 800 to 800 kilohertz. A blue sawtooth for the short training field follows the true value between minus 625 and plus 625 kilohertz and wraps beyond. A red sawtooth for the long training field follows it only between minus 156 and plus 156 and wraps every 312.5 kilohertz. A green dashed line at 232 kilohertz meets the blue line at 232 and the red line at about minus 80, labeled long field alone reads minus 80 kilohertz." title="Figure 10.?"/>
+            <wp:cNvGraphicFramePr>
+              <a:graphicFrameLocks noChangeAspect="1"/>
+            </wp:cNvGraphicFramePr>
+            <a:graphic>
+              <a:graphicData uri="http://schemas.openxmlformats.org/drawingml/2006/picture">
+                <pic:pic>
+                  <pic:nvPicPr>
+                    <pic:cNvPr id="0" name="b5_cfo.png"/>
+                    <pic:cNvPicPr/>
+                  </pic:nvPicPr>
+                  <pic:blipFill>
+                    <a:blip r:embed="rId21"/>
+                    <a:stretch>
+                      <a:fillRect/>
+                    </a:stretch>
+                  </pic:blipFill>
+                  <pic:spPr>
+                    <a:xfrm>
+                      <a:off x="0" y="0"/>
+                      <a:ext cx="5120640" cy="2816352"/>
+                    </a:xfrm>
+                    <a:prstGeom prst="rect"/>
+                  </pic:spPr>
+                </pic:pic>
+              </a:graphicData>
+            </a:graphic>
+          </wp:inline>
+        </w:drawing>
+      </w:r>
+    </w:p>
+    <w:p>
+      <w:pPr>
+        <w:spacing w:after="200"/>
+        <w:jc w:val="center"/>
+      </w:pPr>
+      <w:r>
+        <w:rPr>
+          <w:i/>
+          <w:iCs/>
+          <w:color w:val="555555"/>
+          <w:sz w:val="19"/>
+          <w:szCs w:val="19"/>
+        </w:rPr>
+        <w:t xml:space="preserve">Figure 10.1 — Coarse and fine frequency estimates in a Wi-Fi preamble. The short training field repeats every 0.8 µs and reads offsets unambiguously to ±625 kHz; the long field repeats every 3.2 µs and is four times more precise but wraps at ±156 kHz. A 232 kHz offset, 40 ppm at 5.8 GHz, reads correctly on the short field and as −80.5 kHz on the long field alone.</w:t>
+      </w:r>
+    </w:p>
+    <w:p>
+      <w:pPr>
         <w:pStyle w:val="Heading2"/>
       </w:pPr>
       <w:r>
@@ -6624,6 +8662,28 @@
     </w:p>
     <w:p>
       <w:pPr>
+        <w:shd w:fill="E8F1E4" w:val="clear"/>
+        <w:spacing w:after="80" w:before="120"/>
+      </w:pPr>
+      <w:r>
+        <w:rPr>
+          <w:b/>
+          <w:bCs/>
+        </w:rPr>
+        <w:t xml:space="preserve">From the Bench</w:t>
+      </w:r>
+    </w:p>
+    <w:p>
+      <w:pPr>
+        <w:shd w:fill="E8F1E4" w:val="clear"/>
+        <w:spacing w:after="120"/>
+      </w:pPr>
+      <w:r>
+        <w:t xml:space="preserve">A constellation that rotates slowly is a residual frequency offset; one that smears into arcs is phase noise; one that blurs into a cloud as the packet goes on is a sampling-clock offset the receiver is not tracking. Measure the offset between your two radios with a tone before you debug the loop, and remember that a 40 ppm worst-case pair is legal.</w:t>
+      </w:r>
+    </w:p>
+    <w:p>
+      <w:pPr>
         <w:pStyle w:val="Heading2"/>
       </w:pPr>
       <w:r>
@@ -6781,6 +8841,104 @@
           <w:i w:val="0"/>
         </w:rPr>
         <w:t>How far does the sampling instant drift during a 2 ms packet at 10 MBd with a 40 ppm clock difference?</w:t>
+      </w:r>
+    </w:p>
+    <w:p>
+      <w:pPr>
+        <w:pStyle w:val="Heading3"/>
+        <w:spacing w:after="120" w:before="280"/>
+      </w:pPr>
+      <w:r>
+        <w:t xml:space="preserve">What You’ll Actually Use</w:t>
+      </w:r>
+    </w:p>
+    <w:p>
+      <w:pPr>
+        <w:spacing w:after="60"/>
+      </w:pPr>
+      <w:r>
+        <w:rPr>
+          <w:b/>
+          <w:bCs/>
+        </w:rPr>
+        <w:t xml:space="preserve">Everyday working tools</w:t>
+      </w:r>
+    </w:p>
+    <w:p>
+      <w:pPr>
+        <w:pStyle w:val="ListParagraph"/>
+        <w:numPr>
+          <w:ilvl w:val="0"/>
+          <w:numId w:val="1"/>
+        </w:numPr>
+        <w:spacing w:after="60"/>
+      </w:pPr>
+      <w:r>
+        <w:t xml:space="preserve">Frequency offset in ppm times carrier frequency.</w:t>
+      </w:r>
+    </w:p>
+    <w:p>
+      <w:pPr>
+        <w:pStyle w:val="ListParagraph"/>
+        <w:numPr>
+          <w:ilvl w:val="0"/>
+          <w:numId w:val="1"/>
+        </w:numPr>
+        <w:spacing w:after="60"/>
+      </w:pPr>
+      <w:r>
+        <w:t xml:space="preserve">Estimation range from the repeat interval of a training field.</w:t>
+      </w:r>
+    </w:p>
+    <w:p>
+      <w:pPr>
+        <w:pStyle w:val="ListParagraph"/>
+        <w:numPr>
+          <w:ilvl w:val="0"/>
+          <w:numId w:val="1"/>
+        </w:numPr>
+        <w:spacing w:after="60"/>
+      </w:pPr>
+      <w:r>
+        <w:t xml:space="preserve">The distinction between carrier, phase, and timing errors.</w:t>
+      </w:r>
+    </w:p>
+    <w:p>
+      <w:pPr>
+        <w:spacing w:after="60" w:before="120"/>
+      </w:pPr>
+      <w:r>
+        <w:rPr>
+          <w:b/>
+          <w:bCs/>
+        </w:rPr>
+        <w:t xml:space="preserve">Mostly for exams and deeper study</w:t>
+      </w:r>
+    </w:p>
+    <w:p>
+      <w:pPr>
+        <w:pStyle w:val="ListParagraph"/>
+        <w:numPr>
+          <w:ilvl w:val="0"/>
+          <w:numId w:val="1"/>
+        </w:numPr>
+        <w:spacing w:after="60"/>
+      </w:pPr>
+      <w:r>
+        <w:t xml:space="preserve">Loop-filter design for second-order PLLs.</w:t>
+      </w:r>
+    </w:p>
+    <w:p>
+      <w:pPr>
+        <w:pStyle w:val="ListParagraph"/>
+        <w:numPr>
+          <w:ilvl w:val="0"/>
+          <w:numId w:val="1"/>
+        </w:numPr>
+        <w:spacing w:after="60"/>
+      </w:pPr>
+      <w:r>
+        <w:t xml:space="preserve">Cramér-Rao bounds for frequency estimation.</w:t>
       </w:r>
     </w:p>
     <w:p>
@@ -6797,6 +8955,29 @@
       </w:r>
     </w:p>
     <w:p>
+      <w:pPr>
+        <w:spacing w:after="160"/>
+      </w:pPr>
+      <w:r>
+        <w:t xml:space="preserve">Here is a myth: a strong echo is harmless once an equalizer has cancelled it. With an echo half as strong as the direct signal, a zero-forcing equalizer pays only 1.25 dB of extra noise. With an echo of 0.9, it pays 7.2 dB, more than five times the noise power, because it boosts the frequencies where the echo cancels the signal. Undoing a channel is not free, and how much it costs depends on how deep the notches are.</w:t>
+      </w:r>
+    </w:p>
+    <w:p>
+      <w:pPr>
+        <w:spacing w:after="200"/>
+      </w:pPr>
+      <w:r>
+        <w:rPr>
+          <w:b/>
+          <w:bCs/>
+        </w:rPr>
+        <w:t xml:space="preserve">Where you meet this: </w:t>
+      </w:r>
+      <w:r>
+        <w:t xml:space="preserve">Every high-speed serial link, every single-carrier modem, the one-tap equalizer of every OFDM receiver, and every adaptive filter in a modem.</w:t>
+      </w:r>
+    </w:p>
+    <w:p>
       <w:pPr/>
       <w:r>
         <w:rPr>
@@ -6858,6 +9039,62 @@
     </w:p>
     <w:p>
       <w:pPr>
+        <w:spacing w:after="60" w:before="200"/>
+        <w:jc w:val="center"/>
+      </w:pPr>
+      <w:r>
+        <w:drawing>
+          <wp:inline xmlns:a="http://schemas.openxmlformats.org/drawingml/2006/main" xmlns:pic="http://schemas.openxmlformats.org/drawingml/2006/picture">
+            <wp:extent cx="5120640" cy="2560320"/>
+            <wp:docPr id="14" name="Picture 14" descr="Two plots. Left: zero-forcing noise enhancement in decibels against echo amplitude from 0 to 1, rising slowly and then steeply, with points at 0.5, 1.25 decibels, and 0.9, 7.2 decibels. Right: gain in decibels against frequency in units of the symbol rate from minus 0.5 to 0.5; the channel magnitude in black is a hump at plus 5.6 decibels in the middle falling to minus 20 at the edges; the zero-forcing response in red is its mirror image, rising to plus 20 at the edges; the MMSE response in dashed blue follows zero forcing in the middle but turns down near the edges." title="Figure 11.?"/>
+            <wp:cNvGraphicFramePr>
+              <a:graphicFrameLocks noChangeAspect="1"/>
+            </wp:cNvGraphicFramePr>
+            <a:graphic>
+              <a:graphicData uri="http://schemas.openxmlformats.org/drawingml/2006/picture">
+                <pic:pic>
+                  <pic:nvPicPr>
+                    <pic:cNvPr id="0" name="b5_equalizer.png"/>
+                    <pic:cNvPicPr/>
+                  </pic:nvPicPr>
+                  <pic:blipFill>
+                    <a:blip r:embed="rId22"/>
+                    <a:stretch>
+                      <a:fillRect/>
+                    </a:stretch>
+                  </pic:blipFill>
+                  <pic:spPr>
+                    <a:xfrm>
+                      <a:off x="0" y="0"/>
+                      <a:ext cx="5120640" cy="2560320"/>
+                    </a:xfrm>
+                    <a:prstGeom prst="rect"/>
+                  </pic:spPr>
+                </pic:pic>
+              </a:graphicData>
+            </a:graphic>
+          </wp:inline>
+        </w:drawing>
+      </w:r>
+    </w:p>
+    <w:p>
+      <w:pPr>
+        <w:spacing w:after="200"/>
+        <w:jc w:val="center"/>
+      </w:pPr>
+      <w:r>
+        <w:rPr>
+          <w:i/>
+          <w:iCs/>
+          <w:color w:val="555555"/>
+          <w:sz w:val="19"/>
+          <w:szCs w:val="19"/>
+        </w:rPr>
+        <w:t xml:space="preserve">Figure 11.1 — The price of zero forcing on a two-path channel 1 + a z⁻¹. Left: the noise enhancement 1/(1 − a²) is 1.25 dB for a = 0.5 and 7.2 dB for a = 0.9. Right: for a = 0.9 the zero-forcing equalizer boosts the band edges by up to 20 dB where the channel is deep; MMSE at 10 dB SNR backs off there.</w:t>
+      </w:r>
+    </w:p>
+    <w:p>
+      <w:pPr>
         <w:pStyle w:val="Heading2"/>
       </w:pPr>
       <w:r>
@@ -7229,6 +9466,28 @@
     </w:p>
     <w:p>
       <w:pPr>
+        <w:shd w:fill="E8F1E4" w:val="clear"/>
+        <w:spacing w:after="80" w:before="120"/>
+      </w:pPr>
+      <w:r>
+        <w:rPr>
+          <w:b/>
+          <w:bCs/>
+        </w:rPr>
+        <w:t xml:space="preserve">From the Bench</w:t>
+      </w:r>
+    </w:p>
+    <w:p>
+      <w:pPr>
+        <w:shd w:fill="E8F1E4" w:val="clear"/>
+        <w:spacing w:after="120"/>
+      </w:pPr>
+      <w:r>
+        <w:t xml:space="preserve">When an equalizer improves the eye but the error rate barely changes, it is probably trading intersymbol interference for noise. Switch from zero forcing to MMSE if the receiver allows it, and look at the channel's frequency response. A deep notch near the band center is a sign that no linear equalizer will help much; decision feedback or OFDM will.</w:t>
+      </w:r>
+    </w:p>
+    <w:p>
+      <w:pPr>
         <w:pStyle w:val="Heading2"/>
       </w:pPr>
       <w:r>
@@ -7371,6 +9630,104 @@
           <w:i w:val="0"/>
         </w:rPr>
         <w:t>Why can a SerDes DFE tolerate error propagation better than a radio equalizer?</w:t>
+      </w:r>
+    </w:p>
+    <w:p>
+      <w:pPr>
+        <w:pStyle w:val="Heading3"/>
+        <w:spacing w:after="120" w:before="280"/>
+      </w:pPr>
+      <w:r>
+        <w:t xml:space="preserve">What You’ll Actually Use</w:t>
+      </w:r>
+    </w:p>
+    <w:p>
+      <w:pPr>
+        <w:spacing w:after="60"/>
+      </w:pPr>
+      <w:r>
+        <w:rPr>
+          <w:b/>
+          <w:bCs/>
+        </w:rPr>
+        <w:t xml:space="preserve">Everyday working tools</w:t>
+      </w:r>
+    </w:p>
+    <w:p>
+      <w:pPr>
+        <w:pStyle w:val="ListParagraph"/>
+        <w:numPr>
+          <w:ilvl w:val="0"/>
+          <w:numId w:val="1"/>
+        </w:numPr>
+        <w:spacing w:after="60"/>
+      </w:pPr>
+      <w:r>
+        <w:t xml:space="preserve">Noise enhancement of zero forcing.</w:t>
+      </w:r>
+    </w:p>
+    <w:p>
+      <w:pPr>
+        <w:pStyle w:val="ListParagraph"/>
+        <w:numPr>
+          <w:ilvl w:val="0"/>
+          <w:numId w:val="1"/>
+        </w:numPr>
+        <w:spacing w:after="60"/>
+      </w:pPr>
+      <w:r>
+        <w:t xml:space="preserve">MMSE as the safer default.</w:t>
+      </w:r>
+    </w:p>
+    <w:p>
+      <w:pPr>
+        <w:pStyle w:val="ListParagraph"/>
+        <w:numPr>
+          <w:ilvl w:val="0"/>
+          <w:numId w:val="1"/>
+        </w:numPr>
+        <w:spacing w:after="60"/>
+      </w:pPr>
+      <w:r>
+        <w:t xml:space="preserve">Training first, then decision-directed adaptation.</w:t>
+      </w:r>
+    </w:p>
+    <w:p>
+      <w:pPr>
+        <w:spacing w:after="60" w:before="120"/>
+      </w:pPr>
+      <w:r>
+        <w:rPr>
+          <w:b/>
+          <w:bCs/>
+        </w:rPr>
+        <w:t xml:space="preserve">Mostly for exams and deeper study</w:t>
+      </w:r>
+    </w:p>
+    <w:p>
+      <w:pPr>
+        <w:pStyle w:val="ListParagraph"/>
+        <w:numPr>
+          <w:ilvl w:val="0"/>
+          <w:numId w:val="1"/>
+        </w:numPr>
+        <w:spacing w:after="60"/>
+      </w:pPr>
+      <w:r>
+        <w:t xml:space="preserve">LMS and RLS convergence analysis.</w:t>
+      </w:r>
+    </w:p>
+    <w:p>
+      <w:pPr>
+        <w:pStyle w:val="ListParagraph"/>
+        <w:numPr>
+          <w:ilvl w:val="0"/>
+          <w:numId w:val="1"/>
+        </w:numPr>
+        <w:spacing w:after="60"/>
+      </w:pPr>
+      <w:r>
+        <w:t xml:space="preserve">Maximum-likelihood sequence estimation.</w:t>
       </w:r>
     </w:p>
     <w:p>
@@ -7387,6 +9744,29 @@
       </w:r>
     </w:p>
     <w:p>
+      <w:pPr>
+        <w:spacing w:after="160"/>
+      </w:pPr>
+      <w:r>
+        <w:t xml:space="preserve">How does a phone use a signal that arrives weaker than the noise? A GPS satellite's signal reaches the ground at about −130 dBm, roughly 20 dB below the thermal noise in its 2 MHz band. No filter can pull it out. The receiver instead multiplies by the satellite's own code, a pattern known in advance, and everything that does not match that code averages away. Spreading turns a known pattern into decibels.</w:t>
+      </w:r>
+    </w:p>
+    <w:p>
+      <w:pPr>
+        <w:spacing w:after="200"/>
+      </w:pPr>
+      <w:r>
+        <w:rPr>
+          <w:b/>
+          <w:bCs/>
+        </w:rPr>
+        <w:t xml:space="preserve">Where you meet this: </w:t>
+      </w:r>
+      <w:r>
+        <w:t xml:space="preserve">Every GNSS receiver, Bluetooth link, LoRa and LoRaWAN sensor, 802.11b fallback rate, and RFID or key-fob radio built on FSK.</w:t>
+      </w:r>
+    </w:p>
+    <w:p>
       <w:pPr/>
       <w:r>
         <w:rPr>
@@ -7566,6 +9946,62 @@
     </w:p>
     <w:p>
       <w:pPr>
+        <w:spacing w:after="60" w:before="200"/>
+        <w:jc w:val="center"/>
+      </w:pPr>
+      <w:r>
+        <w:drawing>
+          <wp:inline xmlns:a="http://schemas.openxmlformats.org/drawingml/2006/main" xmlns:pic="http://schemas.openxmlformats.org/drawingml/2006/picture">
+            <wp:extent cx="5120640" cy="2560320"/>
+            <wp:docPr id="15" name="Picture 15" descr="Two plots. Left: frequency offset from minus 62.5 to plus 62.5 kilohertz against time over three symbol periods of 1.024 milliseconds; each symbol is a rising line that wraps from the top of the band to the bottom, starting at the bottom for value 0, about one third of the way up for value 40, and near the top for value 100. Right: bit rate on a log axis against sensitivity in dBm, with six red points labeled SF7 at 5469 bits per second and minus 124.5 dBm down to SF12 at 293 bits per second and minus 137 dBm." title="Figure 12.?"/>
+            <wp:cNvGraphicFramePr>
+              <a:graphicFrameLocks noChangeAspect="1"/>
+            </wp:cNvGraphicFramePr>
+            <a:graphic>
+              <a:graphicData uri="http://schemas.openxmlformats.org/drawingml/2006/picture">
+                <pic:pic>
+                  <pic:nvPicPr>
+                    <pic:cNvPr id="0" name="b5_lora.png"/>
+                    <pic:cNvPicPr/>
+                  </pic:nvPicPr>
+                  <pic:blipFill>
+                    <a:blip r:embed="rId23"/>
+                    <a:stretch>
+                      <a:fillRect/>
+                    </a:stretch>
+                  </pic:blipFill>
+                  <pic:spPr>
+                    <a:xfrm>
+                      <a:off x="0" y="0"/>
+                      <a:ext cx="5120640" cy="2560320"/>
+                    </a:xfrm>
+                    <a:prstGeom prst="rect"/>
+                  </pic:spPr>
+                </pic:pic>
+              </a:graphicData>
+            </a:graphic>
+          </wp:inline>
+        </w:drawing>
+      </w:r>
+    </w:p>
+    <w:p>
+      <w:pPr>
+        <w:spacing w:after="200"/>
+        <w:jc w:val="center"/>
+      </w:pPr>
+      <w:r>
+        <w:rPr>
+          <w:i/>
+          <w:iCs/>
+          <w:color w:val="555555"/>
+          <w:sz w:val="19"/>
+          <w:szCs w:val="19"/>
+        </w:rPr>
+        <w:t xml:space="preserve">Figure 12.1 — LoRa chirp spread spectrum at 125 kHz. Left: three SF7 symbols; each sweeps across the whole band in 1.024 ms, and the data value sets where the sweep starts. Right: each step up in spreading factor roughly halves the bit rate and gains 2.5 dB of sensitivity, from 5469 bit/s at −124.5 dBm (SF7) to 293 bit/s at −137 dBm (SF12).</w:t>
+      </w:r>
+    </w:p>
+    <w:p>
+      <w:pPr>
         <w:pStyle w:val="Heading2"/>
       </w:pPr>
       <w:r>
@@ -7662,7 +10098,7 @@
         <w:rPr>
           <w:i w:val="0"/>
         </w:rPr>
-        <w:t>The GPS L1 C/A signal is direct-sequence spread spectrum used for two purposes. Each satellite spreads a 50 bit/s navigation message with its own 1023-chip Gold code at 1.023 Mchip/s, so all satellites share one frequency, 1575.42 MHz, and the receiver separates them by correlating with each code: code-division multiple access. The processing gain from 1.023 Mchip/s to 50 bit/s is 43 dB, which is what lets the receiver use a signal that arrives far below the noise. The same correlation peak marks the arrival time to a small fraction of a chip, 293 m, and the time is the range of Chapter 16. Galileo, BeiDou, and the newer GPS L5 signal use longer codes and faster chips for the same reasons.</w:t>
+        <w:t xml:space="preserve">The GPS L1 C/A signal is direct-sequence spread spectrum used for two purposes. Each satellite spreads a 50 bit/s navigation message with its own 1023-chip Gold code at 1.023 Mchip/s, so all satellites share one frequency, 1575.42 MHz, and the receiver separates them by correlating with each code: code-division multiple access. The processing gain from 1.023 Mchip/s to 50 bit/s is 43 dB, which is what lets the receiver use a signal that arrives far below the noise. The same correlation peak marks the arrival time to a small fraction of a chip (one chip is 293 m), and the time is the range of Chapter 16. Galileo, BeiDou, and the newer GPS L5 signal use longer codes and faster chips for the same reasons.</w:t>
       </w:r>
     </w:p>
     <w:p>
@@ -7764,7 +10200,7 @@
         <w:rPr>
           <w:i w:val="0"/>
         </w:rPr>
-        <w:t>Classic Bluetooth hops across 79 channels of 1 MHz at 1600 hops per second, so a single 625 µs slot occupies one channel and a packet hit by Wi-Fi is simply resent on another. With three or four busy Wi-Fi networks covering much of the 2.4 GHz band, random hopping would lose a large share of packets. Adaptive frequency hopping, introduced in Bluetooth 1.2, lets the central device classify channels as good or bad from its error statistics and remap hops away from the bad ones, down to a minimum of 20 channels. BLE applies the same idea to its 37 data channels with a channel map that both ends update. This is why a Bluetooth headset and a Wi-Fi laptop can work side by side without coordination.</w:t>
+        <w:t xml:space="preserve">Classic Bluetooth hops across 79 channels of 1 MHz at 1600 hops per second, so a single 625 µs slot occupies one channel and a packet hit by Wi-Fi is resent on another. With three or four busy Wi-Fi networks covering much of the 2.4 GHz band, random hopping would lose a large share of packets. Adaptive frequency hopping, introduced in Bluetooth 1.2, lets the central device classify channels as good or bad from its error statistics and remap hops away from the bad ones, down to a minimum of 20 channels. BLE applies the same idea to its 37 data channels with a channel map that both ends update. This is why a Bluetooth headset and a Wi-Fi laptop can work side by side without coordination.</w:t>
       </w:r>
     </w:p>
     <w:p>
@@ -7819,6 +10255,28 @@
     </w:p>
     <w:p>
       <w:pPr>
+        <w:shd w:fill="E8F1E4" w:val="clear"/>
+        <w:spacing w:after="80" w:before="120"/>
+      </w:pPr>
+      <w:r>
+        <w:rPr>
+          <w:b/>
+          <w:bCs/>
+        </w:rPr>
+        <w:t xml:space="preserve">From the Bench</w:t>
+      </w:r>
+    </w:p>
+    <w:p>
+      <w:pPr>
+        <w:shd w:fill="E8F1E4" w:val="clear"/>
+        <w:spacing w:after="120"/>
+      </w:pPr>
+      <w:r>
+        <w:t xml:space="preserve">When a LoRa link is marginal, raising the spreading factor by one step buys about 2.5 dB of sensitivity and doubles the time on air, which doubles the battery cost and halves the network's capacity. Check whether the antenna and its placement can give those decibels first; a quarter-wave whip held clear of a metal enclosure often beats two spreading-factor steps.</w:t>
+      </w:r>
+    </w:p>
+    <w:p>
+      <w:pPr>
         <w:pStyle w:val="Heading2"/>
       </w:pPr>
       <w:r>
@@ -7924,13 +10382,13 @@
         <w:rPr>
           <w:b/>
         </w:rPr>
-        <w:t xml:space="preserve">7. </w:t>
-      </w:r>
-      <w:r>
-        <w:rPr>
-          <w:i w:val="0"/>
-        </w:rPr>
-        <w:t>Find the processing gain of a DSSS system that spreads 1 kbit/s data at 1.023 Mchip/s.</w:t>
+        <w:t xml:space="preserve">7. 802.11b at 1 Mbit/s spreads each bit with an 11-chip Barker code at 11 Mchip/s. Find the processing gain.</w:t>
+      </w:r>
+      <w:r>
+        <w:rPr>
+          <w:i w:val="0"/>
+        </w:rPr>
+        <w:t xml:space="preserve"/>
       </w:r>
     </w:p>
     <w:p>
@@ -7976,6 +10434,104 @@
           <w:i w:val="0"/>
         </w:rPr>
         <w:t>How long does a classic Bluetooth slot last, and how many hops per second does that give?</w:t>
+      </w:r>
+    </w:p>
+    <w:p>
+      <w:pPr>
+        <w:pStyle w:val="Heading3"/>
+        <w:spacing w:after="120" w:before="280"/>
+      </w:pPr>
+      <w:r>
+        <w:t xml:space="preserve">What You’ll Actually Use</w:t>
+      </w:r>
+    </w:p>
+    <w:p>
+      <w:pPr>
+        <w:spacing w:after="60"/>
+      </w:pPr>
+      <w:r>
+        <w:rPr>
+          <w:b/>
+          <w:bCs/>
+        </w:rPr>
+        <w:t xml:space="preserve">Everyday working tools</w:t>
+      </w:r>
+    </w:p>
+    <w:p>
+      <w:pPr>
+        <w:pStyle w:val="ListParagraph"/>
+        <w:numPr>
+          <w:ilvl w:val="0"/>
+          <w:numId w:val="1"/>
+        </w:numPr>
+        <w:spacing w:after="60"/>
+      </w:pPr>
+      <w:r>
+        <w:t xml:space="preserve">Processing gain = chip rate/bit rate in dB.</w:t>
+      </w:r>
+    </w:p>
+    <w:p>
+      <w:pPr>
+        <w:pStyle w:val="ListParagraph"/>
+        <w:numPr>
+          <w:ilvl w:val="0"/>
+          <w:numId w:val="1"/>
+        </w:numPr>
+        <w:spacing w:after="60"/>
+      </w:pPr>
+      <w:r>
+        <w:t xml:space="preserve">LoRa spreading factor versus rate, sensitivity, and time on air.</w:t>
+      </w:r>
+    </w:p>
+    <w:p>
+      <w:pPr>
+        <w:pStyle w:val="ListParagraph"/>
+        <w:numPr>
+          <w:ilvl w:val="0"/>
+          <w:numId w:val="1"/>
+        </w:numPr>
+        <w:spacing w:after="60"/>
+      </w:pPr>
+      <w:r>
+        <w:t xml:space="preserve">C/N0 in dB-Hz for GNSS.</w:t>
+      </w:r>
+    </w:p>
+    <w:p>
+      <w:pPr>
+        <w:spacing w:after="60" w:before="120"/>
+      </w:pPr>
+      <w:r>
+        <w:rPr>
+          <w:b/>
+          <w:bCs/>
+        </w:rPr>
+        <w:t xml:space="preserve">Mostly for exams and deeper study</w:t>
+      </w:r>
+    </w:p>
+    <w:p>
+      <w:pPr>
+        <w:pStyle w:val="ListParagraph"/>
+        <w:numPr>
+          <w:ilvl w:val="0"/>
+          <w:numId w:val="1"/>
+        </w:numPr>
+        <w:spacing w:after="60"/>
+      </w:pPr>
+      <w:r>
+        <w:t xml:space="preserve">Gold-code correlation properties.</w:t>
+      </w:r>
+    </w:p>
+    <w:p>
+      <w:pPr>
+        <w:pStyle w:val="ListParagraph"/>
+        <w:numPr>
+          <w:ilvl w:val="0"/>
+          <w:numId w:val="1"/>
+        </w:numPr>
+        <w:spacing w:after="60"/>
+      </w:pPr>
+      <w:r>
+        <w:t xml:space="preserve">Continuous-phase FSK spectra.</w:t>
       </w:r>
     </w:p>
     <w:p>
@@ -7992,6 +10548,29 @@
       </w:r>
     </w:p>
     <w:p>
+      <w:pPr>
+        <w:spacing w:after="160"/>
+      </w:pPr>
+      <w:r>
+        <w:t xml:space="preserve">A channel estimate starts to go stale the moment it is made. For a phone in a car at 120 km/h on 3.5 GHz, the estimate still matches the true channel with a correlation of 0.94 after a fifth of a millisecond, 0.66 after half a millisecond, and almost nothing after 5 ms. Pilots have to be refreshed faster than the channel forgets, and that is a hard number, not a guess.</w:t>
+      </w:r>
+    </w:p>
+    <w:p>
+      <w:pPr>
+        <w:spacing w:after="200"/>
+      </w:pPr>
+      <w:r>
+        <w:rPr>
+          <w:b/>
+          <w:bCs/>
+        </w:rPr>
+        <w:t xml:space="preserve">Where you meet this: </w:t>
+      </w:r>
+      <w:r>
+        <w:t xml:space="preserve">Every 5G DMRS and CSI-RS setting, every Wi-Fi long training field, every OFDM pilot pattern, and every channel-state report a phone sends back.</w:t>
+      </w:r>
+    </w:p>
+    <w:p>
       <w:pPr/>
       <w:r>
         <w:rPr>
@@ -8365,6 +10944,62 @@
     </w:p>
     <w:p>
       <w:pPr>
+        <w:spacing w:after="60" w:before="200"/>
+        <w:jc w:val="center"/>
+      </w:pPr>
+      <w:r>
+        <w:drawing>
+          <wp:inline xmlns:a="http://schemas.openxmlformats.org/drawingml/2006/main" xmlns:pic="http://schemas.openxmlformats.org/drawingml/2006/picture">
+            <wp:extent cx="5120640" cy="2816352"/>
+            <wp:docPr id="16" name="Picture 16" descr="Plot of correlation with the true channel from minus 0.4 to 1 against the age of the channel estimate from 0 to 6 milliseconds. A red Bessel-shaped curve for 120 kilometers per hour drops from 1 through 0.94 at 0.2 milliseconds and 0.66 at 0.5 milliseconds, goes negative near 1.5 milliseconds, and oscillates with shrinking swings, reaching 0.10 at 5 milliseconds. A green curve for 1 meter per second stays near 1, at 0.97 at 5 milliseconds." title="Figure 13.?"/>
+            <wp:cNvGraphicFramePr>
+              <a:graphicFrameLocks noChangeAspect="1"/>
+            </wp:cNvGraphicFramePr>
+            <a:graphic>
+              <a:graphicData uri="http://schemas.openxmlformats.org/drawingml/2006/picture">
+                <pic:pic>
+                  <pic:nvPicPr>
+                    <pic:cNvPr id="0" name="b5_aging.png"/>
+                    <pic:cNvPicPr/>
+                  </pic:nvPicPr>
+                  <pic:blipFill>
+                    <a:blip r:embed="rId24"/>
+                    <a:stretch>
+                      <a:fillRect/>
+                    </a:stretch>
+                  </pic:blipFill>
+                  <pic:spPr>
+                    <a:xfrm>
+                      <a:off x="0" y="0"/>
+                      <a:ext cx="5120640" cy="2816352"/>
+                    </a:xfrm>
+                    <a:prstGeom prst="rect"/>
+                  </pic:spPr>
+                </pic:pic>
+              </a:graphicData>
+            </a:graphic>
+          </wp:inline>
+        </w:drawing>
+      </w:r>
+    </w:p>
+    <w:p>
+      <w:pPr>
+        <w:spacing w:after="200"/>
+        <w:jc w:val="center"/>
+      </w:pPr>
+      <w:r>
+        <w:rPr>
+          <w:i/>
+          <w:iCs/>
+          <w:color w:val="555555"/>
+          <w:sz w:val="19"/>
+          <w:szCs w:val="19"/>
+        </w:rPr>
+        <w:t xml:space="preserve">Figure 13.1 — How fast a channel estimate goes stale at 3.5 GHz. For a vehicle at 120 km/h (fD = 389 Hz) the correlation with the true channel, J0(2πfDτ), falls to 0.94 after 0.2 ms, 0.66 after 0.5 ms, and 0.10 after 5 ms; for a pedestrian at 1 m/s (fD = 11.7 Hz) it is still 0.97 after 5 ms.</w:t>
+      </w:r>
+    </w:p>
+    <w:p>
+      <w:pPr>
         <w:pStyle w:val="Heading2"/>
       </w:pPr>
       <w:r>
@@ -8415,6 +11050,28 @@
     </w:p>
     <w:p>
       <w:pPr>
+        <w:shd w:fill="E8F1E4" w:val="clear"/>
+        <w:spacing w:after="80" w:before="120"/>
+      </w:pPr>
+      <w:r>
+        <w:rPr>
+          <w:b/>
+          <w:bCs/>
+        </w:rPr>
+        <w:t xml:space="preserve">From the Bench</w:t>
+      </w:r>
+    </w:p>
+    <w:p>
+      <w:pPr>
+        <w:shd w:fill="E8F1E4" w:val="clear"/>
+        <w:spacing w:after="120"/>
+      </w:pPr>
+      <w:r>
+        <w:t xml:space="preserve">If a link works at walking speed and fails in a vehicle, compare the pilot spacing in time with the coherence time at the carrier frequency and the speed. In 5G the fix is a configuration change, an additional DMRS symbol, not a hardware change. Indoors with long delay spreads, check the frequency spacing of the pilots against the coherence bandwidth in the same way.</w:t>
+      </w:r>
+    </w:p>
+    <w:p>
+      <w:pPr>
         <w:pStyle w:val="Heading2"/>
       </w:pPr>
       <w:r>
@@ -8572,6 +11229,104 @@
           <w:i w:val="0"/>
         </w:rPr>
         <w:t>At what product of Doppler and delay does Clarke's channel correlation first reach zero?</w:t>
+      </w:r>
+    </w:p>
+    <w:p>
+      <w:pPr>
+        <w:pStyle w:val="Heading3"/>
+        <w:spacing w:after="120" w:before="280"/>
+      </w:pPr>
+      <w:r>
+        <w:t xml:space="preserve">What You’ll Actually Use</w:t>
+      </w:r>
+    </w:p>
+    <w:p>
+      <w:pPr>
+        <w:spacing w:after="60"/>
+      </w:pPr>
+      <w:r>
+        <w:rPr>
+          <w:b/>
+          <w:bCs/>
+        </w:rPr>
+        <w:t xml:space="preserve">Everyday working tools</w:t>
+      </w:r>
+    </w:p>
+    <w:p>
+      <w:pPr>
+        <w:pStyle w:val="ListParagraph"/>
+        <w:numPr>
+          <w:ilvl w:val="0"/>
+          <w:numId w:val="1"/>
+        </w:numPr>
+        <w:spacing w:after="60"/>
+      </w:pPr>
+      <w:r>
+        <w:t xml:space="preserve">Pilot spacing against coherence time and coherence bandwidth.</w:t>
+      </w:r>
+    </w:p>
+    <w:p>
+      <w:pPr>
+        <w:pStyle w:val="ListParagraph"/>
+        <w:numPr>
+          <w:ilvl w:val="0"/>
+          <w:numId w:val="1"/>
+        </w:numPr>
+        <w:spacing w:after="60"/>
+      </w:pPr>
+      <w:r>
+        <w:t xml:space="preserve">Least-squares estimation on pilots and interpolation between them.</w:t>
+      </w:r>
+    </w:p>
+    <w:p>
+      <w:pPr>
+        <w:pStyle w:val="ListParagraph"/>
+        <w:numPr>
+          <w:ilvl w:val="0"/>
+          <w:numId w:val="1"/>
+        </w:numPr>
+        <w:spacing w:after="60"/>
+      </w:pPr>
+      <w:r>
+        <w:t xml:space="preserve">Channel aging and CSI reporting delay.</w:t>
+      </w:r>
+    </w:p>
+    <w:p>
+      <w:pPr>
+        <w:spacing w:after="60" w:before="120"/>
+      </w:pPr>
+      <w:r>
+        <w:rPr>
+          <w:b/>
+          <w:bCs/>
+        </w:rPr>
+        <w:t xml:space="preserve">Mostly for exams and deeper study</w:t>
+      </w:r>
+    </w:p>
+    <w:p>
+      <w:pPr>
+        <w:pStyle w:val="ListParagraph"/>
+        <w:numPr>
+          <w:ilvl w:val="0"/>
+          <w:numId w:val="1"/>
+        </w:numPr>
+        <w:spacing w:after="60"/>
+      </w:pPr>
+      <w:r>
+        <w:t xml:space="preserve">MMSE estimation with channel statistics.</w:t>
+      </w:r>
+    </w:p>
+    <w:p>
+      <w:pPr>
+        <w:pStyle w:val="ListParagraph"/>
+        <w:numPr>
+          <w:ilvl w:val="0"/>
+          <w:numId w:val="1"/>
+        </w:numPr>
+        <w:spacing w:after="60"/>
+      </w:pPr>
+      <w:r>
+        <w:t xml:space="preserve">The Bessel autocorrelation in detail.</w:t>
       </w:r>
     </w:p>
     <w:p>
@@ -8588,6 +11343,29 @@
       </w:r>
     </w:p>
     <w:p>
+      <w:pPr>
+        <w:spacing w:after="160"/>
+      </w:pPr>
+      <w:r>
+        <w:t xml:space="preserve">In 1971 Norman Abramson's ALOHAnet at the University of Hawaii linked computers on several islands by radio, and its rule was as plain as rules get: send whenever you have something, and if no acknowledgment comes, wait a random time and send again. The throughput can never exceed 18.4 % of the channel. That ceiling, and the ways around it, shaped Ethernet, Wi-Fi, and the random-access step of every phone that turns on.</w:t>
+      </w:r>
+    </w:p>
+    <w:p>
+      <w:pPr>
+        <w:spacing w:after="200"/>
+      </w:pPr>
+      <w:r>
+        <w:rPr>
+          <w:b/>
+          <w:bCs/>
+        </w:rPr>
+        <w:t xml:space="preserve">Where you meet this: </w:t>
+      </w:r>
+      <w:r>
+        <w:t xml:space="preserve">Every Wi-Fi contention window, every 5G random-access preamble, every LoRaWAN uplink, and every scheduler that hands out resource blocks.</w:t>
+      </w:r>
+    </w:p>
+    <w:p>
       <w:pPr/>
       <w:r>
         <w:rPr>
@@ -8649,6 +11427,62 @@
     </w:p>
     <w:p>
       <w:pPr>
+        <w:spacing w:after="60" w:before="200"/>
+        <w:jc w:val="center"/>
+      </w:pPr>
+      <w:r>
+        <w:drawing>
+          <wp:inline xmlns:a="http://schemas.openxmlformats.org/drawingml/2006/main" xmlns:pic="http://schemas.openxmlformats.org/drawingml/2006/picture">
+            <wp:extent cx="5120640" cy="2816352"/>
+            <wp:docPr id="17" name="Picture 17" descr="Plot of throughput S from 0 to 0.45 against offered load G from 0 to 3 packets per packet time. A blue curve for pure ALOHA rises to a maximum of 0.184 at G equals 0.5 and decays. A red curve for slotted ALOHA rises to 0.368 at G equals 1 and decays more slowly. Green squares at G equals 0.25 mark 0.152 and 0.195." title="Figure 14.?"/>
+            <wp:cNvGraphicFramePr>
+              <a:graphicFrameLocks noChangeAspect="1"/>
+            </wp:cNvGraphicFramePr>
+            <a:graphic>
+              <a:graphicData uri="http://schemas.openxmlformats.org/drawingml/2006/picture">
+                <pic:pic>
+                  <pic:nvPicPr>
+                    <pic:cNvPr id="0" name="b5_aloha.png"/>
+                    <pic:cNvPicPr/>
+                  </pic:nvPicPr>
+                  <pic:blipFill>
+                    <a:blip r:embed="rId25"/>
+                    <a:stretch>
+                      <a:fillRect/>
+                    </a:stretch>
+                  </pic:blipFill>
+                  <pic:spPr>
+                    <a:xfrm>
+                      <a:off x="0" y="0"/>
+                      <a:ext cx="5120640" cy="2816352"/>
+                    </a:xfrm>
+                    <a:prstGeom prst="rect"/>
+                  </pic:spPr>
+                </pic:pic>
+              </a:graphicData>
+            </a:graphic>
+          </wp:inline>
+        </w:drawing>
+      </w:r>
+    </w:p>
+    <w:p>
+      <w:pPr>
+        <w:spacing w:after="200"/>
+        <w:jc w:val="center"/>
+      </w:pPr>
+      <w:r>
+        <w:rPr>
+          <w:i/>
+          <w:iCs/>
+          <w:color w:val="555555"/>
+          <w:sz w:val="19"/>
+          <w:szCs w:val="19"/>
+        </w:rPr>
+        <w:t xml:space="preserve">Figure 14.1 — Throughput of ALOHA against offered load. Pure ALOHA peaks at 18.4 % at G = 0.5; slotted ALOHA, which removes partial overlaps, peaks at 36.8 % at G = 1. At a light load of G = 0.25 they carry 0.152 and 0.195.</w:t>
+      </w:r>
+    </w:p>
+    <w:p>
+      <w:pPr>
         <w:pStyle w:val="Heading2"/>
       </w:pPr>
       <w:r>
@@ -8801,7 +11635,7 @@
         <w:rPr>
           <w:i w:val="0"/>
         </w:rPr>
-        <w:t>In the downlink one base station transmits to many users, and the near users simply receive a stronger signal. In the uplink the many users transmit to one receiver, and a handset near the tower would drown a distant one in the adjacent resource blocks unless its power were reduced. The 5G NR and LTE uplinks therefore use open-loop power control with closed-loop corrections. The handset estimates its path loss from the downlink reference signal and sets its power to a target received level per resource block, P0, plus 10 log₁₀ of the number of resource blocks, plus a fraction α of the path loss, capped at its maximum, 23 dBm for a standard handset. With α = 1 every user arrives at the same level; with fractional α, typically 0.7 to 0.8, distant users arrive weaker, which limits their interference into neighboring cells at a small cost in their own rate. Closed-loop commands of ±1 or ±3 dB fine-tune the result.</w:t>
+        <w:t xml:space="preserve">In the downlink one base station transmits to many users, and the near users receive a stronger signal. In the uplink the many users transmit to one receiver, and a handset near the tower would drown a distant one in the adjacent resource blocks unless its power were reduced. The 5G NR and LTE uplinks therefore use open-loop power control with closed-loop corrections. The handset estimates its path loss from the downlink reference signal and sets its power to a target received level per resource block, P0, plus 10 log₁₀ of the number of resource blocks, plus a fraction α of the path loss, capped at its maximum, 23 dBm for a standard handset. With α = 1 every user arrives at the same level; with fractional α, typically 0.7 to 0.8, distant users arrive weaker, which limits their interference into neighboring cells at a small cost in their own rate. Closed-loop commands of ±1 or ±3 dB fine-tune the result.</w:t>
       </w:r>
     </w:p>
     <w:p>
@@ -9050,6 +11884,28 @@
     </w:p>
     <w:p>
       <w:pPr>
+        <w:shd w:fill="E8F1E4" w:val="clear"/>
+        <w:spacing w:after="80" w:before="120"/>
+      </w:pPr>
+      <w:r>
+        <w:rPr>
+          <w:b/>
+          <w:bCs/>
+        </w:rPr>
+        <w:t xml:space="preserve">From the Bench</w:t>
+      </w:r>
+    </w:p>
+    <w:p>
+      <w:pPr>
+        <w:shd w:fill="E8F1E4" w:val="clear"/>
+        <w:spacing w:after="120"/>
+      </w:pPr>
+      <w:r>
+        <w:t xml:space="preserve">When a busy Wi-Fi network has plenty of signal but poor throughput, count the stations and look at the retry rate. Collisions rise steeply as contention grows; a high retry rate with good signal points to contention or hidden nodes, not range. Smaller cells on separate channels, or a scheduled access mode such as 802.11ax OFDMA, help more than raising transmit power.</w:t>
+      </w:r>
+    </w:p>
+    <w:p>
+      <w:pPr>
         <w:pStyle w:val="Heading2"/>
       </w:pPr>
       <w:r>
@@ -9222,6 +12078,104 @@
           <w:i w:val="0"/>
         </w:rPr>
         <w:t>In a DDDDDDDSUU pattern with a special slot of 6 downlink, 4 guard, and 4 uplink symbols, what fraction of the time is downlink?</w:t>
+      </w:r>
+    </w:p>
+    <w:p>
+      <w:pPr>
+        <w:pStyle w:val="Heading3"/>
+        <w:spacing w:after="120" w:before="280"/>
+      </w:pPr>
+      <w:r>
+        <w:t xml:space="preserve">What You’ll Actually Use</w:t>
+      </w:r>
+    </w:p>
+    <w:p>
+      <w:pPr>
+        <w:spacing w:after="60"/>
+      </w:pPr>
+      <w:r>
+        <w:rPr>
+          <w:b/>
+          <w:bCs/>
+        </w:rPr>
+        <w:t xml:space="preserve">Everyday working tools</w:t>
+      </w:r>
+    </w:p>
+    <w:p>
+      <w:pPr>
+        <w:pStyle w:val="ListParagraph"/>
+        <w:numPr>
+          <w:ilvl w:val="0"/>
+          <w:numId w:val="1"/>
+        </w:numPr>
+        <w:spacing w:after="60"/>
+      </w:pPr>
+      <w:r>
+        <w:t xml:space="preserve">Pure and slotted ALOHA throughput ceilings.</w:t>
+      </w:r>
+    </w:p>
+    <w:p>
+      <w:pPr>
+        <w:pStyle w:val="ListParagraph"/>
+        <w:numPr>
+          <w:ilvl w:val="0"/>
+          <w:numId w:val="1"/>
+        </w:numPr>
+        <w:spacing w:after="60"/>
+      </w:pPr>
+      <w:r>
+        <w:t xml:space="preserve">CSMA/CA, the contention window, and hidden nodes.</w:t>
+      </w:r>
+    </w:p>
+    <w:p>
+      <w:pPr>
+        <w:pStyle w:val="ListParagraph"/>
+        <w:numPr>
+          <w:ilvl w:val="0"/>
+          <w:numId w:val="1"/>
+        </w:numPr>
+        <w:spacing w:after="60"/>
+      </w:pPr>
+      <w:r>
+        <w:t xml:space="preserve">Scheduled access with resource blocks and proportional fairness.</w:t>
+      </w:r>
+    </w:p>
+    <w:p>
+      <w:pPr>
+        <w:spacing w:after="60" w:before="120"/>
+      </w:pPr>
+      <w:r>
+        <w:rPr>
+          <w:b/>
+          <w:bCs/>
+        </w:rPr>
+        <w:t xml:space="preserve">Mostly for exams and deeper study</w:t>
+      </w:r>
+    </w:p>
+    <w:p>
+      <w:pPr>
+        <w:pStyle w:val="ListParagraph"/>
+        <w:numPr>
+          <w:ilvl w:val="0"/>
+          <w:numId w:val="1"/>
+        </w:numPr>
+        <w:spacing w:after="60"/>
+      </w:pPr>
+      <w:r>
+        <w:t xml:space="preserve">Markov analysis of the 802.11 backoff.</w:t>
+      </w:r>
+    </w:p>
+    <w:p>
+      <w:pPr>
+        <w:pStyle w:val="ListParagraph"/>
+        <w:numPr>
+          <w:ilvl w:val="0"/>
+          <w:numId w:val="1"/>
+        </w:numPr>
+        <w:spacing w:after="60"/>
+      </w:pPr>
+      <w:r>
+        <w:t xml:space="preserve">Optimal scheduling theory.</w:t>
       </w:r>
     </w:p>
     <w:p>
@@ -9238,6 +12192,29 @@
       </w:r>
     </w:p>
     <w:p>
+      <w:pPr>
+        <w:spacing w:after="160"/>
+      </w:pPr>
+      <w:r>
+        <w:t xml:space="preserve">A Wi-Fi link with a physical rate of 1.2 Gbit/s moves 57 Mbit/s of real data when it sends one 1500-byte packet per transmission. Send 64 packets behind one preamble and one acknowledgment, and the same link moves 913 Mbit/s, sixteen times as much. The radio did not get faster. The fixed overhead of each transmission was spread over more data, and that overhead decides real throughput far more often than the modulation does.</w:t>
+      </w:r>
+    </w:p>
+    <w:p>
+      <w:pPr>
+        <w:spacing w:after="200"/>
+      </w:pPr>
+      <w:r>
+        <w:rPr>
+          <w:b/>
+          <w:bCs/>
+        </w:rPr>
+        <w:t xml:space="preserve">Where you meet this: </w:t>
+      </w:r>
+      <w:r>
+        <w:t xml:space="preserve">Every Wi-Fi speed test, every 5G MCS and CQI table, every HARQ retransmission, and every vendor claim that quotes a peak rate.</w:t>
+      </w:r>
+    </w:p>
+    <w:p>
       <w:pPr/>
       <w:r>
         <w:rPr>
@@ -9719,7 +12696,63 @@
         <w:rPr>
           <w:i w:val="0"/>
         </w:rPr>
-        <w:t>Every Wi-Fi transmission pays a fixed overhead of time that does not depend on its length: the contention wait of Section 14.3, a DIFS of 34 µs plus a random backoff averaging 67.5 µs in a fresh contention window, a preamble of roughly 40 µs for an 802.11ax frame, a SIFS of 16 µs, and the block acknowledgment. At a PHY rate of a gigabit per second, a single 1500-byte packet occupies the air for only 10 µs, so the overhead dominates. 802.11n introduced aggregation, which packs many packets into one transmission, an A-MPDU, behind one preamble and one acknowledgment; 802.11ax allows up to 256 packets and 802.11be up to 1024. The effective throughput then approaches the PHY rate, and the acknowledgment bitmap lets the receiver request only the packets that failed.</w:t>
+        <w:t xml:space="preserve">Every Wi-Fi transmission pays a fixed overhead of time that does not depend on its length: the contention wait of Section 14.3, a DIFS of 34 µs plus a random backoff averaging 67.5 µs in a fresh contention window, a preamble of roughly 40 µs for an 802.11ax frame, a SIFS of 16 µs, and the block acknowledgment. At a PHY rate of a gigabit per second, a single 1500-byte packet occupies the air for only 12 µs, so the overhead dominates. 802.11n introduced aggregation, which packs many packets into one transmission, an A-MPDU, behind one preamble and one acknowledgment; 802.11ax allows up to 256 packets and 802.11be up to 1024. The effective throughput then approaches the PHY rate, and the acknowledgment bitmap lets the receiver request only the packets that failed.</w:t>
+      </w:r>
+    </w:p>
+    <w:p>
+      <w:pPr>
+        <w:spacing w:after="60" w:before="200"/>
+        <w:jc w:val="center"/>
+      </w:pPr>
+      <w:r>
+        <w:drawing>
+          <wp:inline xmlns:a="http://schemas.openxmlformats.org/drawingml/2006/main" xmlns:pic="http://schemas.openxmlformats.org/drawingml/2006/picture">
+            <wp:extent cx="5120640" cy="2816352"/>
+            <wp:docPr id="18" name="Picture 18" descr="Plot of throughput in megabits per second against packets per transmission on a log axis from 1 to 256. The blue curve rises from 57 at one packet through 531 at 16 and 913 at 64 toward a dashed line at the PHY rate of 1201 megabits per second. A note gives the fixed overhead of 201.5 microseconds: DIFS, backoff, preamble, SIFS, and block acknowledgment." title="Figure 15.?"/>
+            <wp:cNvGraphicFramePr>
+              <a:graphicFrameLocks noChangeAspect="1"/>
+            </wp:cNvGraphicFramePr>
+            <a:graphic>
+              <a:graphicData uri="http://schemas.openxmlformats.org/drawingml/2006/picture">
+                <pic:pic>
+                  <pic:nvPicPr>
+                    <pic:cNvPr id="0" name="b5_aggregation.png"/>
+                    <pic:cNvPicPr/>
+                  </pic:nvPicPr>
+                  <pic:blipFill>
+                    <a:blip r:embed="rId26"/>
+                    <a:stretch>
+                      <a:fillRect/>
+                    </a:stretch>
+                  </pic:blipFill>
+                  <pic:spPr>
+                    <a:xfrm>
+                      <a:off x="0" y="0"/>
+                      <a:ext cx="5120640" cy="2816352"/>
+                    </a:xfrm>
+                    <a:prstGeom prst="rect"/>
+                  </pic:spPr>
+                </pic:pic>
+              </a:graphicData>
+            </a:graphic>
+          </wp:inline>
+        </w:drawing>
+      </w:r>
+    </w:p>
+    <w:p>
+      <w:pPr>
+        <w:spacing w:after="200"/>
+        <w:jc w:val="center"/>
+      </w:pPr>
+      <w:r>
+        <w:rPr>
+          <w:i/>
+          <w:iCs/>
+          <w:color w:val="555555"/>
+          <w:sz w:val="19"/>
+          <w:szCs w:val="19"/>
+        </w:rPr>
+        <w:t xml:space="preserve">Figure 15.1 — Real Wi-Fi throughput against the number of 1500-byte packets per transmission, at a PHY rate of 1201 Mbit/s with 201.5 µs of fixed overhead per transmission. One packet gives 57 Mbit/s, 16 give 531 Mbit/s, and 64 give 913 Mbit/s.</w:t>
       </w:r>
     </w:p>
     <w:p>
@@ -9774,6 +12807,28 @@
     </w:p>
     <w:p>
       <w:pPr>
+        <w:shd w:fill="E8F1E4" w:val="clear"/>
+        <w:spacing w:after="80" w:before="120"/>
+      </w:pPr>
+      <w:r>
+        <w:rPr>
+          <w:b/>
+          <w:bCs/>
+        </w:rPr>
+        <w:t xml:space="preserve">From the Bench</w:t>
+      </w:r>
+    </w:p>
+    <w:p>
+      <w:pPr>
+        <w:shd w:fill="E8F1E4" w:val="clear"/>
+        <w:spacing w:after="120"/>
+      </w:pPr>
+      <w:r>
+        <w:t xml:space="preserve">When measured throughput falls far below the PHY rate, look at aggregation and the retry count before blaming the radio. A TCP stream with small windows, a driver that disables A-MPDU, or a lot of small packets will cap the rate regardless of signal quality. A healthy link adapts toward about 10 % block error rate on the first transmission; a much lower rate usually means the MCS is too timid.</w:t>
+      </w:r>
+    </w:p>
+    <w:p>
+      <w:pPr>
         <w:pStyle w:val="Heading2"/>
       </w:pPr>
       <w:r>
@@ -9946,6 +13001,104 @@
           <w:i w:val="0"/>
         </w:rPr>
         <w:t>With the same overhead, what throughput does an aggregate of 16 packets give?</w:t>
+      </w:r>
+    </w:p>
+    <w:p>
+      <w:pPr>
+        <w:pStyle w:val="Heading3"/>
+        <w:spacing w:after="120" w:before="280"/>
+      </w:pPr>
+      <w:r>
+        <w:t xml:space="preserve">What You’ll Actually Use</w:t>
+      </w:r>
+    </w:p>
+    <w:p>
+      <w:pPr>
+        <w:spacing w:after="60"/>
+      </w:pPr>
+      <w:r>
+        <w:rPr>
+          <w:b/>
+          <w:bCs/>
+        </w:rPr>
+        <w:t xml:space="preserve">Everyday working tools</w:t>
+      </w:r>
+    </w:p>
+    <w:p>
+      <w:pPr>
+        <w:pStyle w:val="ListParagraph"/>
+        <w:numPr>
+          <w:ilvl w:val="0"/>
+          <w:numId w:val="1"/>
+        </w:numPr>
+        <w:spacing w:after="60"/>
+      </w:pPr>
+      <w:r>
+        <w:t xml:space="preserve">MCS selection from SNR and a target block error rate.</w:t>
+      </w:r>
+    </w:p>
+    <w:p>
+      <w:pPr>
+        <w:pStyle w:val="ListParagraph"/>
+        <w:numPr>
+          <w:ilvl w:val="0"/>
+          <w:numId w:val="1"/>
+        </w:numPr>
+        <w:spacing w:after="60"/>
+      </w:pPr>
+      <w:r>
+        <w:t xml:space="preserve">HARQ with soft combining.</w:t>
+      </w:r>
+    </w:p>
+    <w:p>
+      <w:pPr>
+        <w:pStyle w:val="ListParagraph"/>
+        <w:numPr>
+          <w:ilvl w:val="0"/>
+          <w:numId w:val="1"/>
+        </w:numPr>
+        <w:spacing w:after="60"/>
+      </w:pPr>
+      <w:r>
+        <w:t xml:space="preserve">Overhead and aggregation in real throughput.</w:t>
+      </w:r>
+    </w:p>
+    <w:p>
+      <w:pPr>
+        <w:spacing w:after="60" w:before="120"/>
+      </w:pPr>
+      <w:r>
+        <w:rPr>
+          <w:b/>
+          <w:bCs/>
+        </w:rPr>
+        <w:t xml:space="preserve">Mostly for exams and deeper study</w:t>
+      </w:r>
+    </w:p>
+    <w:p>
+      <w:pPr>
+        <w:pStyle w:val="ListParagraph"/>
+        <w:numPr>
+          <w:ilvl w:val="0"/>
+          <w:numId w:val="1"/>
+        </w:numPr>
+        <w:spacing w:after="60"/>
+      </w:pPr>
+      <w:r>
+        <w:t xml:space="preserve">Optimal outer-loop adaptation algorithms.</w:t>
+      </w:r>
+    </w:p>
+    <w:p>
+      <w:pPr>
+        <w:pStyle w:val="ListParagraph"/>
+        <w:numPr>
+          <w:ilvl w:val="0"/>
+          <w:numId w:val="1"/>
+        </w:numPr>
+        <w:spacing w:after="60"/>
+      </w:pPr>
+      <w:r>
+        <w:t xml:space="preserve">Throughput models of incremental redundancy.</w:t>
       </w:r>
     </w:p>
     <w:p>
@@ -9984,6 +13137,29 @@
       </w:r>
     </w:p>
     <w:p>
+      <w:pPr>
+        <w:spacing w:after="160"/>
+      </w:pPr>
+      <w:r>
+        <w:t xml:space="preserve">Walk up to a car with a modern key fob and the car measures how far away the key is, by timing radio pulses to a fraction of a nanosecond. Light covers 30 cm in a nanosecond, so the timing has to be that good. The car does not trust signal strength, because a relay attacker can boost a signal but cannot make it arrive earlier. The catch is the clock: with a 20 ppm crystal error and a 1 ms reply delay, a naive round trip is off by 3 m.</w:t>
+      </w:r>
+    </w:p>
+    <w:p>
+      <w:pPr>
+        <w:spacing w:after="200"/>
+      </w:pPr>
+      <w:r>
+        <w:rPr>
+          <w:b/>
+          <w:bCs/>
+        </w:rPr>
+        <w:t xml:space="preserve">Where you meet this: </w:t>
+      </w:r>
+      <w:r>
+        <w:t xml:space="preserve">Every GNSS receiver, every UWB tag or phone that finds keys and opens cars, Bluetooth channel sounding, 5G positioning, and Wi-Fi round-trip-time ranging.</w:t>
+      </w:r>
+    </w:p>
+    <w:p>
       <w:pPr/>
       <w:r>
         <w:rPr>
@@ -10025,6 +13201,62 @@
     </w:p>
     <w:p>
       <w:pPr>
+        <w:spacing w:after="60" w:before="200"/>
+        <w:jc w:val="center"/>
+      </w:pPr>
+      <w:r>
+        <w:drawing>
+          <wp:inline xmlns:a="http://schemas.openxmlformats.org/drawingml/2006/main" xmlns:pic="http://schemas.openxmlformats.org/drawingml/2006/picture">
+            <wp:extent cx="5120640" cy="2944368"/>
+            <wp:docPr id="19" name="Picture 19" descr="Log-log plot of the ranging bound in meters against signal bandwidth from 1 to 2000 megahertz. A red line for SNR 10 decibels and a blue line for SNR 20 decibels fall with slope minus one; points mark 100 megahertz at 0.37 meters, 400 megahertz at 9 centimeters, and 500 megahertz at 20 decibels at 2.3 centimeters. A horizontal orange dashed line at 3 meters is labeled single-sided two-way ranging with 20 ppm clocks and a 1 millisecond reply." title="Figure 16.?"/>
+            <wp:cNvGraphicFramePr>
+              <a:graphicFrameLocks noChangeAspect="1"/>
+            </wp:cNvGraphicFramePr>
+            <a:graphic>
+              <a:graphicData uri="http://schemas.openxmlformats.org/drawingml/2006/picture">
+                <pic:pic>
+                  <pic:nvPicPr>
+                    <pic:cNvPr id="0" name="b5_ranging.png"/>
+                    <pic:cNvPicPr/>
+                  </pic:nvPicPr>
+                  <pic:blipFill>
+                    <a:blip r:embed="rId27"/>
+                    <a:stretch>
+                      <a:fillRect/>
+                    </a:stretch>
+                  </pic:blipFill>
+                  <pic:spPr>
+                    <a:xfrm>
+                      <a:off x="0" y="0"/>
+                      <a:ext cx="5120640" cy="2944368"/>
+                    </a:xfrm>
+                    <a:prstGeom prst="rect"/>
+                  </pic:spPr>
+                </pic:pic>
+              </a:graphicData>
+            </a:graphic>
+          </wp:inline>
+        </w:drawing>
+      </w:r>
+    </w:p>
+    <w:p>
+      <w:pPr>
+        <w:spacing w:after="200"/>
+        <w:jc w:val="center"/>
+      </w:pPr>
+      <w:r>
+        <w:rPr>
+          <w:i/>
+          <w:iCs/>
+          <w:color w:val="555555"/>
+          <w:sz w:val="19"/>
+          <w:szCs w:val="19"/>
+        </w:rPr>
+        <w:t xml:space="preserve">Figure 16.1 — The best possible ranging accuracy for a flat-spectrum signal falls in proportion to bandwidth: 0.37 m at 100 MHz and 10 dB SNR, 9 cm at 400 MHz, and 2.3 cm at 500 MHz and 20 dB. The dashed line is the 3 m error that single-sided two-way ranging suffers from 20 ppm clocks and a 1 ms reply, whatever the bandwidth.</w:t>
+      </w:r>
+    </w:p>
+    <w:p>
+      <w:pPr>
         <w:pStyle w:val="Heading2"/>
       </w:pPr>
       <w:r>
@@ -10500,6 +13732,28 @@
     </w:p>
     <w:p>
       <w:pPr>
+        <w:shd w:fill="E8F1E4" w:val="clear"/>
+        <w:spacing w:after="80" w:before="120"/>
+      </w:pPr>
+      <w:r>
+        <w:rPr>
+          <w:b/>
+          <w:bCs/>
+        </w:rPr>
+        <w:t xml:space="preserve">From the Bench</w:t>
+      </w:r>
+    </w:p>
+    <w:p>
+      <w:pPr>
+        <w:shd w:fill="E8F1E4" w:val="clear"/>
+        <w:spacing w:after="120"/>
+      </w:pPr>
+      <w:r>
+        <w:t xml:space="preserve">For time-of-flight ranging, calibrate the antenna delay of every device; a few hundred picoseconds of uncalibrated delay is several centimeters of bias. Use double-sided two-way ranging when the clocks are not disciplined, and judge a ranging system by its worst readings in a cluttered room, where the first path is weak and an echo can win, not by its best readings on an open bench.</w:t>
+      </w:r>
+    </w:p>
+    <w:p>
+      <w:pPr>
         <w:pStyle w:val="Heading2"/>
       </w:pPr>
       <w:r>
@@ -10672,6 +13926,104 @@
           <w:i w:val="0"/>
         </w:rPr>
         <w:t>How does the Cramér-Rao ranging bound change if the SNR rises from 10 dB to 20 dB at the same bandwidth?</w:t>
+      </w:r>
+    </w:p>
+    <w:p>
+      <w:pPr>
+        <w:pStyle w:val="Heading3"/>
+        <w:spacing w:after="120" w:before="280"/>
+      </w:pPr>
+      <w:r>
+        <w:t xml:space="preserve">What You’ll Actually Use</w:t>
+      </w:r>
+    </w:p>
+    <w:p>
+      <w:pPr>
+        <w:spacing w:after="60"/>
+      </w:pPr>
+      <w:r>
+        <w:rPr>
+          <w:b/>
+          <w:bCs/>
+        </w:rPr>
+        <w:t xml:space="preserve">Everyday working tools</w:t>
+      </w:r>
+    </w:p>
+    <w:p>
+      <w:pPr>
+        <w:pStyle w:val="ListParagraph"/>
+        <w:numPr>
+          <w:ilvl w:val="0"/>
+          <w:numId w:val="1"/>
+        </w:numPr>
+        <w:spacing w:after="60"/>
+      </w:pPr>
+      <w:r>
+        <w:t xml:space="preserve">c × time as distance; 1 ns is 30 cm.</w:t>
+      </w:r>
+    </w:p>
+    <w:p>
+      <w:pPr>
+        <w:pStyle w:val="ListParagraph"/>
+        <w:numPr>
+          <w:ilvl w:val="0"/>
+          <w:numId w:val="1"/>
+        </w:numPr>
+        <w:spacing w:after="60"/>
+      </w:pPr>
+      <w:r>
+        <w:t xml:space="preserve">Single-sided versus double-sided two-way ranging.</w:t>
+      </w:r>
+    </w:p>
+    <w:p>
+      <w:pPr>
+        <w:pStyle w:val="ListParagraph"/>
+        <w:numPr>
+          <w:ilvl w:val="0"/>
+          <w:numId w:val="1"/>
+        </w:numPr>
+        <w:spacing w:after="60"/>
+      </w:pPr>
+      <w:r>
+        <w:t xml:space="preserve">Bandwidth as the limit on timing accuracy.</w:t>
+      </w:r>
+    </w:p>
+    <w:p>
+      <w:pPr>
+        <w:spacing w:after="60" w:before="120"/>
+      </w:pPr>
+      <w:r>
+        <w:rPr>
+          <w:b/>
+          <w:bCs/>
+        </w:rPr>
+        <w:t xml:space="preserve">Mostly for exams and deeper study</w:t>
+      </w:r>
+    </w:p>
+    <w:p>
+      <w:pPr>
+        <w:pStyle w:val="ListParagraph"/>
+        <w:numPr>
+          <w:ilvl w:val="0"/>
+          <w:numId w:val="1"/>
+        </w:numPr>
+        <w:spacing w:after="60"/>
+      </w:pPr>
+      <w:r>
+        <w:t xml:space="preserve">The Cramér-Rao bound derivation.</w:t>
+      </w:r>
+    </w:p>
+    <w:p>
+      <w:pPr>
+        <w:pStyle w:val="ListParagraph"/>
+        <w:numPr>
+          <w:ilvl w:val="0"/>
+          <w:numId w:val="1"/>
+        </w:numPr>
+        <w:spacing w:after="60"/>
+      </w:pPr>
+      <w:r>
+        <w:t xml:space="preserve">Dilution of precision geometry.</w:t>
       </w:r>
     </w:p>
     <w:p>
@@ -10688,6 +14040,29 @@
       </w:r>
     </w:p>
     <w:p>
+      <w:pPr>
+        <w:spacing w:after="160"/>
+      </w:pPr>
+      <w:r>
+        <w:t xml:space="preserve">A 24-bit CRC lets through a corrupted block about once in 17 million. That sounds safe until a link fails 10,000 blocks per second during a deep fade. Then one wrong block is passed up as correct about every 28 minutes. Error detection is a probability, not a guarantee, and the number of attempts decides whether that probability ever shows up.</w:t>
+      </w:r>
+    </w:p>
+    <w:p>
+      <w:pPr>
+        <w:spacing w:after="200"/>
+      </w:pPr>
+      <w:r>
+        <w:rPr>
+          <w:b/>
+          <w:bCs/>
+        </w:rPr>
+        <w:t xml:space="preserve">Where you meet this: </w:t>
+      </w:r>
+      <w:r>
+        <w:t xml:space="preserve">Every 5G transport block and code block, every Wi-Fi frame check sequence, every Ethernet and PCIe link, and every interleaver in a broadcast standard.</w:t>
+      </w:r>
+    </w:p>
+    <w:p>
       <w:pPr/>
       <w:r>
         <w:rPr>
@@ -10888,6 +14263,62 @@
     </w:p>
     <w:p>
       <w:pPr>
+        <w:spacing w:after="60" w:before="200"/>
+        <w:jc w:val="center"/>
+      </w:pPr>
+      <w:r>
+        <w:drawing>
+          <wp:inline xmlns:a="http://schemas.openxmlformats.org/drawingml/2006/main" xmlns:pic="http://schemas.openxmlformats.org/drawingml/2006/picture">
+            <wp:extent cx="5120640" cy="2304288"/>
+            <wp:docPr id="20" name="Picture 20" descr="Two grids of numbered boxes. Left, sent order read by columns: two rows of twelve boxes with the numbers 0, 6, 12, 18, 1, 7 and so on; four consecutive boxes holding 2, 8, 14, and 20 are red, marking a fade. Right, after de-interleaving: the boxes are in order 0 to 23 and the red errors at 2, 8, 14, and 20 are spread six positions apart." title="Figure 17.?"/>
+            <wp:cNvGraphicFramePr>
+              <a:graphicFrameLocks noChangeAspect="1"/>
+            </wp:cNvGraphicFramePr>
+            <a:graphic>
+              <a:graphicData uri="http://schemas.openxmlformats.org/drawingml/2006/picture">
+                <pic:pic>
+                  <pic:nvPicPr>
+                    <pic:cNvPr id="0" name="b5_interleave.png"/>
+                    <pic:cNvPicPr/>
+                  </pic:nvPicPr>
+                  <pic:blipFill>
+                    <a:blip r:embed="rId28"/>
+                    <a:stretch>
+                      <a:fillRect/>
+                    </a:stretch>
+                  </pic:blipFill>
+                  <pic:spPr>
+                    <a:xfrm>
+                      <a:off x="0" y="0"/>
+                      <a:ext cx="5120640" cy="2304288"/>
+                    </a:xfrm>
+                    <a:prstGeom prst="rect"/>
+                  </pic:spPr>
+                </pic:pic>
+              </a:graphicData>
+            </a:graphic>
+          </wp:inline>
+        </w:drawing>
+      </w:r>
+    </w:p>
+    <w:p>
+      <w:pPr>
+        <w:spacing w:after="200"/>
+        <w:jc w:val="center"/>
+      </w:pPr>
+      <w:r>
+        <w:rPr>
+          <w:i/>
+          <w:iCs/>
+          <w:color w:val="555555"/>
+          <w:sz w:val="19"/>
+          <w:szCs w:val="19"/>
+        </w:rPr>
+        <w:t xml:space="preserve">Figure 17.1 — A 4 × 6 block interleaver. Bits are written in rows and sent by columns, so a fade that wipes out four transmitted bits in a row hits bits 2, 8, 14, and 20; after de-interleaving the errors are six bits apart, where the code can correct them one at a time.</w:t>
+      </w:r>
+    </w:p>
+    <w:p>
+      <w:pPr>
         <w:pStyle w:val="Heading2"/>
       </w:pPr>
       <w:r>
@@ -11193,6 +14624,28 @@
     </w:p>
     <w:p>
       <w:pPr>
+        <w:shd w:fill="E8F1E4" w:val="clear"/>
+        <w:spacing w:after="80" w:before="120"/>
+      </w:pPr>
+      <w:r>
+        <w:rPr>
+          <w:b/>
+          <w:bCs/>
+        </w:rPr>
+        <w:t xml:space="preserve">From the Bench</w:t>
+      </w:r>
+    </w:p>
+    <w:p>
+      <w:pPr>
+        <w:shd w:fill="E8F1E4" w:val="clear"/>
+        <w:spacing w:after="120"/>
+      </w:pPr>
+      <w:r>
+        <w:t xml:space="preserve">If corrupted data reaches an application with valid checksums, multiply the CRC's miss rate by the rate of failed blocks before suspecting software. A long fade that produces thousands of bad blocks per second can push a short CRC past its useful limit. When bursts of errors defeat a code, check that the interleaver spans longer than the fade; one shorter than the fade only moves the burst around.</w:t>
+      </w:r>
+    </w:p>
+    <w:p>
+      <w:pPr>
         <w:pStyle w:val="Heading2"/>
       </w:pPr>
       <w:r>
@@ -11328,13 +14781,13 @@
         <w:rPr>
           <w:b/>
         </w:rPr>
-        <w:t xml:space="preserve">9. </w:t>
-      </w:r>
-      <w:r>
-        <w:rPr>
-          <w:i w:val="0"/>
-        </w:rPr>
-        <w:t>Find the probability that a random error pattern passes a 16-bit CRC.</w:t>
+        <w:t xml:space="preserve">9. During a long fade a link fails 1000 blocks per second, each protected by a 16-bit CRC. About how many corrupted blocks per day are passed up as correct?</w:t>
+      </w:r>
+      <w:r>
+        <w:rPr>
+          <w:i w:val="0"/>
+        </w:rPr>
+        <w:t xml:space="preserve"/>
       </w:r>
     </w:p>
     <w:p>
@@ -11365,6 +14818,104 @@
           <w:i w:val="0"/>
         </w:rPr>
         <w:t>How many symbol errors can an RS(255, 223) code correct?</w:t>
+      </w:r>
+    </w:p>
+    <w:p>
+      <w:pPr>
+        <w:pStyle w:val="Heading3"/>
+        <w:spacing w:after="120" w:before="280"/>
+      </w:pPr>
+      <w:r>
+        <w:t xml:space="preserve">What You’ll Actually Use</w:t>
+      </w:r>
+    </w:p>
+    <w:p>
+      <w:pPr>
+        <w:spacing w:after="60"/>
+      </w:pPr>
+      <w:r>
+        <w:rPr>
+          <w:b/>
+          <w:bCs/>
+        </w:rPr>
+        <w:t xml:space="preserve">Everyday working tools</w:t>
+      </w:r>
+    </w:p>
+    <w:p>
+      <w:pPr>
+        <w:pStyle w:val="ListParagraph"/>
+        <w:numPr>
+          <w:ilvl w:val="0"/>
+          <w:numId w:val="1"/>
+        </w:numPr>
+        <w:spacing w:after="60"/>
+      </w:pPr>
+      <w:r>
+        <w:t xml:space="preserve">CRC miss probability 2⁻ⁿ.</w:t>
+      </w:r>
+    </w:p>
+    <w:p>
+      <w:pPr>
+        <w:pStyle w:val="ListParagraph"/>
+        <w:numPr>
+          <w:ilvl w:val="0"/>
+          <w:numId w:val="1"/>
+        </w:numPr>
+        <w:spacing w:after="60"/>
+      </w:pPr>
+      <w:r>
+        <w:t xml:space="preserve">Interleaver span versus burst length and latency.</w:t>
+      </w:r>
+    </w:p>
+    <w:p>
+      <w:pPr>
+        <w:pStyle w:val="ListParagraph"/>
+        <w:numPr>
+          <w:ilvl w:val="0"/>
+          <w:numId w:val="1"/>
+        </w:numPr>
+        <w:spacing w:after="60"/>
+      </w:pPr>
+      <w:r>
+        <w:t xml:space="preserve">Rate matching by puncturing and repetition.</w:t>
+      </w:r>
+    </w:p>
+    <w:p>
+      <w:pPr>
+        <w:spacing w:after="60" w:before="120"/>
+      </w:pPr>
+      <w:r>
+        <w:rPr>
+          <w:b/>
+          <w:bCs/>
+        </w:rPr>
+        <w:t xml:space="preserve">Mostly for exams and deeper study</w:t>
+      </w:r>
+    </w:p>
+    <w:p>
+      <w:pPr>
+        <w:pStyle w:val="ListParagraph"/>
+        <w:numPr>
+          <w:ilvl w:val="0"/>
+          <w:numId w:val="1"/>
+        </w:numPr>
+        <w:spacing w:after="60"/>
+      </w:pPr>
+      <w:r>
+        <w:t xml:space="preserve">CRC polynomial algebra.</w:t>
+      </w:r>
+    </w:p>
+    <w:p>
+      <w:pPr>
+        <w:pStyle w:val="ListParagraph"/>
+        <w:numPr>
+          <w:ilvl w:val="0"/>
+          <w:numId w:val="1"/>
+        </w:numPr>
+        <w:spacing w:after="60"/>
+      </w:pPr>
+      <w:r>
+        <w:t xml:space="preserve">Circular-buffer rate matching in 5G.</w:t>
       </w:r>
     </w:p>
     <w:p>
@@ -11381,6 +14932,29 @@
       </w:r>
     </w:p>
     <w:p>
+      <w:pPr>
+        <w:spacing w:after="160"/>
+      </w:pPr>
+      <w:r>
+        <w:t xml:space="preserve">A 64-antenna base station can steer a separate beam to each of eight users and, by zero forcing, place a null on every other user at the same time. The cost of all those nulls is surprisingly small: the array keeps a gain of 57 out of 64 for each user, a loss of half a decibel. With many more antennas than users, interference control becomes nearly free, and that is the idea behind massive MIMO.</w:t>
+      </w:r>
+    </w:p>
+    <w:p>
+      <w:pPr>
+        <w:spacing w:after="200"/>
+      </w:pPr>
+      <w:r>
+        <w:rPr>
+          <w:b/>
+          <w:bCs/>
+        </w:rPr>
+        <w:t xml:space="preserve">Where you meet this: </w:t>
+      </w:r>
+      <w:r>
+        <w:t xml:space="preserve">Every 5G base station with 32 or 64 antenna elements, every beam-management and CSI report in a phone, and every Wi-Fi access point that serves several clients at once with MU-MIMO.</w:t>
+      </w:r>
+    </w:p>
+    <w:p>
       <w:pPr/>
       <w:r>
         <w:rPr>
@@ -11610,6 +15184,62 @@
     </w:p>
     <w:p>
       <w:pPr>
+        <w:spacing w:after="60" w:before="200"/>
+        <w:jc w:val="center"/>
+      </w:pPr>
+      <w:r>
+        <w:drawing>
+          <wp:inline xmlns:a="http://schemas.openxmlformats.org/drawingml/2006/main" xmlns:pic="http://schemas.openxmlformats.org/drawingml/2006/picture">
+            <wp:extent cx="5120640" cy="2944368"/>
+            <wp:docPr id="21" name="Picture 21" descr="Plot of sum spectral efficiency in bit per second per hertz against large-scale SNR per user from minus 20 to 25 decibels. The blue zero-forcing curve rises steadily to about 89 at 25 decibels, passing 49.4 at 10 decibels. The red maximum-ratio curve flattens near 26, with 25.6 at 10 decibels. A dotted vertical line near minus 8.5 decibels marks where the curves cross." title="Figure 18.?"/>
+            <wp:cNvGraphicFramePr>
+              <a:graphicFrameLocks noChangeAspect="1"/>
+            </wp:cNvGraphicFramePr>
+            <a:graphic>
+              <a:graphicData uri="http://schemas.openxmlformats.org/drawingml/2006/picture">
+                <pic:pic>
+                  <pic:nvPicPr>
+                    <pic:cNvPr id="0" name="b5_precoding.png"/>
+                    <pic:cNvPicPr/>
+                  </pic:nvPicPr>
+                  <pic:blipFill>
+                    <a:blip r:embed="rId29"/>
+                    <a:stretch>
+                      <a:fillRect/>
+                    </a:stretch>
+                  </pic:blipFill>
+                  <pic:spPr>
+                    <a:xfrm>
+                      <a:off x="0" y="0"/>
+                      <a:ext cx="5120640" cy="2944368"/>
+                    </a:xfrm>
+                    <a:prstGeom prst="rect"/>
+                  </pic:spPr>
+                </pic:pic>
+              </a:graphicData>
+            </a:graphic>
+          </wp:inline>
+        </w:drawing>
+      </w:r>
+    </w:p>
+    <w:p>
+      <w:pPr>
+        <w:spacing w:after="200"/>
+        <w:jc w:val="center"/>
+      </w:pPr>
+      <w:r>
+        <w:rPr>
+          <w:i/>
+          <w:iCs/>
+          <w:color w:val="555555"/>
+          <w:sz w:val="19"/>
+          <w:szCs w:val="19"/>
+        </w:rPr>
+        <w:t xml:space="preserve">Figure 18.1 — Sum spectral efficiency of a 64-antenna base station serving 8 users. Zero forcing keeps a gain of M − K + 1 = 57 per user and no interference, 49.4 bit/s/Hz at 10 dB; maximum-ratio transmission keeps the full gain of 64 but leaves interference from the other seven streams and saturates near 26. Below about −8.5 dB the order reverses.</w:t>
+      </w:r>
+    </w:p>
+    <w:p>
+      <w:pPr>
         <w:pStyle w:val="Heading2"/>
       </w:pPr>
       <w:r>
@@ -11854,6 +15484,28 @@
     </w:p>
     <w:p>
       <w:pPr>
+        <w:shd w:fill="E8F1E4" w:val="clear"/>
+        <w:spacing w:after="80" w:before="120"/>
+      </w:pPr>
+      <w:r>
+        <w:rPr>
+          <w:b/>
+          <w:bCs/>
+        </w:rPr>
+        <w:t xml:space="preserve">From the Bench</w:t>
+      </w:r>
+    </w:p>
+    <w:p>
+      <w:pPr>
+        <w:shd w:fill="E8F1E4" w:val="clear"/>
+        <w:spacing w:after="120"/>
+      </w:pPr>
+      <w:r>
+        <w:t xml:space="preserve">Massive MIMO depends on fresh channel knowledge. When multi-user throughput collapses while single-user throughput looks fine, check how old the channel estimates are relative to the users' speed, and whether the users are close together in angle. Two users in the same beam direction cannot be separated by any precoder; the scheduler must split them in time or frequency.</w:t>
+      </w:r>
+    </w:p>
+    <w:p>
+      <w:pPr>
         <w:pStyle w:val="Heading2"/>
       </w:pPr>
       <w:r>
@@ -12011,6 +15663,104 @@
           <w:i w:val="0"/>
         </w:rPr>
         <w:t>What RMS phase error costs 0.5 dB of array gain?</w:t>
+      </w:r>
+    </w:p>
+    <w:p>
+      <w:pPr>
+        <w:pStyle w:val="Heading3"/>
+        <w:spacing w:after="120" w:before="280"/>
+      </w:pPr>
+      <w:r>
+        <w:t xml:space="preserve">What You’ll Actually Use</w:t>
+      </w:r>
+    </w:p>
+    <w:p>
+      <w:pPr>
+        <w:spacing w:after="60"/>
+      </w:pPr>
+      <w:r>
+        <w:rPr>
+          <w:b/>
+          <w:bCs/>
+        </w:rPr>
+        <w:t xml:space="preserve">Everyday working tools</w:t>
+      </w:r>
+    </w:p>
+    <w:p>
+      <w:pPr>
+        <w:pStyle w:val="ListParagraph"/>
+        <w:numPr>
+          <w:ilvl w:val="0"/>
+          <w:numId w:val="1"/>
+        </w:numPr>
+        <w:spacing w:after="60"/>
+      </w:pPr>
+      <w:r>
+        <w:t xml:space="preserve">Array gain and the M − K + 1 rule for zero forcing.</w:t>
+      </w:r>
+    </w:p>
+    <w:p>
+      <w:pPr>
+        <w:pStyle w:val="ListParagraph"/>
+        <w:numPr>
+          <w:ilvl w:val="0"/>
+          <w:numId w:val="1"/>
+        </w:numPr>
+        <w:spacing w:after="60"/>
+      </w:pPr>
+      <w:r>
+        <w:t xml:space="preserve">MRT at low SNR, ZF at high SNR.</w:t>
+      </w:r>
+    </w:p>
+    <w:p>
+      <w:pPr>
+        <w:pStyle w:val="ListParagraph"/>
+        <w:numPr>
+          <w:ilvl w:val="0"/>
+          <w:numId w:val="1"/>
+        </w:numPr>
+        <w:spacing w:after="60"/>
+      </w:pPr>
+      <w:r>
+        <w:t xml:space="preserve">Channel reciprocity in TDD.</w:t>
+      </w:r>
+    </w:p>
+    <w:p>
+      <w:pPr>
+        <w:spacing w:after="60" w:before="120"/>
+      </w:pPr>
+      <w:r>
+        <w:rPr>
+          <w:b/>
+          <w:bCs/>
+        </w:rPr>
+        <w:t xml:space="preserve">Mostly for exams and deeper study</w:t>
+      </w:r>
+    </w:p>
+    <w:p>
+      <w:pPr>
+        <w:pStyle w:val="ListParagraph"/>
+        <w:numPr>
+          <w:ilvl w:val="0"/>
+          <w:numId w:val="1"/>
+        </w:numPr>
+        <w:spacing w:after="60"/>
+      </w:pPr>
+      <w:r>
+        <w:t xml:space="preserve">Asymptotic massive-MIMO analysis.</w:t>
+      </w:r>
+    </w:p>
+    <w:p>
+      <w:pPr>
+        <w:pStyle w:val="ListParagraph"/>
+        <w:numPr>
+          <w:ilvl w:val="0"/>
+          <w:numId w:val="1"/>
+        </w:numPr>
+        <w:spacing w:after="60"/>
+      </w:pPr>
+      <w:r>
+        <w:t xml:space="preserve">Pilot contamination theory.</w:t>
       </w:r>
     </w:p>
     <w:p>
@@ -12027,6 +15777,29 @@
       </w:r>
     </w:p>
     <w:p>
+      <w:pPr>
+        <w:spacing w:after="160"/>
+      </w:pPr>
+      <w:r>
+        <w:t xml:space="preserve">A common belief: if users at the cell edge suffer, turn up the base stations. In a dense network, raising every base station's power by 10 dB improves almost nobody. The edge user's signal rises by 10 dB, and so does the interference from every neighbor. Once the noise is negligible, the SINR is set by geometry, and power cannot change geometry.</w:t>
+      </w:r>
+    </w:p>
+    <w:p>
+      <w:pPr>
+        <w:spacing w:after="200"/>
+      </w:pPr>
+      <w:r>
+        <w:rPr>
+          <w:b/>
+          <w:bCs/>
+        </w:rPr>
+        <w:t xml:space="preserve">Where you meet this: </w:t>
+      </w:r>
+      <w:r>
+        <w:t xml:space="preserve">Every 5G and LTE network plan, every SINR or CQI map, every uplink power-control setting, and every argument about adding small cells.</w:t>
+      </w:r>
+    </w:p>
+    <w:p>
       <w:pPr/>
       <w:r>
         <w:rPr>
@@ -12068,6 +15841,62 @@
     </w:p>
     <w:p>
       <w:pPr>
+        <w:spacing w:after="60" w:before="200"/>
+        <w:jc w:val="center"/>
+      </w:pPr>
+      <w:r>
+        <w:drawing>
+          <wp:inline xmlns:a="http://schemas.openxmlformats.org/drawingml/2006/main" xmlns:pic="http://schemas.openxmlformats.org/drawingml/2006/picture">
+            <wp:extent cx="5120640" cy="2560320"/>
+            <wp:docPr id="22" name="Picture 22" descr="Two plots. Left: SIR in decibels against distance from the serving station from 0 to 2 kilometers, a blue curve falling from above 40 through 6.2 decibels at 0.8 kilometers to 0 at 1 kilometer, the cell edge, and to minus 40 near the other station. Right: noise rise in decibels against uplink load from 0 to about 95 percent, a red curve that bends up sharply, with points at 50 percent, 3.0 decibels, 75 percent, 6.0, and 90 percent, 10.0." title="Figure 19.?"/>
+            <wp:cNvGraphicFramePr>
+              <a:graphicFrameLocks noChangeAspect="1"/>
+            </wp:cNvGraphicFramePr>
+            <a:graphic>
+              <a:graphicData uri="http://schemas.openxmlformats.org/drawingml/2006/picture">
+                <pic:pic>
+                  <pic:nvPicPr>
+                    <pic:cNvPr id="0" name="b5_sinr.png"/>
+                    <pic:cNvPicPr/>
+                  </pic:nvPicPr>
+                  <pic:blipFill>
+                    <a:blip r:embed="rId30"/>
+                    <a:stretch>
+                      <a:fillRect/>
+                    </a:stretch>
+                  </pic:blipFill>
+                  <pic:spPr>
+                    <a:xfrm>
+                      <a:off x="0" y="0"/>
+                      <a:ext cx="5120640" cy="2560320"/>
+                    </a:xfrm>
+                    <a:prstGeom prst="rect"/>
+                  </pic:spPr>
+                </pic:pic>
+              </a:graphicData>
+            </a:graphic>
+          </wp:inline>
+        </w:drawing>
+      </w:r>
+    </w:p>
+    <w:p>
+      <w:pPr>
+        <w:spacing w:after="200"/>
+        <w:jc w:val="center"/>
+      </w:pPr>
+      <w:r>
+        <w:rPr>
+          <w:i/>
+          <w:iCs/>
+          <w:color w:val="555555"/>
+          <w:sz w:val="19"/>
+          <w:szCs w:val="19"/>
+        </w:rPr>
+        <w:t xml:space="preserve">Figure 19.1 — Left: signal-to-interference ratio between two base stations 2 km apart with path-loss exponent 3.5; it falls from high values near the serving station to 6.2 dB at 0.8 km and 0 dB at the cell edge. Right: uplink noise rise 1/(1 − η) is 3.0 dB at 50 % load, 6.0 dB at 75 %, and 10.0 dB at 90 %.</w:t>
+      </w:r>
+    </w:p>
+    <w:p>
+      <w:pPr>
         <w:pStyle w:val="Heading2"/>
       </w:pPr>
       <w:r>
@@ -12405,7 +16234,7 @@
         <w:rPr>
           <w:i w:val="0"/>
         </w:rPr>
-        <w:t>A hexagonal cell of spacing D has an area of (√3/2)D², 1.95 km² at 1.5 km. Each cell carries 2 × 100 MHz = 200 Mbit/s, so 103 Mbit/s per km². At 500 m spacing the cell area is 0.217 km² and the capacity 922 Mbit/s per km², nine times as much, the square of the spacing ratio of 3.</w:t>
+        <w:t xml:space="preserve">A hexagonal cell of spacing D has an area of (√3/2)D², 1.95 km² at 1.5 km. Each cell carries 2 × 100 MHz = 200 Mbit/s, so 103 Mbit/s per km². At 500 m spacing the cell area is 0.217 km² and the capacity 924 Mbit/s per km², nine times as much, the square of the spacing ratio of 3.</w:t>
       </w:r>
     </w:p>
     <w:p>
@@ -12480,6 +16309,28 @@
     </w:p>
     <w:p>
       <w:pPr>
+        <w:shd w:fill="E8F1E4" w:val="clear"/>
+        <w:spacing w:after="80" w:before="120"/>
+      </w:pPr>
+      <w:r>
+        <w:rPr>
+          <w:b/>
+          <w:bCs/>
+        </w:rPr>
+        <w:t xml:space="preserve">From the Bench</w:t>
+      </w:r>
+    </w:p>
+    <w:p>
+      <w:pPr>
+        <w:shd w:fill="E8F1E4" w:val="clear"/>
+        <w:spacing w:after="120"/>
+      </w:pPr>
+      <w:r>
+        <w:t xml:space="preserve">Before blaming coverage for poor throughput, compare SINR with received power. Strong signal and poor SINR means interference: fix it with tilt, reuse, or scheduling. Weak signal and SINR close to SNR means coverage: add a site or improve the antenna. In the uplink, watch the noise rise; a load of 75 % already costs 6 dB.</w:t>
+      </w:r>
+    </w:p>
+    <w:p>
+      <w:pPr>
         <w:pStyle w:val="Heading2"/>
       </w:pPr>
       <w:r>
@@ -12652,6 +16503,104 @@
           <w:i w:val="0"/>
         </w:rPr>
         <w:t>What change in deferral radius does a 10 dB higher threshold give with n = 3?</w:t>
+      </w:r>
+    </w:p>
+    <w:p>
+      <w:pPr>
+        <w:pStyle w:val="Heading3"/>
+        <w:spacing w:after="120" w:before="280"/>
+      </w:pPr>
+      <w:r>
+        <w:t xml:space="preserve">What You’ll Actually Use</w:t>
+      </w:r>
+    </w:p>
+    <w:p>
+      <w:pPr>
+        <w:spacing w:after="60"/>
+      </w:pPr>
+      <w:r>
+        <w:rPr>
+          <w:b/>
+          <w:bCs/>
+        </w:rPr>
+        <w:t xml:space="preserve">Everyday working tools</w:t>
+      </w:r>
+    </w:p>
+    <w:p>
+      <w:pPr>
+        <w:pStyle w:val="ListParagraph"/>
+        <w:numPr>
+          <w:ilvl w:val="0"/>
+          <w:numId w:val="1"/>
+        </w:numPr>
+        <w:spacing w:after="60"/>
+      </w:pPr>
+      <w:r>
+        <w:t xml:space="preserve">SINR = S/(I + N) and when each term dominates.</w:t>
+      </w:r>
+    </w:p>
+    <w:p>
+      <w:pPr>
+        <w:pStyle w:val="ListParagraph"/>
+        <w:numPr>
+          <w:ilvl w:val="0"/>
+          <w:numId w:val="1"/>
+        </w:numPr>
+        <w:spacing w:after="60"/>
+      </w:pPr>
+      <w:r>
+        <w:t xml:space="preserve">Uplink noise rise 1/(1 − η).</w:t>
+      </w:r>
+    </w:p>
+    <w:p>
+      <w:pPr>
+        <w:pStyle w:val="ListParagraph"/>
+        <w:numPr>
+          <w:ilvl w:val="0"/>
+          <w:numId w:val="1"/>
+        </w:numPr>
+        <w:spacing w:after="60"/>
+      </w:pPr>
+      <w:r>
+        <w:t xml:space="preserve">Densification and reuse trade-offs.</w:t>
+      </w:r>
+    </w:p>
+    <w:p>
+      <w:pPr>
+        <w:spacing w:after="60" w:before="120"/>
+      </w:pPr>
+      <w:r>
+        <w:rPr>
+          <w:b/>
+          <w:bCs/>
+        </w:rPr>
+        <w:t xml:space="preserve">Mostly for exams and deeper study</w:t>
+      </w:r>
+    </w:p>
+    <w:p>
+      <w:pPr>
+        <w:pStyle w:val="ListParagraph"/>
+        <w:numPr>
+          <w:ilvl w:val="0"/>
+          <w:numId w:val="1"/>
+        </w:numPr>
+        <w:spacing w:after="60"/>
+      </w:pPr>
+      <w:r>
+        <w:t xml:space="preserve">Stochastic-geometry coverage formulas.</w:t>
+      </w:r>
+    </w:p>
+    <w:p>
+      <w:pPr>
+        <w:pStyle w:val="ListParagraph"/>
+        <w:numPr>
+          <w:ilvl w:val="0"/>
+          <w:numId w:val="1"/>
+        </w:numPr>
+        <w:spacing w:after="60"/>
+      </w:pPr>
+      <w:r>
+        <w:t xml:space="preserve">Full system-level simulation methods.</w:t>
       </w:r>
     </w:p>
     <w:p>
@@ -12668,6 +16617,29 @@
       </w:r>
     </w:p>
     <w:p>
+      <w:pPr>
+        <w:spacing w:after="160"/>
+      </w:pPr>
+      <w:r>
+        <w:t xml:space="preserve">A video call through a geostationary satellite waits 477 ms for every round trip, long enough to make people talk over each other. A satellite at 550 km is only 1.83 ms away when it is straight overhead, but it races past at 7.6 km/s, shifting a 2 GHz carrier by up to 46.6 kHz. Low orbits trade one hard problem for another, and the modem has to handle both delay and Doppler that no terrestrial cell ever sees.</w:t>
+      </w:r>
+    </w:p>
+    <w:p>
+      <w:pPr>
+        <w:spacing w:after="200"/>
+      </w:pPr>
+      <w:r>
+        <w:rPr>
+          <w:b/>
+          <w:bCs/>
+        </w:rPr>
+        <w:t xml:space="preserve">Where you meet this: </w:t>
+      </w:r>
+      <w:r>
+        <w:t xml:space="preserve">Every direct-to-phone satellite service, every LEO broadband terminal, 3GPP Release 17 NTN, and every DVB-S2 satellite TV receiver.</w:t>
+      </w:r>
+    </w:p>
+    <w:p>
       <w:pPr/>
       <w:r>
         <w:rPr>
@@ -12709,6 +16681,62 @@
     </w:p>
     <w:p>
       <w:pPr>
+        <w:spacing w:after="60" w:before="200"/>
+        <w:jc w:val="center"/>
+      </w:pPr>
+      <w:r>
+        <w:drawing>
+          <wp:inline xmlns:a="http://schemas.openxmlformats.org/drawingml/2006/main" xmlns:pic="http://schemas.openxmlformats.org/drawingml/2006/picture">
+            <wp:extent cx="5120640" cy="2816352"/>
+            <wp:docPr id="23" name="Picture 23" descr="Plot of slant range in kilometers from 0 to 2500 against elevation angle from about 5 to 90 degrees. A blue curve falls from about 2200 kilometers at 5 degrees toward 550 kilometers at 90 degrees. Red points are labeled 10 degrees, 1815 kilometers, 6.05 milliseconds; 25 degrees, 1123 kilometers, 3.75 milliseconds; 30 degrees, 993 kilometers, 3.31 milliseconds; and 90 degrees, 550 kilometers, 1.83 milliseconds. A note compares a geostationary orbit at 35 786 kilometers and 119.4 milliseconds." title="Figure 20.?"/>
+            <wp:cNvGraphicFramePr>
+              <a:graphicFrameLocks noChangeAspect="1"/>
+            </wp:cNvGraphicFramePr>
+            <a:graphic>
+              <a:graphicData uri="http://schemas.openxmlformats.org/drawingml/2006/picture">
+                <pic:pic>
+                  <pic:nvPicPr>
+                    <pic:cNvPr id="0" name="b5_leo.png"/>
+                    <pic:cNvPicPr/>
+                  </pic:nvPicPr>
+                  <pic:blipFill>
+                    <a:blip r:embed="rId31"/>
+                    <a:stretch>
+                      <a:fillRect/>
+                    </a:stretch>
+                  </pic:blipFill>
+                  <pic:spPr>
+                    <a:xfrm>
+                      <a:off x="0" y="0"/>
+                      <a:ext cx="5120640" cy="2816352"/>
+                    </a:xfrm>
+                    <a:prstGeom prst="rect"/>
+                  </pic:spPr>
+                </pic:pic>
+              </a:graphicData>
+            </a:graphic>
+          </wp:inline>
+        </w:drawing>
+      </w:r>
+    </w:p>
+    <w:p>
+      <w:pPr>
+        <w:spacing w:after="200"/>
+        <w:jc w:val="center"/>
+      </w:pPr>
+      <w:r>
+        <w:rPr>
+          <w:i/>
+          <w:iCs/>
+          <w:color w:val="555555"/>
+          <w:sz w:val="19"/>
+          <w:szCs w:val="19"/>
+        </w:rPr>
+        <w:t xml:space="preserve">Figure 20.1 — Slant range and one-way delay from a ground user to a satellite in a 550 km orbit, against elevation angle: 550 km and 1.83 ms overhead, 993 km at 30°, 1123 km at 25°, and 1815 km and 6.05 ms at 10°. A geostationary satellite is 35 786 km away even at the zenith, 119.4 ms one way.</w:t>
+      </w:r>
+    </w:p>
+    <w:p>
+      <w:pPr>
         <w:pStyle w:val="Heading2"/>
       </w:pPr>
       <w:r>
@@ -13204,6 +17232,28 @@
     </w:p>
     <w:p>
       <w:pPr>
+        <w:shd w:fill="E8F1E4" w:val="clear"/>
+        <w:spacing w:after="80" w:before="120"/>
+      </w:pPr>
+      <w:r>
+        <w:rPr>
+          <w:b/>
+          <w:bCs/>
+        </w:rPr>
+        <w:t xml:space="preserve">From the Bench</w:t>
+      </w:r>
+    </w:p>
+    <w:p>
+      <w:pPr>
+        <w:shd w:fill="E8F1E4" w:val="clear"/>
+        <w:spacing w:after="120"/>
+      </w:pPr>
+      <w:r>
+        <w:t xml:space="preserve">For satellite links, compute the Doppler and the delay before you choose the waveform: a carrier offset several subcarrier spacings wide must be pre-compensated before the receiver can even lock. Check the elevation-angle range of the service, since the low passes set the worst path, delay, and Doppler at once. GNSS on the terminal is not optional for direct-to-phone links.</w:t>
+      </w:r>
+    </w:p>
+    <w:p>
+      <w:pPr>
         <w:pStyle w:val="Heading2"/>
       </w:pPr>
       <w:r>
@@ -13361,6 +17411,104 @@
           <w:i w:val="0"/>
         </w:rPr>
         <w:t>Find the specific attenuation at 20 GHz for 25 mm/h using k = 0.09 and α = 1.06.</w:t>
+      </w:r>
+    </w:p>
+    <w:p>
+      <w:pPr>
+        <w:pStyle w:val="Heading3"/>
+        <w:spacing w:after="120" w:before="280"/>
+      </w:pPr>
+      <w:r>
+        <w:t xml:space="preserve">What You’ll Actually Use</w:t>
+      </w:r>
+    </w:p>
+    <w:p>
+      <w:pPr>
+        <w:spacing w:after="60"/>
+      </w:pPr>
+      <w:r>
+        <w:rPr>
+          <w:b/>
+          <w:bCs/>
+        </w:rPr>
+        <w:t xml:space="preserve">Everyday working tools</w:t>
+      </w:r>
+    </w:p>
+    <w:p>
+      <w:pPr>
+        <w:pStyle w:val="ListParagraph"/>
+        <w:numPr>
+          <w:ilvl w:val="0"/>
+          <w:numId w:val="1"/>
+        </w:numPr>
+        <w:spacing w:after="60"/>
+      </w:pPr>
+      <w:r>
+        <w:t xml:space="preserve">Slant range and delay versus elevation.</w:t>
+      </w:r>
+    </w:p>
+    <w:p>
+      <w:pPr>
+        <w:pStyle w:val="ListParagraph"/>
+        <w:numPr>
+          <w:ilvl w:val="0"/>
+          <w:numId w:val="1"/>
+        </w:numPr>
+        <w:spacing w:after="60"/>
+      </w:pPr>
+      <w:r>
+        <w:t xml:space="preserve">Maximum Doppler of a LEO pass.</w:t>
+      </w:r>
+    </w:p>
+    <w:p>
+      <w:pPr>
+        <w:pStyle w:val="ListParagraph"/>
+        <w:numPr>
+          <w:ilvl w:val="0"/>
+          <w:numId w:val="1"/>
+        </w:numPr>
+        <w:spacing w:after="60"/>
+      </w:pPr>
+      <w:r>
+        <w:t xml:space="preserve">Pre-compensation of delay and Doppler from GNSS position.</w:t>
+      </w:r>
+    </w:p>
+    <w:p>
+      <w:pPr>
+        <w:spacing w:after="60" w:before="120"/>
+      </w:pPr>
+      <w:r>
+        <w:rPr>
+          <w:b/>
+          <w:bCs/>
+        </w:rPr>
+        <w:t xml:space="preserve">Mostly for exams and deeper study</w:t>
+      </w:r>
+    </w:p>
+    <w:p>
+      <w:pPr>
+        <w:pStyle w:val="ListParagraph"/>
+        <w:numPr>
+          <w:ilvl w:val="0"/>
+          <w:numId w:val="1"/>
+        </w:numPr>
+        <w:spacing w:after="60"/>
+      </w:pPr>
+      <w:r>
+        <w:t xml:space="preserve">Orbital mechanics beyond circular orbits.</w:t>
+      </w:r>
+    </w:p>
+    <w:p>
+      <w:pPr>
+        <w:pStyle w:val="ListParagraph"/>
+        <w:numPr>
+          <w:ilvl w:val="0"/>
+          <w:numId w:val="1"/>
+        </w:numPr>
+        <w:spacing w:after="60"/>
+      </w:pPr>
+      <w:r>
+        <w:t xml:space="preserve">Detailed rain-fade statistics.</w:t>
       </w:r>
     </w:p>
     <w:p>
@@ -13377,6 +17525,29 @@
       </w:r>
     </w:p>
     <w:p>
+      <w:pPr>
+        <w:spacing w:after="160"/>
+      </w:pPr>
+      <w:r>
+        <w:t xml:space="preserve">A CR2032 coin cell holds about 225 mAh, roughly 2400 joules, and a BLE sensor must make that last for years. Advertise once a second and the nRF52840 example of this chapter lasts about 1.4 years; once every 5 s, about 4.9 years. Every IoT radio is a battery budget first and a radio second, and the interval is the biggest knob on that budget.</w:t>
+      </w:r>
+    </w:p>
+    <w:p>
+      <w:pPr>
+        <w:spacing w:after="200"/>
+      </w:pPr>
+      <w:r>
+        <w:rPr>
+          <w:b/>
+          <w:bCs/>
+        </w:rPr>
+        <w:t xml:space="preserve">Where you meet this: </w:t>
+      </w:r>
+      <w:r>
+        <w:t xml:space="preserve">Every BLE sensor and beacon, Thread and Zigbee device, NB-IoT and LTE-M meter, LoRaWAN node, and UHF RFID tag.</w:t>
+      </w:r>
+    </w:p>
+    <w:p>
       <w:pPr/>
       <w:r>
         <w:rPr>
@@ -13418,6 +17589,62 @@
     </w:p>
     <w:p>
       <w:pPr>
+        <w:spacing w:after="60" w:before="200"/>
+        <w:jc w:val="center"/>
+      </w:pPr>
+      <w:r>
+        <w:drawing>
+          <wp:inline xmlns:a="http://schemas.openxmlformats.org/drawingml/2006/main" xmlns:pic="http://schemas.openxmlformats.org/drawingml/2006/picture">
+            <wp:extent cx="5120640" cy="2816352"/>
+            <wp:docPr id="24" name="Picture 24" descr="Plot of coin-cell life in years from 0 to 14 against advertising interval on a log axis from 0.1 to 50 seconds. A solid blue curve for the nRF52840 example rises from near 0 through 1.4 years at 1 second and 4.9 years at 5 seconds and bends toward a dotted horizontal ceiling at 12.8 years labeled sleep-current ceiling at 2 microamps. A dashed red curve for the beacon example rises faster, through 4.3 years at 1 second." title="Figure 21.?"/>
+            <wp:cNvGraphicFramePr>
+              <a:graphicFrameLocks noChangeAspect="1"/>
+            </wp:cNvGraphicFramePr>
+            <a:graphic>
+              <a:graphicData uri="http://schemas.openxmlformats.org/drawingml/2006/picture">
+                <pic:pic>
+                  <pic:nvPicPr>
+                    <pic:cNvPr id="0" name="b5_battery.png"/>
+                    <pic:cNvPicPr/>
+                  </pic:nvPicPr>
+                  <pic:blipFill>
+                    <a:blip r:embed="rId32"/>
+                    <a:stretch>
+                      <a:fillRect/>
+                    </a:stretch>
+                  </pic:blipFill>
+                  <pic:spPr>
+                    <a:xfrm>
+                      <a:off x="0" y="0"/>
+                      <a:ext cx="5120640" cy="2816352"/>
+                    </a:xfrm>
+                    <a:prstGeom prst="rect"/>
+                  </pic:spPr>
+                </pic:pic>
+              </a:graphicData>
+            </a:graphic>
+          </wp:inline>
+        </w:drawing>
+      </w:r>
+    </w:p>
+    <w:p>
+      <w:pPr>
+        <w:spacing w:after="200"/>
+        <w:jc w:val="center"/>
+      </w:pPr>
+      <w:r>
+        <w:rPr>
+          <w:i/>
+          <w:iCs/>
+          <w:color w:val="555555"/>
+          <w:sz w:val="19"/>
+          <w:szCs w:val="19"/>
+        </w:rPr>
+        <w:t xml:space="preserve">Figure 21.1 — CR2032 life of a BLE advertiser against advertising interval, before derating. The nRF52840 example (16.4 µC per event, 2 µA sleep) lasts 1.4 years at 1 s and 4.9 years at 5 s and can never exceed the 12.8-year ceiling set by its sleep current; the beacon example (5 mA for 1 ms, 1 µA sleep) lasts 4.3 years at 1 s.</w:t>
+      </w:r>
+    </w:p>
+    <w:p>
+      <w:pPr>
         <w:pStyle w:val="Heading2"/>
       </w:pPr>
       <w:r>
@@ -13830,6 +18057,28 @@
     </w:p>
     <w:p>
       <w:pPr>
+        <w:shd w:fill="E8F1E4" w:val="clear"/>
+        <w:spacing w:after="80" w:before="120"/>
+      </w:pPr>
+      <w:r>
+        <w:rPr>
+          <w:b/>
+          <w:bCs/>
+        </w:rPr>
+        <w:t xml:space="preserve">From the Bench</w:t>
+      </w:r>
+    </w:p>
+    <w:p>
+      <w:pPr>
+        <w:shd w:fill="E8F1E4" w:val="clear"/>
+        <w:spacing w:after="120"/>
+      </w:pPr>
+      <w:r>
+        <w:t xml:space="preserve">Measure a low-power device's current with an instrument that captures microsecond pulses and microamp sleep currents in one trace; an ordinary multimeter averages the wrong way. Most battery-life disappointments come from the sleep current, a pull-up resistor or a regulator's quiescent current, not the radio. Derate the coin cell's capacity for cold and for pulse loads before you promise a lifetime.</w:t>
+      </w:r>
+    </w:p>
+    <w:p>
+      <w:pPr>
         <w:pStyle w:val="Heading2"/>
       </w:pPr>
       <w:r>
@@ -13987,6 +18236,104 @@
           <w:i w:val="0"/>
         </w:rPr>
         <w:t>How much does the free-space read range grow when tag sensitivity improves by 6 dB?</w:t>
+      </w:r>
+    </w:p>
+    <w:p>
+      <w:pPr>
+        <w:pStyle w:val="Heading3"/>
+        <w:spacing w:after="120" w:before="280"/>
+      </w:pPr>
+      <w:r>
+        <w:t xml:space="preserve">What You’ll Actually Use</w:t>
+      </w:r>
+    </w:p>
+    <w:p>
+      <w:pPr>
+        <w:spacing w:after="60"/>
+      </w:pPr>
+      <w:r>
+        <w:rPr>
+          <w:b/>
+          <w:bCs/>
+        </w:rPr>
+        <w:t xml:space="preserve">Everyday working tools</w:t>
+      </w:r>
+    </w:p>
+    <w:p>
+      <w:pPr>
+        <w:pStyle w:val="ListParagraph"/>
+        <w:numPr>
+          <w:ilvl w:val="0"/>
+          <w:numId w:val="1"/>
+        </w:numPr>
+        <w:spacing w:after="60"/>
+      </w:pPr>
+      <w:r>
+        <w:t xml:space="preserve">Average current = charge per event × rate + sleep current.</w:t>
+      </w:r>
+    </w:p>
+    <w:p>
+      <w:pPr>
+        <w:pStyle w:val="ListParagraph"/>
+        <w:numPr>
+          <w:ilvl w:val="0"/>
+          <w:numId w:val="1"/>
+        </w:numPr>
+        <w:spacing w:after="60"/>
+      </w:pPr>
+      <w:r>
+        <w:t xml:space="preserve">Duty cycle as the main lever.</w:t>
+      </w:r>
+    </w:p>
+    <w:p>
+      <w:pPr>
+        <w:pStyle w:val="ListParagraph"/>
+        <w:numPr>
+          <w:ilvl w:val="0"/>
+          <w:numId w:val="1"/>
+        </w:numPr>
+        <w:spacing w:after="60"/>
+      </w:pPr>
+      <w:r>
+        <w:t xml:space="preserve">Coin-cell derating for pulses and temperature.</w:t>
+      </w:r>
+    </w:p>
+    <w:p>
+      <w:pPr>
+        <w:spacing w:after="60" w:before="120"/>
+      </w:pPr>
+      <w:r>
+        <w:rPr>
+          <w:b/>
+          <w:bCs/>
+        </w:rPr>
+        <w:t xml:space="preserve">Mostly for exams and deeper study</w:t>
+      </w:r>
+    </w:p>
+    <w:p>
+      <w:pPr>
+        <w:pStyle w:val="ListParagraph"/>
+        <w:numPr>
+          <w:ilvl w:val="0"/>
+          <w:numId w:val="1"/>
+        </w:numPr>
+        <w:spacing w:after="60"/>
+      </w:pPr>
+      <w:r>
+        <w:t xml:space="preserve">Detailed protocol state machines of BLE and NB-IoT.</w:t>
+      </w:r>
+    </w:p>
+    <w:p>
+      <w:pPr>
+        <w:pStyle w:val="ListParagraph"/>
+        <w:numPr>
+          <w:ilvl w:val="0"/>
+          <w:numId w:val="1"/>
+        </w:numPr>
+        <w:spacing w:after="60"/>
+      </w:pPr>
+      <w:r>
+        <w:t xml:space="preserve">Energy harvesting design.</w:t>
       </w:r>
     </w:p>
     <w:p>
@@ -15000,13 +19347,174 @@
         <w:rPr>
           <w:b/>
         </w:rPr>
+        <w:t xml:space="preserve">10. 1/(5 × 300 ns) = 667 kHz; 100 MHz/667 kHz ≈ 150.</w:t>
+      </w:r>
+      <w:r>
+        <w:rPr>
+          <w:i w:val="0"/>
+        </w:rPr>
+        <w:t xml:space="preserve"/>
+      </w:r>
+    </w:p>
+    <w:p>
+      <w:pPr>
+        <w:pStyle w:val="Heading2"/>
+      </w:pPr>
+      <w:r>
+        <w:rPr>
+          <w:i w:val="0"/>
+        </w:rPr>
+        <w:t>Chapter 6</w:t>
+      </w:r>
+    </w:p>
+    <w:p>
+      <w:pPr/>
+      <w:r>
+        <w:rPr>
+          <w:b/>
+        </w:rPr>
+        <w:t xml:space="preserve">1. </w:t>
+      </w:r>
+      <w:r>
+        <w:rPr>
+          <w:i w:val="0"/>
+        </w:rPr>
+        <w:t>15.36 MHz/1024 = 15 kHz; T = 66.7 µs.</w:t>
+      </w:r>
+    </w:p>
+    <w:p>
+      <w:pPr/>
+      <w:r>
+        <w:rPr>
+          <w:b/>
+        </w:rPr>
+        <w:t xml:space="preserve">2. </w:t>
+      </w:r>
+      <w:r>
+        <w:rPr>
+          <w:i w:val="0"/>
+        </w:rPr>
+        <w:t>3.2/16.0 = 20%.</w:t>
+      </w:r>
+    </w:p>
+    <w:p>
+      <w:pPr/>
+      <w:r>
+        <w:rPr>
+          <w:b/>
+        </w:rPr>
+        <w:t xml:space="preserve">3. </w:t>
+      </w:r>
+      <w:r>
+        <w:rPr>
+          <w:i w:val="0"/>
+        </w:rPr>
+        <w:t>4.69 µs × 2.998 × 10⁸ m/s = 1.41 km.</w:t>
+      </w:r>
+    </w:p>
+    <w:p>
+      <w:pPr/>
+      <w:r>
+        <w:rPr>
+          <w:b/>
+        </w:rPr>
+        <w:t xml:space="preserve">4. </w:t>
+      </w:r>
+      <w:r>
+        <w:rPr>
+          <w:i w:val="0"/>
+        </w:rPr>
+        <w:t>60 kHz, 16.7 µs, and 0.25 ms.</w:t>
+      </w:r>
+    </w:p>
+    <w:p>
+      <w:pPr/>
+      <w:r>
+        <w:rPr>
+          <w:b/>
+        </w:rPr>
+        <w:t xml:space="preserve">5. </w:t>
+      </w:r>
+      <w:r>
+        <w:rPr>
+          <w:i w:val="0"/>
+        </w:rPr>
+        <w:t>10 log₁₀256 = 24.1 dB.</w:t>
+      </w:r>
+    </w:p>
+    <w:p>
+      <w:pPr/>
+      <w:r>
+        <w:rPr>
+          <w:b/>
+        </w:rPr>
+        <w:t xml:space="preserve">6. </w:t>
+      </w:r>
+      <w:r>
+        <w:rPr>
+          <w:i w:val="0"/>
+        </w:rPr>
+        <w:t>The cyclic prefix makes the channel act as a circular convolution over the FFT window, so the FFT turns it into a separate complex gain on each subcarrier, which a single multiplication by its inverse removes.</w:t>
+      </w:r>
+    </w:p>
+    <w:p>
+      <w:pPr/>
+      <w:r>
+        <w:rPr>
+          <w:b/>
+        </w:rPr>
+        <w:t xml:space="preserve">7. </w:t>
+      </w:r>
+      <w:r>
+        <w:rPr>
+          <w:i w:val="0"/>
+        </w:rPr>
+        <w:t>(πε)²/3 = 10⁻⁴ gives ε = 0.0055.</w:t>
+      </w:r>
+    </w:p>
+    <w:p>
+      <w:pPr/>
+      <w:r>
+        <w:rPr>
+          <w:b/>
+        </w:rPr>
+        <w:t xml:space="preserve">8. </w:t>
+      </w:r>
+      <w:r>
+        <w:rPr>
+          <w:i w:val="0"/>
+        </w:rPr>
+        <w:t>1.2 kHz, ε = 0.0154, (πε)²/3 = 7.8 × 10⁻⁴, −31.1 dB.</w:t>
+      </w:r>
+    </w:p>
+    <w:p>
+      <w:pPr/>
+      <w:r>
+        <w:rPr>
+          <w:b/>
+        </w:rPr>
+        <w:t xml:space="preserve">9. </w:t>
+      </w:r>
+      <w:r>
+        <w:rPr>
+          <w:i w:val="0"/>
+        </w:rPr>
+        <w:t>It rotates all subcarriers of a symbol equally, so the pilots in that symbol measure the angle and the equalizer removes it.</w:t>
+      </w:r>
+    </w:p>
+    <w:p>
+      <w:pPr/>
+      <w:r>
+        <w:rPr>
+          <w:b/>
+        </w:rPr>
         <w:t xml:space="preserve">10. </w:t>
       </w:r>
       <w:r>
         <w:rPr>
           <w:i w:val="0"/>
         </w:rPr>
-        <w:t>1/(5 × 1 µs) = 200 kHz.</w:t>
+        <w:t>The Doppler becomes 648 Hz, requiring at least 32.4 kHz, which exceeds the 17 kHz upper bound: the bounds cross, and a high-speed train needs a larger prefix overhead or a shorter channel.</w:t>
       </w:r>
     </w:p>
     <w:p>
@@ -15017,7 +19525,7 @@
         <w:rPr>
           <w:i w:val="0"/>
         </w:rPr>
-        <w:t>Chapter 6</w:t>
+        <w:t>Chapter 7</w:t>
       </w:r>
     </w:p>
     <w:p>
@@ -15032,7 +19540,7 @@
         <w:rPr>
           <w:i w:val="0"/>
         </w:rPr>
-        <w:t>15.36 MHz/1024 = 15 kHz; T = 66.7 µs.</w:t>
+        <w:t>40 × 3/4 = 30 Mbit/s.</w:t>
       </w:r>
     </w:p>
     <w:p>
@@ -15047,7 +19555,7 @@
         <w:rPr>
           <w:i w:val="0"/>
         </w:rPr>
-        <w:t>3.2/16.0 = 20%.</w:t>
+        <w:t>15/4 = 3.75, or 5.74 dB.</w:t>
       </w:r>
     </w:p>
     <w:p>
@@ -15062,7 +19570,7 @@
         <w:rPr>
           <w:i w:val="0"/>
         </w:rPr>
-        <w:t>4.69 µs × 2.998 × 10⁸ m/s = 1.41 km.</w:t>
+        <w:t>2 log₂(1 + 500) = 17.9 bit/s/Hz, against log₂1001 = 9.97 bit/s/Hz.</w:t>
       </w:r>
     </w:p>
     <w:p>
@@ -15077,7 +19585,7 @@
         <w:rPr>
           <w:i w:val="0"/>
         </w:rPr>
-        <w:t>60 kHz, 16.7 µs, and 0.25 ms.</w:t>
+        <w:t>234 × 10 × 5/6 / 13.6 µs = 143.4 Mbit/s.</w:t>
       </w:r>
     </w:p>
     <w:p>
@@ -15092,7 +19600,7 @@
         <w:rPr>
           <w:i w:val="0"/>
         </w:rPr>
-        <w:t>10 log₁₀256 = 24.1 dB.</w:t>
+        <w:t>min(4, 2) = 2.</w:t>
       </w:r>
     </w:p>
     <w:p>
@@ -15107,7 +19615,7 @@
         <w:rPr>
           <w:i w:val="0"/>
         </w:rPr>
-        <w:t>The cyclic prefix makes the channel act as a circular convolution over the FFT window, so the FFT turns it into a separate complex gain on each subcarrier, which a single multiplication by its inverse removes.</w:t>
+        <w:t>Receive combining in a 1 × 4 link raises the SNR of a single stream by up to 6 dB, which adds about two bits per second per hertz, while a 4 × 4 link carries four streams and multiplies the capacity by about four.</w:t>
       </w:r>
     </w:p>
     <w:p>
@@ -15122,7 +19630,7 @@
         <w:rPr>
           <w:i w:val="0"/>
         </w:rPr>
-        <w:t>(πε)²/3 = 10⁻⁴ gives ε = 0.0055.</w:t>
+        <w:t>4 log₂(1 + 25) = 18.80 bit/s/Hz, 2.8 times the 6.66 bit/s/Hz of SISO.</w:t>
       </w:r>
     </w:p>
     <w:p>
@@ -15137,7 +19645,7 @@
         <w:rPr>
           <w:i w:val="0"/>
         </w:rPr>
-        <w:t>1.2 kHz, ε = 0.0154, (πε)²/3 = 7.8 × 10⁻⁴, −31.1 dB.</w:t>
+        <w:t>2⁴ = 16.</w:t>
       </w:r>
     </w:p>
     <w:p>
@@ -15152,7 +19660,7 @@
         <w:rPr>
           <w:i w:val="0"/>
         </w:rPr>
-        <w:t>It rotates all subcarriers of a symbol equally, so the pilots in that symbol measure the angle and the equalizer removes it.</w:t>
+        <w:t>The transmitter does not know the channel, so it divides its power equally between the two antennas; the receive combiner collects the full power from both antennas.</w:t>
       </w:r>
     </w:p>
     <w:p>
@@ -15167,7 +19675,7 @@
         <w:rPr>
           <w:i w:val="0"/>
         </w:rPr>
-        <w:t>The Doppler becomes 648 Hz, requiring at least 32.4 kHz, which exceeds the 17 kHz upper bound: the bounds cross, and a high-speed train needs a larger prefix overhead or a shorter channel.</w:t>
+        <w:t>10^0.7 = 5.0 times.</w:t>
       </w:r>
     </w:p>
     <w:p>
@@ -15178,7 +19686,7 @@
         <w:rPr>
           <w:i w:val="0"/>
         </w:rPr>
-        <w:t>Chapter 7</w:t>
+        <w:t>Chapter 8</w:t>
       </w:r>
     </w:p>
     <w:p>
@@ -15193,7 +19701,7 @@
         <w:rPr>
           <w:i w:val="0"/>
         </w:rPr>
-        <w:t>40 × 3/4 = 30 Mbit/s.</w:t>
+        <w:t>Three: channels 1, 6, and 11.</w:t>
       </w:r>
     </w:p>
     <w:p>
@@ -15208,7 +19716,7 @@
         <w:rPr>
           <w:i w:val="0"/>
         </w:rPr>
-        <w:t>15/4 = 3.75, or 5.74 dB.</w:t>
+        <w:t>1200/80 = 15.</w:t>
       </w:r>
     </w:p>
     <w:p>
@@ -15223,7 +19731,7 @@
         <w:rPr>
           <w:i w:val="0"/>
         </w:rPr>
-        <w:t>2 log₂(1 + 500) = 17.9 bit/s/Hz, against log₂1001 = 9.97 bit/s/Hz.</w:t>
+        <w:t>FR1 runs from 410 MHz to 7.125 GHz; FR2 from 24.25 to 71 GHz.</w:t>
       </w:r>
     </w:p>
     <w:p>
@@ -15238,7 +19746,7 @@
         <w:rPr>
           <w:i w:val="0"/>
         </w:rPr>
-        <w:t>234 × 10 × 5/6 / 13.6 µs = 143.4 Mbit/s.</w:t>
+        <w:t>−174 + 82.0 + 5 = −87.0 dBm.</w:t>
       </w:r>
     </w:p>
     <w:p>
@@ -15253,7 +19761,7 @@
         <w:rPr>
           <w:i w:val="0"/>
         </w:rPr>
-        <w:t>min(4, 2) = 2.</w:t>
+        <w:t>−87.0 + 30 = −57.0 dBm.</w:t>
       </w:r>
     </w:p>
     <w:p>
@@ -15268,7 +19776,7 @@
         <w:rPr>
           <w:i w:val="0"/>
         </w:rPr>
-        <w:t>Receive combining in a 1 × 4 link raises the SNR of a single stream by up to 6 dB, which adds about two bits per second per hertz, while a 4 × 4 link carries four streams and multiplies the capacity by about four.</w:t>
+        <w:t>The zero-IF receiver, because it mixes the wanted signal directly to DC, where offsets and flicker noise sit, and depends on the quadrature mixer's two arms being matched to reject the image at the mirror frequency.</w:t>
       </w:r>
     </w:p>
     <w:p>
@@ -15283,7 +19791,7 @@
         <w:rPr>
           <w:i w:val="0"/>
         </w:rPr>
-        <w:t>4 log₂(1 + 25) = 18.80 bit/s/Hz, 2.8 times the 6.66 bit/s/Hz of SISO.</w:t>
+        <w:t>61.44 × 10⁶ × 4 = 245.8 MB/s.</w:t>
       </w:r>
     </w:p>
     <w:p>
@@ -15298,7 +19806,7 @@
         <w:rPr>
           <w:i w:val="0"/>
         </w:rPr>
-        <w:t>2⁴ = 16.</w:t>
+        <w:t>The strong signal sets the gain control and occupies the 8-bit converter's full scale, leaving a dynamic range of only about 50 dB, and the tuner's limited linearity adds intermodulation products on top of the wanted signal.</w:t>
       </w:r>
     </w:p>
     <w:p>
@@ -15313,7 +19821,153 @@
         <w:rPr>
           <w:i w:val="0"/>
         </w:rPr>
-        <w:t>The transmitter does not know the channel, so it divides its power equally between the two antennas; the receive combiner collects the full power from both antennas.</w:t>
+        <w:t>75 µs; f = 1/(2π × 75 µs) = 2.12 kHz.</w:t>
+      </w:r>
+    </w:p>
+    <w:p>
+      <w:pPr>
+        <w:pStyle w:val="Heading2"/>
+      </w:pPr>
+      <w:r>
+        <w:rPr>
+          <w:i w:val="0"/>
+        </w:rPr>
+        <w:t>Chapter 9</w:t>
+      </w:r>
+    </w:p>
+    <w:p>
+      <w:pPr/>
+      <w:r>
+        <w:rPr>
+          <w:b/>
+        </w:rPr>
+        <w:t xml:space="preserve">1. </w:t>
+      </w:r>
+      <w:r>
+        <w:rPr>
+          <w:i w:val="0"/>
+        </w:rPr>
+        <w:t>About 112 taps.</w:t>
+      </w:r>
+    </w:p>
+    <w:p>
+      <w:pPr/>
+      <w:r>
+        <w:rPr>
+          <w:b/>
+        </w:rPr>
+        <w:t xml:space="preserve">2. </w:t>
+      </w:r>
+      <w:r>
+        <w:rPr>
+          <w:i w:val="0"/>
+        </w:rPr>
+        <w:t>50 samples, 5 µs.</w:t>
+      </w:r>
+    </w:p>
+    <w:p>
+      <w:pPr/>
+      <w:r>
+        <w:rPr>
+          <w:b/>
+        </w:rPr>
+        <w:t xml:space="preserve">3. </w:t>
+      </w:r>
+      <w:r>
+        <w:rPr>
+          <w:i w:val="0"/>
+        </w:rPr>
+        <w:t>Blackman, about 58 dB down.</w:t>
+      </w:r>
+    </w:p>
+    <w:p>
+      <w:pPr/>
+      <w:r>
+        <w:rPr>
+          <w:b/>
+        </w:rPr>
+        <w:t xml:space="preserve">4. </w:t>
+      </w:r>
+      <w:r>
+        <w:rPr>
+          <w:i w:val="0"/>
+        </w:rPr>
+        <w:t>15 bits.</w:t>
+      </w:r>
+    </w:p>
+    <w:p>
+      <w:pPr/>
+      <w:r>
+        <w:rPr>
+          <w:b/>
+        </w:rPr>
+        <w:t xml:space="preserve">5. </w:t>
+      </w:r>
+      <w:r>
+        <w:rPr>
+          <w:i w:val="0"/>
+        </w:rPr>
+        <w:t>Only the retained outputs are computed, and each subfilter runs at the low output rate, cutting the work by the decimation factor.</w:t>
+      </w:r>
+    </w:p>
+    <w:p>
+      <w:pPr/>
+      <w:r>
+        <w:rPr>
+          <w:b/>
+        </w:rPr>
+        <w:t xml:space="preserve">6. </w:t>
+      </w:r>
+      <w:r>
+        <w:rPr>
+          <w:i w:val="0"/>
+        </w:rPr>
+        <w:t>Symmetric FIR filters have exactly linear phase, so they delay all frequencies equally and preserve pulse shapes, and they are always stable.</w:t>
+      </w:r>
+    </w:p>
+    <w:p>
+      <w:pPr/>
+      <w:r>
+        <w:rPr>
+          <w:b/>
+        </w:rPr>
+        <w:t xml:space="preserve">7. </w:t>
+      </w:r>
+      <w:r>
+        <w:rPr>
+          <w:i w:val="0"/>
+        </w:rPr>
+        <w:t>14 + 16 + 6 = 36 bits.</w:t>
+      </w:r>
+    </w:p>
+    <w:p>
+      <w:pPr/>
+      <w:r>
+        <w:rPr>
+          <w:b/>
+        </w:rPr>
+        <w:t xml:space="preserve">8. </w:t>
+      </w:r>
+      <w:r>
+        <w:rPr>
+          <w:i w:val="0"/>
+        </w:rPr>
+        <w:t>Truncation always rounds toward negative infinity, adding a DC bias of half an LSB on average, which appears as a spur after mixing; rounding has no average bias.</w:t>
+      </w:r>
+    </w:p>
+    <w:p>
+      <w:pPr/>
+      <w:r>
+        <w:rPr>
+          <w:b/>
+        </w:rPr>
+        <w:t xml:space="preserve">9. </w:t>
+      </w:r>
+      <w:r>
+        <w:rPr>
+          <w:i w:val="0"/>
+        </w:rPr>
+        <w:t>61.44/50 = 1.2288 input samples per output, the same ratio as Worked Example 9.5.</w:t>
       </w:r>
     </w:p>
     <w:p>
@@ -15328,7 +19982,7 @@
         <w:rPr>
           <w:i w:val="0"/>
         </w:rPr>
-        <w:t>10^0.7 = 5.0 times.</w:t>
+        <w:t>The symmetry about fs/4 requires H(f) + H(fs/2 − f) = 1, which in the time domain makes every even-offset coefficient zero except the center, which must equal 1/2.</w:t>
       </w:r>
     </w:p>
     <w:p>
@@ -15339,7 +19993,7 @@
         <w:rPr>
           <w:i w:val="0"/>
         </w:rPr>
-        <w:t>Chapter 8</w:t>
+        <w:t>Chapter 10</w:t>
       </w:r>
     </w:p>
     <w:p>
@@ -15354,7 +20008,7 @@
         <w:rPr>
           <w:i w:val="0"/>
         </w:rPr>
-        <w:t>Three: channels 1, 6, and 11.</w:t>
+        <w:t>2 × 10 × 10⁻⁶ × 5.8 × 10⁹ = 116 kHz.</w:t>
       </w:r>
     </w:p>
     <w:p>
@@ -15369,7 +20023,7 @@
         <w:rPr>
           <w:i w:val="0"/>
         </w:rPr>
-        <w:t>1200/80 = 15.</w:t>
+        <w:t>σφ² = 100/31,623 = 0.00316 rad², so 3.2°.</w:t>
       </w:r>
     </w:p>
     <w:p>
@@ -15384,7 +20038,7 @@
         <w:rPr>
           <w:i w:val="0"/>
         </w:rPr>
-        <w:t>FR1 runs from 410 MHz to 7.125 GHz; FR2 from 24.25 to 71 GHz.</w:t>
+        <w:t>0.288°.</w:t>
       </w:r>
     </w:p>
     <w:p>
@@ -15399,7 +20053,7 @@
         <w:rPr>
           <w:i w:val="0"/>
         </w:rPr>
-        <w:t>−174 + 82.0 + 5 = −87.0 dBm.</w:t>
+        <w:t>10,000 symbols.</w:t>
       </w:r>
     </w:p>
     <w:p>
@@ -15414,7 +20068,7 @@
         <w:rPr>
           <w:i w:val="0"/>
         </w:rPr>
-        <w:t>−87.0 + 30 = −57.0 dBm.</w:t>
+        <w:t>An offset that is a fraction of the subcarrier spacing destroys the orthogonality of the subcarriers and causes intercarrier interference, which cannot be undone after the FFT.</w:t>
       </w:r>
     </w:p>
     <w:p>
@@ -15429,7 +20083,7 @@
         <w:rPr>
           <w:i w:val="0"/>
         </w:rPr>
-        <w:t>The zero-IF receiver, because it mixes the wanted signal directly to DC, where offsets and flicker noise sit, and depends on the quadrature mixer's two arms being matched to reject the image at the mirror frequency.</w:t>
+        <w:t>Short repetitions give a wide estimation range for the coarse offset; long ones give accuracy for the fine estimate.</w:t>
       </w:r>
     </w:p>
     <w:p>
@@ -15444,7 +20098,7 @@
         <w:rPr>
           <w:i w:val="0"/>
         </w:rPr>
-        <w:t>61.44 × 10⁶ × 4 = 245.8 MB/s.</w:t>
+        <w:t>±1/(2 × 1.6 µs) = ±312.5 kHz.</w:t>
       </w:r>
     </w:p>
     <w:p>
@@ -15459,7 +20113,7 @@
         <w:rPr>
           <w:i w:val="0"/>
         </w:rPr>
-        <w:t>The strong signal sets the gain control and occupies the 8-bit converter's full scale, leaving a dynamic range of only about 50 dB, and the tuner's limited linearity adds intermodulation products on top of the wanted signal.</w:t>
+        <w:t>1008: 3 from the primary signal times 336 groups from the secondary.</w:t>
       </w:r>
     </w:p>
     <w:p>
@@ -15474,7 +20128,22 @@
         <w:rPr>
           <w:i w:val="0"/>
         </w:rPr>
-        <w:t>75 µs; f = 1/(2π × 75 µs) = 2.12 kHz.</w:t>
+        <w:t>50 ppm of 2.4 GHz is 120 kHz, well within ±625 kHz.</w:t>
+      </w:r>
+    </w:p>
+    <w:p>
+      <w:pPr/>
+      <w:r>
+        <w:rPr>
+          <w:b/>
+        </w:rPr>
+        <w:t xml:space="preserve">10. </w:t>
+      </w:r>
+      <w:r>
+        <w:rPr>
+          <w:i w:val="0"/>
+        </w:rPr>
+        <w:t>2 × 10⁴ symbols × 4 × 10⁻⁵ = 0.8 symbol, enough to need tracking.</w:t>
       </w:r>
     </w:p>
     <w:p>
@@ -15485,7 +20154,7 @@
         <w:rPr>
           <w:i w:val="0"/>
         </w:rPr>
-        <w:t>Chapter 9</w:t>
+        <w:t>Chapter 11</w:t>
       </w:r>
     </w:p>
     <w:p>
@@ -15500,7 +20169,7 @@
         <w:rPr>
           <w:i w:val="0"/>
         </w:rPr>
-        <w:t>About 112 taps.</w:t>
+        <w:t>50 symbols.</w:t>
       </w:r>
     </w:p>
     <w:p>
@@ -15515,7 +20184,7 @@
         <w:rPr>
           <w:i w:val="0"/>
         </w:rPr>
-        <w:t>50 samples, 5 µs.</w:t>
+        <w:t>1/(1 − 0.49) = 1.96, or 2.9 dB.</w:t>
       </w:r>
     </w:p>
     <w:p>
@@ -15530,7 +20199,7 @@
         <w:rPr>
           <w:i w:val="0"/>
         </w:rPr>
-        <w:t>Blackman, about 58 dB down.</w:t>
+        <w:t>[1, 0, 0, −0.343]: a residual of −0.343 three symbols later.</w:t>
       </w:r>
     </w:p>
     <w:p>
@@ -15545,7 +20214,7 @@
         <w:rPr>
           <w:i w:val="0"/>
         </w:rPr>
-        <w:t>15 bits.</w:t>
+        <w:t>2/(21 × 0.5) = 0.19.</w:t>
       </w:r>
     </w:p>
     <w:p>
@@ -15560,7 +20229,7 @@
         <w:rPr>
           <w:i w:val="0"/>
         </w:rPr>
-        <w:t>Only the retained outputs are computed, and each subfilter runs at the low output rate, cutting the work by the decimation factor.</w:t>
+        <w:t>It cancels interference from past symbols with noise-free decisions, so only the forward filter, which handles the remaining interference, amplifies noise.</w:t>
       </w:r>
     </w:p>
     <w:p>
@@ -15575,7 +20244,7 @@
         <w:rPr>
           <w:i w:val="0"/>
         </w:rPr>
-        <w:t>Symmetric FIR filters have exactly linear phase, so they delay all frequencies equally and preserve pulse shapes, and they are always stable.</w:t>
+        <w:t>With a cyclic prefix longer than the delay spread, the channel acts as a single complex gain on each subcarrier.</w:t>
       </w:r>
     </w:p>
     <w:p>
@@ -15590,7 +20259,7 @@
         <w:rPr>
           <w:i w:val="0"/>
         </w:rPr>
-        <w:t>14 + 16 + 6 = 36 bits.</w:t>
+        <w:t>L = 5, so 2⁵ = 32 states.</w:t>
       </w:r>
     </w:p>
     <w:p>
@@ -15605,7 +20274,7 @@
         <w:rPr>
           <w:i w:val="0"/>
         </w:rPr>
-        <w:t>Truncation always rounds toward negative infinity, adding a DC bias of half an LSB on average, which appears as a spur after mixing; rounding has no average bias.</w:t>
+        <w:t>The prefix makes the channel's linear convolution circular over the block, so the FFT turns it into one complex gain per bin; without it, the block edges see interference from the previous block and the per-bin division no longer applies.</w:t>
       </w:r>
     </w:p>
     <w:p>
@@ -15620,7 +20289,153 @@
         <w:rPr>
           <w:i w:val="0"/>
         </w:rPr>
-        <w:t>61.44/50 = 1.2288 input samples per output, the same ratio as Worked Example 9.5.</w:t>
+        <w:t>Its channel is fixed and well characterized, and the strong forward error correction after it absorbs the short error bursts that a wrong decision in the feedback path produces.</w:t>
+      </w:r>
+    </w:p>
+    <w:p>
+      <w:pPr>
+        <w:pStyle w:val="Heading2"/>
+      </w:pPr>
+      <w:r>
+        <w:rPr>
+          <w:i w:val="0"/>
+        </w:rPr>
+        <w:t>Chapter 12</w:t>
+      </w:r>
+    </w:p>
+    <w:p>
+      <w:pPr/>
+      <w:r>
+        <w:rPr>
+          <w:b/>
+        </w:rPr>
+        <w:t xml:space="preserve">1. </w:t>
+      </w:r>
+      <w:r>
+        <w:rPr>
+          <w:i w:val="0"/>
+        </w:rPr>
+        <w:t>20 dB.</w:t>
+      </w:r>
+    </w:p>
+    <w:p>
+      <w:pPr/>
+      <w:r>
+        <w:rPr>
+          <w:b/>
+        </w:rPr>
+        <w:t xml:space="preserve">2. </w:t>
+      </w:r>
+      <w:r>
+        <w:rPr>
+          <w:i w:val="0"/>
+        </w:rPr>
+        <w:t>0.5 × 2 × 10⁶ / 2 = 500 kHz.</w:t>
+      </w:r>
+    </w:p>
+    <w:p>
+      <w:pPr/>
+      <w:r>
+        <w:rPr>
+          <w:b/>
+        </w:rPr>
+        <w:t xml:space="preserve">3. </w:t>
+      </w:r>
+      <w:r>
+        <w:rPr>
+          <w:i w:val="0"/>
+        </w:rPr>
+        <w:t>8.19 ms and 977 bit/s.</w:t>
+      </w:r>
+    </w:p>
+    <w:p>
+      <w:pPr/>
+      <w:r>
+        <w:rPr>
+          <w:b/>
+        </w:rPr>
+        <w:t xml:space="preserve">4. </w:t>
+      </w:r>
+      <w:r>
+        <w:rPr>
+          <w:i w:val="0"/>
+        </w:rPr>
+        <w:t>625 µs.</w:t>
+      </w:r>
+    </w:p>
+    <w:p>
+      <w:pPr/>
+      <w:r>
+        <w:rPr>
+          <w:b/>
+        </w:rPr>
+        <w:t xml:space="preserve">5. </w:t>
+      </w:r>
+      <w:r>
+        <w:rPr>
+          <w:i w:val="0"/>
+        </w:rPr>
+        <w:t xml:space="preserve">10 log₁₀1023 = 30.1 dB.</w:t>
+      </w:r>
+    </w:p>
+    <w:p>
+      <w:pPr/>
+      <w:r>
+        <w:rPr>
+          <w:b/>
+        </w:rPr>
+        <w:t xml:space="preserve">6. </w:t>
+      </w:r>
+      <w:r>
+        <w:rPr>
+          <w:i w:val="0"/>
+        </w:rPr>
+        <w:t>FSK has a constant envelope, so amplitude distortion in the amplifier does not corrupt it.</w:t>
+      </w:r>
+    </w:p>
+    <w:p>
+      <w:pPr/>
+      <w:r>
+        <w:rPr>
+          <w:b/>
+        </w:rPr>
+        <w:t xml:space="preserve">7. 10 log₁₀11 = 10.4 dB.</w:t>
+      </w:r>
+      <w:r>
+        <w:rPr>
+          <w:i w:val="0"/>
+        </w:rPr>
+        <w:t xml:space="preserve"/>
+      </w:r>
+    </w:p>
+    <w:p>
+      <w:pPr/>
+      <w:r>
+        <w:rPr>
+          <w:b/>
+        </w:rPr>
+        <w:t xml:space="preserve">8. </w:t>
+      </w:r>
+      <w:r>
+        <w:rPr>
+          <w:i w:val="0"/>
+        </w:rPr>
+        <w:t>h = 0.5, a spacing of 0.5 × 1 MHz = 500 kHz between the two tones.</w:t>
+      </w:r>
+    </w:p>
+    <w:p>
+      <w:pPr/>
+      <w:r>
+        <w:rPr>
+          <w:b/>
+        </w:rPr>
+        <w:t xml:space="preserve">9. </w:t>
+      </w:r>
+      <w:r>
+        <w:rPr>
+          <w:i w:val="0"/>
+        </w:rPr>
+        <w:t>−130 − (−171) = 41 dB-Hz.</w:t>
       </w:r>
     </w:p>
     <w:p>
@@ -15635,7 +20450,7 @@
         <w:rPr>
           <w:i w:val="0"/>
         </w:rPr>
-        <w:t>The symmetry about fs/4 requires H(f) + H(fs/2 − f) = 1, which in the time domain makes every even-offset coefficient zero except the center, which must equal 1/2.</w:t>
+        <w:t>625 µs; 1/625 µs = 1600 hops per second.</w:t>
       </w:r>
     </w:p>
     <w:p>
@@ -15646,7 +20461,7 @@
         <w:rPr>
           <w:i w:val="0"/>
         </w:rPr>
-        <w:t>Chapter 10</w:t>
+        <w:t>Chapter 13</w:t>
       </w:r>
     </w:p>
     <w:p>
@@ -15661,7 +20476,7 @@
         <w:rPr>
           <w:i w:val="0"/>
         </w:rPr>
-        <w:t>2 × 10 × 10⁻⁶ × 5.8 × 10⁹ = 116 kHz.</w:t>
+        <w:t>8.3 µs.</w:t>
       </w:r>
     </w:p>
     <w:p>
@@ -15676,7 +20491,7 @@
         <w:rPr>
           <w:i w:val="0"/>
         </w:rPr>
-        <w:t>σφ² = 100/31,623 = 0.00316 rad², so 3.2°.</w:t>
+        <w:t>2000 Hz, about 617 km/h.</w:t>
       </w:r>
     </w:p>
     <w:p>
@@ -15691,7 +20506,7 @@
         <w:rPr>
           <w:i w:val="0"/>
         </w:rPr>
-        <w:t>0.288°.</w:t>
+        <w:t>24.0 dB.</w:t>
       </w:r>
     </w:p>
     <w:p>
@@ -15706,7 +20521,7 @@
         <w:rPr>
           <w:i w:val="0"/>
         </w:rPr>
-        <w:t>10,000 symbols.</w:t>
+        <w:t>1/28 = 3.6%.</w:t>
       </w:r>
     </w:p>
     <w:p>
@@ -15721,7 +20536,7 @@
         <w:rPr>
           <w:i w:val="0"/>
         </w:rPr>
-        <w:t>An offset that is a fraction of the subcarrier spacing destroys the orthogonality of the subcarriers and causes intercarrier interference, which cannot be undone after the FFT.</w:t>
+        <w:t>The receiver must estimate the channel from each transmit antenna separately, so each needs its own orthogonal pilots.</w:t>
       </w:r>
     </w:p>
     <w:p>
@@ -15736,7 +20551,7 @@
         <w:rPr>
           <w:i w:val="0"/>
         </w:rPr>
-        <w:t>Short repetitions give a wide estimation range for the coarse offset; long ones give accuracy for the fine estimate.</w:t>
+        <w:t>Decision errors are frequent at low SNR, and each wrong decision feeds a wrong reference into the channel estimate.</w:t>
       </w:r>
     </w:p>
     <w:p>
@@ -15751,7 +20566,7 @@
         <w:rPr>
           <w:i w:val="0"/>
         </w:rPr>
-        <w:t>±1/(2 × 1.6 µs) = ±312.5 kHz.</w:t>
+        <w:t>1/(4 × 15 kHz) = 16.7 µs.</w:t>
       </w:r>
     </w:p>
     <w:p>
@@ -15766,7 +20581,7 @@
         <w:rPr>
           <w:i w:val="0"/>
         </w:rPr>
-        <w:t>1008: 3 from the primary signal times 336 groups from the secondary.</w:t>
+        <w:t>MMSE 1/(1 + 1) = 0.5 against 1.0 for least squares, a 3 dB improvement.</w:t>
       </w:r>
     </w:p>
     <w:p>
@@ -15781,7 +20596,7 @@
         <w:rPr>
           <w:i w:val="0"/>
         </w:rPr>
-        <w:t>50 ppm of 2.4 GHz is 120 kHz, well within ±625 kHz.</w:t>
+        <w:t>1/(2 × 100 Hz) = 5 ms, about 2.5 ms with margin.</w:t>
       </w:r>
     </w:p>
     <w:p>
@@ -15796,7 +20611,7 @@
         <w:rPr>
           <w:i w:val="0"/>
         </w:rPr>
-        <w:t>2 × 10⁴ symbols × 4 × 10⁻⁵ = 0.8 symbol, enough to need tracking.</w:t>
+        <w:t>fd τ ≈ 0.38, the first zero of J₀ at 2.405.</w:t>
       </w:r>
     </w:p>
     <w:p>
@@ -15807,7 +20622,7 @@
         <w:rPr>
           <w:i w:val="0"/>
         </w:rPr>
-        <w:t>Chapter 11</w:t>
+        <w:t>Chapter 14</w:t>
       </w:r>
     </w:p>
     <w:p>
@@ -15822,7 +20637,7 @@
         <w:rPr>
           <w:i w:val="0"/>
         </w:rPr>
-        <w:t>50 symbols.</w:t>
+        <w:t>18.4% at G = 0.5.</w:t>
       </w:r>
     </w:p>
     <w:p>
@@ -15837,7 +20652,7 @@
         <w:rPr>
           <w:i w:val="0"/>
         </w:rPr>
-        <w:t>1/(1 − 0.49) = 1.96, or 2.9 dB.</w:t>
+        <w:t>e^(−1) = 0.368.</w:t>
       </w:r>
     </w:p>
     <w:p>
@@ -15852,7 +20667,7 @@
         <w:rPr>
           <w:i w:val="0"/>
         </w:rPr>
-        <w:t>[1, 0, 0, −0.343]: a residual of −0.343 three symbols later.</w:t>
+        <w:t>12 subcarriers, 180 kHz.</w:t>
       </w:r>
     </w:p>
     <w:p>
@@ -15867,7 +20682,7 @@
         <w:rPr>
           <w:i w:val="0"/>
         </w:rPr>
-        <w:t>2/(21 × 0.5) = 0.19.</w:t>
+        <w:t>Payload 10 µs, so 10/195.5 = 5.1%.</w:t>
       </w:r>
     </w:p>
     <w:p>
@@ -15882,7 +20697,7 @@
         <w:rPr>
           <w:i w:val="0"/>
         </w:rPr>
-        <w:t>It cancels interference from past symbols with noise-free decisions, so only the forward filter, which handles the remaining interference, amplifies noise.</w:t>
+        <w:t>The payload time shrinks with the rate, but the preamble, interframe spaces, backoff, and acknowledgment do not.</w:t>
       </w:r>
     </w:p>
     <w:p>
@@ -15897,7 +20712,7 @@
         <w:rPr>
           <w:i w:val="0"/>
         </w:rPr>
-        <w:t>With a cyclic prefix longer than the delay spread, the channel acts as a single complex gain on each subcarrier.</w:t>
+        <w:t>It serves each user near that user's own fading peaks, and with many users someone is usually near a peak, so the total rate exceeds that of any fixed assignment.</w:t>
       </w:r>
     </w:p>
     <w:p>
@@ -15912,7 +20727,7 @@
         <w:rPr>
           <w:i w:val="0"/>
         </w:rPr>
-        <w:t>L = 5, so 2⁵ = 32 states.</w:t>
+        <w:t>−95 + 13.0 + 77 = −5 dBm.</w:t>
       </w:r>
     </w:p>
     <w:p>
@@ -15927,7 +20742,7 @@
         <w:rPr>
           <w:i w:val="0"/>
         </w:rPr>
-        <w:t>The prefix makes the channel's linear convolution circular over the block, so the FFT turns it into one complex gain per bin; without it, the block edges see interference from the previous block and the per-bin division no longer applies.</w:t>
+        <w:t>Four.</w:t>
       </w:r>
     </w:p>
     <w:p>
@@ -15942,7 +20757,37 @@
         <w:rPr>
           <w:i w:val="0"/>
         </w:rPr>
-        <w:t>Its channel is fixed and well characterized, and the strong forward error correction after it absorbs the short error bursts that a wrong decision in the feedback path produces.</w:t>
+        <w:t>Distant users then arrive weaker than near ones, which reduces the interference they cause in neighboring cells, whose base stations they are also close to; the cell-wide throughput rises even though the edge user's rate falls a little.</w:t>
+      </w:r>
+    </w:p>
+    <w:p>
+      <w:pPr/>
+      <w:r>
+        <w:rPr>
+          <w:b/>
+        </w:rPr>
+        <w:t xml:space="preserve">10. </w:t>
+      </w:r>
+      <w:r>
+        <w:rPr>
+          <w:i w:val="0"/>
+        </w:rPr>
+        <w:t>1 − (63/64)¹⁹ = 26 %.</w:t>
+      </w:r>
+    </w:p>
+    <w:p>
+      <w:pPr/>
+      <w:r>
+        <w:rPr>
+          <w:b/>
+        </w:rPr>
+        <w:t xml:space="preserve">11. </w:t>
+      </w:r>
+      <w:r>
+        <w:rPr>
+          <w:i w:val="0"/>
+        </w:rPr>
+        <w:t>(7 × 14 + 6)/140 = 104/140 = 74 %.</w:t>
       </w:r>
     </w:p>
     <w:p>
@@ -15953,7 +20798,7 @@
         <w:rPr>
           <w:i w:val="0"/>
         </w:rPr>
-        <w:t>Chapter 12</w:t>
+        <w:t>Chapter 15</w:t>
       </w:r>
     </w:p>
     <w:p>
@@ -15968,7 +20813,7 @@
         <w:rPr>
           <w:i w:val="0"/>
         </w:rPr>
-        <w:t>20 dB.</w:t>
+        <w:t>7.32 bit/s/Hz against 8.31 for Shannon.</w:t>
       </w:r>
     </w:p>
     <w:p>
@@ -15983,7 +20828,7 @@
         <w:rPr>
           <w:i w:val="0"/>
         </w:rPr>
-        <w:t>0.5 × 2 × 10⁶ / 2 = 500 kHz.</w:t>
+        <w:t>10 log10 3 = 4.8 dB.</w:t>
       </w:r>
     </w:p>
     <w:p>
@@ -15998,7 +20843,7 @@
         <w:rPr>
           <w:i w:val="0"/>
         </w:rPr>
-        <w:t>8.19 ms and 977 bit/s.</w:t>
+        <w:t>C: 4.00; D: 4.14. D delivers more.</w:t>
       </w:r>
     </w:p>
     <w:p>
@@ -16013,7 +20858,7 @@
         <w:rPr>
           <w:i w:val="0"/>
         </w:rPr>
-        <w:t>625 µs.</w:t>
+        <w:t>1 × 0.01/0.99 = 0.0101 dB.</w:t>
       </w:r>
     </w:p>
     <w:p>
@@ -16028,7 +20873,7 @@
         <w:rPr>
           <w:i w:val="0"/>
         </w:rPr>
-        <w:t>10 log10(1023) = 30.1 dB.</w:t>
+        <w:t>1/3.</w:t>
       </w:r>
     </w:p>
     <w:p>
@@ -16043,7 +20888,7 @@
         <w:rPr>
           <w:i w:val="0"/>
         </w:rPr>
-        <w:t>FSK has a constant envelope, so amplitude distortion in the amplifier does not corrupt it.</w:t>
+        <w:t>A robust MCS that never fails wastes throughput all the time, while HARQ repairs occasional failures cheaply, so a moderate error rate with a faster MCS gives more average throughput.</w:t>
       </w:r>
     </w:p>
     <w:p>
@@ -16058,7 +20903,7 @@
         <w:rPr>
           <w:i w:val="0"/>
         </w:rPr>
-        <w:t>10 log₁₀1023 = 30.1 dB.</w:t>
+        <w:t>2 × 6 × 0.926 × 3276 / 35.7 µs × 0.92 = 0.94 Gbit/s.</w:t>
       </w:r>
     </w:p>
     <w:p>
@@ -16073,7 +20918,7 @@
         <w:rPr>
           <w:i w:val="0"/>
         </w:rPr>
-        <w:t>h = 0.5, a spacing of 0.5 × 1 MHz = 500 kHz between the two tones.</w:t>
+        <w:t>3 × 10⁸ × 0.04 / 8 = 1.5 MB.</w:t>
       </w:r>
     </w:p>
     <w:p>
@@ -16088,7 +20933,7 @@
         <w:rPr>
           <w:i w:val="0"/>
         </w:rPr>
-        <w:t>−130 − (−171) = 41 dB-Hz.</w:t>
+        <w:t>TCP's retransmission takes a full end-to-end round trip and interprets the loss as congestion, halving its window; HARQ repairs the error in a few milliseconds below TCP, so TCP sees a clean link.</w:t>
       </w:r>
     </w:p>
     <w:p>
@@ -16103,7 +20948,22 @@
         <w:rPr>
           <w:i w:val="0"/>
         </w:rPr>
-        <w:t>625 µs; 1/625 µs = 1600 hops per second.</w:t>
+        <w:t>−ln(0.99) × 1000 = 10.05, so log₂(11.05) = 3.47 bit/s/Hz.</w:t>
+      </w:r>
+    </w:p>
+    <w:p>
+      <w:pPr/>
+      <w:r>
+        <w:rPr>
+          <w:b/>
+        </w:rPr>
+        <w:t xml:space="preserve">11. </w:t>
+      </w:r>
+      <w:r>
+        <w:rPr>
+          <w:i w:val="0"/>
+        </w:rPr>
+        <w:t>16 × 10.0 = 159.9 µs of data, 361.4 µs in all, 192 000 bits/361.4 µs = 531 Mbit/s.</w:t>
       </w:r>
     </w:p>
     <w:p>
@@ -16114,7 +20974,7 @@
         <w:rPr>
           <w:i w:val="0"/>
         </w:rPr>
-        <w:t>Chapter 13</w:t>
+        <w:t>Chapter 16</w:t>
       </w:r>
     </w:p>
     <w:p>
@@ -16129,7 +20989,7 @@
         <w:rPr>
           <w:i w:val="0"/>
         </w:rPr>
-        <w:t>8.3 µs.</w:t>
+        <w:t>30.0 m.</w:t>
       </w:r>
     </w:p>
     <w:p>
@@ -16144,7 +21004,7 @@
         <w:rPr>
           <w:i w:val="0"/>
         </w:rPr>
-        <w:t>2000 Hz, about 617 km/h.</w:t>
+        <w:t>About 0.117 m.</w:t>
       </w:r>
     </w:p>
     <w:p>
@@ -16159,7 +21019,7 @@
         <w:rPr>
           <w:i w:val="0"/>
         </w:rPr>
-        <w:t>24.0 dB.</w:t>
+        <w:t>0.5 ns, or 0.15 m.</w:t>
       </w:r>
     </w:p>
     <w:p>
@@ -16174,7 +21034,7 @@
         <w:rPr>
           <w:i w:val="0"/>
         </w:rPr>
-        <w:t>1/28 = 3.6%.</w:t>
+        <w:t>2.5 m.</w:t>
       </w:r>
     </w:p>
     <w:p>
@@ -16189,7 +21049,7 @@
         <w:rPr>
           <w:i w:val="0"/>
         </w:rPr>
-        <w:t>The receiver must estimate the channel from each transmit antenna separately, so each needs its own orthogonal pilots.</w:t>
+        <w:t>A wide-band signal has short correlation peaks, so the direct path and reflections arriving nanoseconds later can be separated.</w:t>
       </w:r>
     </w:p>
     <w:p>
@@ -16204,7 +21064,7 @@
         <w:rPr>
           <w:i w:val="0"/>
         </w:rPr>
-        <w:t>Decision errors are frequent at low SNR, and each wrong decision feeds a wrong reference into the channel estimate.</w:t>
+        <w:t>The receiver's clock offset is a fourth unknown alongside the three coordinates.</w:t>
       </w:r>
     </w:p>
     <w:p>
@@ -16219,7 +21079,7 @@
         <w:rPr>
           <w:i w:val="0"/>
         </w:rPr>
-        <w:t>1/(4 × 15 kHz) = 16.7 µs.</w:t>
+        <w:t>40.3 × 10¹⁸/(1.57542 × 10⁹)² = 16.2 m.</w:t>
       </w:r>
     </w:p>
     <w:p>
@@ -16234,7 +21094,7 @@
         <w:rPr>
           <w:i w:val="0"/>
         </w:rPr>
-        <w:t>MMSE 1/(1 + 1) = 0.5 against 1.0 for least squares, a 3 dB improvement.</w:t>
+        <w:t>3 × 10⁸/1.17645 × 10⁹ = 25.5 cm.</w:t>
       </w:r>
     </w:p>
     <w:p>
@@ -16249,7 +21109,7 @@
         <w:rPr>
           <w:i w:val="0"/>
         </w:rPr>
-        <w:t>1/(2 × 100 Hz) = 5 ms, about 2.5 ms with margin.</w:t>
+        <w:t>Differencing cancels the atmospheric and orbit errors only if both receivers see the satellite through nearly the same atmosphere; beyond a few tens of kilometers the errors decorrelate and the integer cycle counts can no longer be fixed reliably.</w:t>
       </w:r>
     </w:p>
     <w:p>
@@ -16264,7 +21124,22 @@
         <w:rPr>
           <w:i w:val="0"/>
         </w:rPr>
-        <w:t>fd τ ≈ 0.38, the first zero of J₀ at 2.405.</w:t>
+        <w:t>4π × 1 × 2 × 10⁶/(3 × 10⁸) = 0.084 rad, 4.8°.</w:t>
+      </w:r>
+    </w:p>
+    <w:p>
+      <w:pPr/>
+      <w:r>
+        <w:rPr>
+          <w:b/>
+        </w:rPr>
+        <w:t xml:space="preserve">11. </w:t>
+      </w:r>
+      <w:r>
+        <w:rPr>
+          <w:i w:val="0"/>
+        </w:rPr>
+        <w:t>It improves by √10, a factor of 3.16.</w:t>
       </w:r>
     </w:p>
     <w:p>
@@ -16275,7 +21150,7 @@
         <w:rPr>
           <w:i w:val="0"/>
         </w:rPr>
-        <w:t>Chapter 14</w:t>
+        <w:t>Chapter 17</w:t>
       </w:r>
     </w:p>
     <w:p>
@@ -16290,7 +21165,7 @@
         <w:rPr>
           <w:i w:val="0"/>
         </w:rPr>
-        <w:t>18.4% at G = 0.5.</w:t>
+        <w:t>2^(−16) = 1.5 × 10⁻⁵.</w:t>
       </w:r>
     </w:p>
     <w:p>
@@ -16305,7 +21180,7 @@
         <w:rPr>
           <w:i w:val="0"/>
         </w:rPr>
-        <w:t>e^(−1) = 0.368.</w:t>
+        <w:t>2/3.</w:t>
       </w:r>
     </w:p>
     <w:p>
@@ -16320,7 +21195,7 @@
         <w:rPr>
           <w:i w:val="0"/>
         </w:rPr>
-        <w:t>12 subcarriers, 180 kHz.</w:t>
+        <w:t>5/9, or 55.6%.</w:t>
       </w:r>
     </w:p>
     <w:p>
@@ -16335,7 +21210,7 @@
         <w:rPr>
           <w:i w:val="0"/>
         </w:rPr>
-        <w:t>Payload 10 µs, so 10/195.5 = 5.1%.</w:t>
+        <w:t>20,000 bits.</w:t>
       </w:r>
     </w:p>
     <w:p>
@@ -16350,7 +21225,7 @@
         <w:rPr>
           <w:i w:val="0"/>
         </w:rPr>
-        <w:t>The payload time shrinks with the rate, but the preamble, interframe spaces, backoff, and acknowledgment do not.</w:t>
+        <w:t>The receiver cannot decode until all the bits of a codeword, spread across the interleaver's span, have arrived.</w:t>
       </w:r>
     </w:p>
     <w:p>
@@ -16365,7 +21240,7 @@
         <w:rPr>
           <w:i w:val="0"/>
         </w:rPr>
-        <w:t>It serves each user near that user's own fading peaks, and with many users someone is usually near a peak, so the total rate exceeds that of any fixed assignment.</w:t>
+        <w:t>Each codeword is spread across subcarriers separated by more than the coherence bandwidth, so one fade affects only some of its bits.</w:t>
       </w:r>
     </w:p>
     <w:p>
@@ -16380,7 +21255,7 @@
         <w:rPr>
           <w:i w:val="0"/>
         </w:rPr>
-        <w:t>−95 + 13.0 + 77 = −5 dBm.</w:t>
+        <w:t>2¹⁵ − 1 = 32 767 bits.</w:t>
       </w:r>
     </w:p>
     <w:p>
@@ -16395,534 +21270,6 @@
         <w:rPr>
           <w:i w:val="0"/>
         </w:rPr>
-        <w:t>Four.</w:t>
-      </w:r>
-    </w:p>
-    <w:p>
-      <w:pPr/>
-      <w:r>
-        <w:rPr>
-          <w:b/>
-        </w:rPr>
-        <w:t xml:space="preserve">9. </w:t>
-      </w:r>
-      <w:r>
-        <w:rPr>
-          <w:i w:val="0"/>
-        </w:rPr>
-        <w:t>Distant users then arrive weaker than near ones, which reduces the interference they cause in neighboring cells, whose base stations they are also close to; the cell-wide throughput rises even though the edge user's rate falls a little.</w:t>
-      </w:r>
-    </w:p>
-    <w:p>
-      <w:pPr/>
-      <w:r>
-        <w:rPr>
-          <w:b/>
-        </w:rPr>
-        <w:t xml:space="preserve">10. </w:t>
-      </w:r>
-      <w:r>
-        <w:rPr>
-          <w:i w:val="0"/>
-        </w:rPr>
-        <w:t>1 − (63/64)¹⁹ = 26 %.</w:t>
-      </w:r>
-    </w:p>
-    <w:p>
-      <w:pPr/>
-      <w:r>
-        <w:rPr>
-          <w:b/>
-        </w:rPr>
-        <w:t xml:space="preserve">11. </w:t>
-      </w:r>
-      <w:r>
-        <w:rPr>
-          <w:i w:val="0"/>
-        </w:rPr>
-        <w:t>(7 × 14 + 6)/140 = 104/140 = 74 %.</w:t>
-      </w:r>
-    </w:p>
-    <w:p>
-      <w:pPr>
-        <w:pStyle w:val="Heading2"/>
-      </w:pPr>
-      <w:r>
-        <w:rPr>
-          <w:i w:val="0"/>
-        </w:rPr>
-        <w:t>Chapter 15</w:t>
-      </w:r>
-    </w:p>
-    <w:p>
-      <w:pPr/>
-      <w:r>
-        <w:rPr>
-          <w:b/>
-        </w:rPr>
-        <w:t xml:space="preserve">1. </w:t>
-      </w:r>
-      <w:r>
-        <w:rPr>
-          <w:i w:val="0"/>
-        </w:rPr>
-        <w:t>7.32 bit/s/Hz against 8.31 for Shannon.</w:t>
-      </w:r>
-    </w:p>
-    <w:p>
-      <w:pPr/>
-      <w:r>
-        <w:rPr>
-          <w:b/>
-        </w:rPr>
-        <w:t xml:space="preserve">2. </w:t>
-      </w:r>
-      <w:r>
-        <w:rPr>
-          <w:i w:val="0"/>
-        </w:rPr>
-        <w:t>10 log10 3 = 4.8 dB.</w:t>
-      </w:r>
-    </w:p>
-    <w:p>
-      <w:pPr/>
-      <w:r>
-        <w:rPr>
-          <w:b/>
-        </w:rPr>
-        <w:t xml:space="preserve">3. </w:t>
-      </w:r>
-      <w:r>
-        <w:rPr>
-          <w:i w:val="0"/>
-        </w:rPr>
-        <w:t>C: 4.00; D: 4.14. D delivers more.</w:t>
-      </w:r>
-    </w:p>
-    <w:p>
-      <w:pPr/>
-      <w:r>
-        <w:rPr>
-          <w:b/>
-        </w:rPr>
-        <w:t xml:space="preserve">4. </w:t>
-      </w:r>
-      <w:r>
-        <w:rPr>
-          <w:i w:val="0"/>
-        </w:rPr>
-        <w:t>1 × 0.01/0.99 = 0.0101 dB.</w:t>
-      </w:r>
-    </w:p>
-    <w:p>
-      <w:pPr/>
-      <w:r>
-        <w:rPr>
-          <w:b/>
-        </w:rPr>
-        <w:t xml:space="preserve">5. </w:t>
-      </w:r>
-      <w:r>
-        <w:rPr>
-          <w:i w:val="0"/>
-        </w:rPr>
-        <w:t>1/3.</w:t>
-      </w:r>
-    </w:p>
-    <w:p>
-      <w:pPr/>
-      <w:r>
-        <w:rPr>
-          <w:b/>
-        </w:rPr>
-        <w:t xml:space="preserve">6. </w:t>
-      </w:r>
-      <w:r>
-        <w:rPr>
-          <w:i w:val="0"/>
-        </w:rPr>
-        <w:t>A robust MCS that never fails wastes throughput all the time, while HARQ repairs occasional failures cheaply, so a moderate error rate with a faster MCS gives more average throughput.</w:t>
-      </w:r>
-    </w:p>
-    <w:p>
-      <w:pPr/>
-      <w:r>
-        <w:rPr>
-          <w:b/>
-        </w:rPr>
-        <w:t xml:space="preserve">7. </w:t>
-      </w:r>
-      <w:r>
-        <w:rPr>
-          <w:i w:val="0"/>
-        </w:rPr>
-        <w:t>2 × 6 × 0.926 × 3276 / 35.7 µs × 0.92 = 0.94 Gbit/s.</w:t>
-      </w:r>
-    </w:p>
-    <w:p>
-      <w:pPr/>
-      <w:r>
-        <w:rPr>
-          <w:b/>
-        </w:rPr>
-        <w:t xml:space="preserve">8. </w:t>
-      </w:r>
-      <w:r>
-        <w:rPr>
-          <w:i w:val="0"/>
-        </w:rPr>
-        <w:t>3 × 10⁸ × 0.04 / 8 = 1.5 MB.</w:t>
-      </w:r>
-    </w:p>
-    <w:p>
-      <w:pPr/>
-      <w:r>
-        <w:rPr>
-          <w:b/>
-        </w:rPr>
-        <w:t xml:space="preserve">9. </w:t>
-      </w:r>
-      <w:r>
-        <w:rPr>
-          <w:i w:val="0"/>
-        </w:rPr>
-        <w:t>TCP's retransmission takes a full end-to-end round trip and interprets the loss as congestion, halving its window; HARQ repairs the error in a few milliseconds below TCP, so TCP sees a clean link.</w:t>
-      </w:r>
-    </w:p>
-    <w:p>
-      <w:pPr/>
-      <w:r>
-        <w:rPr>
-          <w:b/>
-        </w:rPr>
-        <w:t xml:space="preserve">10. </w:t>
-      </w:r>
-      <w:r>
-        <w:rPr>
-          <w:i w:val="0"/>
-        </w:rPr>
-        <w:t>−ln(0.99) × 1000 = 10.05, so log₂(11.05) = 3.47 bit/s/Hz.</w:t>
-      </w:r>
-    </w:p>
-    <w:p>
-      <w:pPr/>
-      <w:r>
-        <w:rPr>
-          <w:b/>
-        </w:rPr>
-        <w:t xml:space="preserve">11. </w:t>
-      </w:r>
-      <w:r>
-        <w:rPr>
-          <w:i w:val="0"/>
-        </w:rPr>
-        <w:t>16 × 10.0 = 159.9 µs of data, 361.4 µs in all, 192 000 bits/361.4 µs = 531 Mbit/s.</w:t>
-      </w:r>
-    </w:p>
-    <w:p>
-      <w:pPr>
-        <w:pStyle w:val="Heading2"/>
-      </w:pPr>
-      <w:r>
-        <w:rPr>
-          <w:i w:val="0"/>
-        </w:rPr>
-        <w:t>Chapter 16</w:t>
-      </w:r>
-    </w:p>
-    <w:p>
-      <w:pPr/>
-      <w:r>
-        <w:rPr>
-          <w:b/>
-        </w:rPr>
-        <w:t xml:space="preserve">1. </w:t>
-      </w:r>
-      <w:r>
-        <w:rPr>
-          <w:i w:val="0"/>
-        </w:rPr>
-        <w:t>30.0 m.</w:t>
-      </w:r>
-    </w:p>
-    <w:p>
-      <w:pPr/>
-      <w:r>
-        <w:rPr>
-          <w:b/>
-        </w:rPr>
-        <w:t xml:space="preserve">2. </w:t>
-      </w:r>
-      <w:r>
-        <w:rPr>
-          <w:i w:val="0"/>
-        </w:rPr>
-        <w:t>About 0.117 m.</w:t>
-      </w:r>
-    </w:p>
-    <w:p>
-      <w:pPr/>
-      <w:r>
-        <w:rPr>
-          <w:b/>
-        </w:rPr>
-        <w:t xml:space="preserve">3. </w:t>
-      </w:r>
-      <w:r>
-        <w:rPr>
-          <w:i w:val="0"/>
-        </w:rPr>
-        <w:t>0.5 ns, or 0.15 m.</w:t>
-      </w:r>
-    </w:p>
-    <w:p>
-      <w:pPr/>
-      <w:r>
-        <w:rPr>
-          <w:b/>
-        </w:rPr>
-        <w:t xml:space="preserve">4. </w:t>
-      </w:r>
-      <w:r>
-        <w:rPr>
-          <w:i w:val="0"/>
-        </w:rPr>
-        <w:t>2.5 m.</w:t>
-      </w:r>
-    </w:p>
-    <w:p>
-      <w:pPr/>
-      <w:r>
-        <w:rPr>
-          <w:b/>
-        </w:rPr>
-        <w:t xml:space="preserve">5. </w:t>
-      </w:r>
-      <w:r>
-        <w:rPr>
-          <w:i w:val="0"/>
-        </w:rPr>
-        <w:t>A wide-band signal has short correlation peaks, so the direct path and reflections arriving nanoseconds later can be separated.</w:t>
-      </w:r>
-    </w:p>
-    <w:p>
-      <w:pPr/>
-      <w:r>
-        <w:rPr>
-          <w:b/>
-        </w:rPr>
-        <w:t xml:space="preserve">6. </w:t>
-      </w:r>
-      <w:r>
-        <w:rPr>
-          <w:i w:val="0"/>
-        </w:rPr>
-        <w:t>The receiver's clock offset is a fourth unknown alongside the three coordinates.</w:t>
-      </w:r>
-    </w:p>
-    <w:p>
-      <w:pPr/>
-      <w:r>
-        <w:rPr>
-          <w:b/>
-        </w:rPr>
-        <w:t xml:space="preserve">7. </w:t>
-      </w:r>
-      <w:r>
-        <w:rPr>
-          <w:i w:val="0"/>
-        </w:rPr>
-        <w:t>40.3 × 10¹⁸/(1.57542 × 10⁹)² = 16.2 m.</w:t>
-      </w:r>
-    </w:p>
-    <w:p>
-      <w:pPr/>
-      <w:r>
-        <w:rPr>
-          <w:b/>
-        </w:rPr>
-        <w:t xml:space="preserve">8. </w:t>
-      </w:r>
-      <w:r>
-        <w:rPr>
-          <w:i w:val="0"/>
-        </w:rPr>
-        <w:t>3 × 10⁸/1.17645 × 10⁹ = 25.5 cm.</w:t>
-      </w:r>
-    </w:p>
-    <w:p>
-      <w:pPr/>
-      <w:r>
-        <w:rPr>
-          <w:b/>
-        </w:rPr>
-        <w:t xml:space="preserve">9. </w:t>
-      </w:r>
-      <w:r>
-        <w:rPr>
-          <w:i w:val="0"/>
-        </w:rPr>
-        <w:t>Differencing cancels the atmospheric and orbit errors only if both receivers see the satellite through nearly the same atmosphere; beyond a few tens of kilometers the errors decorrelate and the integer cycle counts can no longer be fixed reliably.</w:t>
-      </w:r>
-    </w:p>
-    <w:p>
-      <w:pPr/>
-      <w:r>
-        <w:rPr>
-          <w:b/>
-        </w:rPr>
-        <w:t xml:space="preserve">10. </w:t>
-      </w:r>
-      <w:r>
-        <w:rPr>
-          <w:i w:val="0"/>
-        </w:rPr>
-        <w:t>4π × 1 × 2 × 10⁶/(3 × 10⁸) = 0.084 rad, 4.8°.</w:t>
-      </w:r>
-    </w:p>
-    <w:p>
-      <w:pPr/>
-      <w:r>
-        <w:rPr>
-          <w:b/>
-        </w:rPr>
-        <w:t xml:space="preserve">11. </w:t>
-      </w:r>
-      <w:r>
-        <w:rPr>
-          <w:i w:val="0"/>
-        </w:rPr>
-        <w:t>It improves by √10, a factor of 3.16.</w:t>
-      </w:r>
-    </w:p>
-    <w:p>
-      <w:pPr>
-        <w:pStyle w:val="Heading2"/>
-      </w:pPr>
-      <w:r>
-        <w:rPr>
-          <w:i w:val="0"/>
-        </w:rPr>
-        <w:t>Chapter 17</w:t>
-      </w:r>
-    </w:p>
-    <w:p>
-      <w:pPr/>
-      <w:r>
-        <w:rPr>
-          <w:b/>
-        </w:rPr>
-        <w:t xml:space="preserve">1. </w:t>
-      </w:r>
-      <w:r>
-        <w:rPr>
-          <w:i w:val="0"/>
-        </w:rPr>
-        <w:t>2^(−16) = 1.5 × 10⁻⁵.</w:t>
-      </w:r>
-    </w:p>
-    <w:p>
-      <w:pPr/>
-      <w:r>
-        <w:rPr>
-          <w:b/>
-        </w:rPr>
-        <w:t xml:space="preserve">2. </w:t>
-      </w:r>
-      <w:r>
-        <w:rPr>
-          <w:i w:val="0"/>
-        </w:rPr>
-        <w:t>2/3.</w:t>
-      </w:r>
-    </w:p>
-    <w:p>
-      <w:pPr/>
-      <w:r>
-        <w:rPr>
-          <w:b/>
-        </w:rPr>
-        <w:t xml:space="preserve">3. </w:t>
-      </w:r>
-      <w:r>
-        <w:rPr>
-          <w:i w:val="0"/>
-        </w:rPr>
-        <w:t>5/9, or 55.6%.</w:t>
-      </w:r>
-    </w:p>
-    <w:p>
-      <w:pPr/>
-      <w:r>
-        <w:rPr>
-          <w:b/>
-        </w:rPr>
-        <w:t xml:space="preserve">4. </w:t>
-      </w:r>
-      <w:r>
-        <w:rPr>
-          <w:i w:val="0"/>
-        </w:rPr>
-        <w:t>20,000 bits.</w:t>
-      </w:r>
-    </w:p>
-    <w:p>
-      <w:pPr/>
-      <w:r>
-        <w:rPr>
-          <w:b/>
-        </w:rPr>
-        <w:t xml:space="preserve">5. </w:t>
-      </w:r>
-      <w:r>
-        <w:rPr>
-          <w:i w:val="0"/>
-        </w:rPr>
-        <w:t>The receiver cannot decode until all the bits of a codeword, spread across the interleaver's span, have arrived.</w:t>
-      </w:r>
-    </w:p>
-    <w:p>
-      <w:pPr/>
-      <w:r>
-        <w:rPr>
-          <w:b/>
-        </w:rPr>
-        <w:t xml:space="preserve">6. </w:t>
-      </w:r>
-      <w:r>
-        <w:rPr>
-          <w:i w:val="0"/>
-        </w:rPr>
-        <w:t>Each codeword is spread across subcarriers separated by more than the coherence bandwidth, so one fade affects only some of its bits.</w:t>
-      </w:r>
-    </w:p>
-    <w:p>
-      <w:pPr/>
-      <w:r>
-        <w:rPr>
-          <w:b/>
-        </w:rPr>
-        <w:t xml:space="preserve">7. </w:t>
-      </w:r>
-      <w:r>
-        <w:rPr>
-          <w:i w:val="0"/>
-        </w:rPr>
-        <w:t>2¹⁵ − 1 = 32 767 bits.</w:t>
-      </w:r>
-    </w:p>
-    <w:p>
-      <w:pPr/>
-      <w:r>
-        <w:rPr>
-          <w:b/>
-        </w:rPr>
-        <w:t xml:space="preserve">8. </w:t>
-      </w:r>
-      <w:r>
-        <w:rPr>
-          <w:i w:val="0"/>
-        </w:rPr>
         <w:t>Base graph 2, which handles small blocks and low rates.</w:t>
       </w:r>
     </w:p>
@@ -16932,13 +21279,13 @@
         <w:rPr>
           <w:b/>
         </w:rPr>
-        <w:t xml:space="preserve">9. </w:t>
-      </w:r>
-      <w:r>
-        <w:rPr>
-          <w:i w:val="0"/>
-        </w:rPr>
-        <w:t>2⁻¹⁶ = 1.5 × 10⁻⁵.</w:t>
+        <w:t xml:space="preserve">9. 1000 × 2⁻¹⁶ = 0.0153 per second, about 1320 per day.</w:t>
+      </w:r>
+      <w:r>
+        <w:rPr>
+          <w:i w:val="0"/>
+        </w:rPr>
+        <w:t xml:space="preserve"/>
       </w:r>
     </w:p>
     <w:p>
@@ -17649,106 +21996,372 @@
         <w:rPr>
           <w:i w:val="0"/>
         </w:rPr>
-        <w:t>Bernard Sklar, Digital Communications, 2nd edition, for modulation, error rates, and coding (Chapters 1, 3, 4, and 7).</w:t>
-      </w:r>
-    </w:p>
-    <w:p>
-      <w:pPr/>
-      <w:r>
-        <w:rPr>
-          <w:i w:val="0"/>
-        </w:rPr>
-        <w:t>Michael Rice, Digital Communications: A Discrete-Time Approach, for sampling, pulse shaping, and synchronization (Chapters 2 and 3).</w:t>
-      </w:r>
-    </w:p>
-    <w:p>
-      <w:pPr/>
-      <w:r>
-        <w:rPr>
-          <w:i w:val="0"/>
-        </w:rPr>
-        <w:t>Richard G. Lyons, Understanding Digital Signal Processing, 3rd edition, for the FFT, decimation, and complex signals.</w:t>
-      </w:r>
-    </w:p>
-    <w:p>
-      <w:pPr/>
-      <w:r>
-        <w:rPr>
-          <w:i w:val="0"/>
-        </w:rPr>
-        <w:t>C. Richard Johnson, William Sethares, and Andrew Klein, Software Receiver Design, and Travis Collins, Robin Getz, et al., Software-Defined Radio for Engineers, for Chapter 8; Steven Ellingson, Radio Systems Engineering, for receiver architecture and sensitivity.</w:t>
-      </w:r>
-    </w:p>
-    <w:p>
-      <w:pPr/>
-      <w:r>
-        <w:rPr>
-          <w:i w:val="0"/>
-        </w:rPr>
-        <w:t>Andrea Goldsmith, Wireless Communications, and David Tse and Pramod Viswanath, Fundamentals of Wireless Communication, for fading, diversity, OFDM, and MIMO (Chapters 5 to 7).</w:t>
-      </w:r>
-    </w:p>
-    <w:p>
-      <w:pPr/>
-      <w:r>
-        <w:rPr>
-          <w:i w:val="0"/>
-        </w:rPr>
-        <w:t>Qizheng Gu, RF System Design of Transceivers for Wireless Communications, and Behzad Razavi, RF Microelectronics, for zero-IF and I/Q imbalance.</w:t>
-      </w:r>
-    </w:p>
-    <w:p>
-      <w:pPr/>
-      <w:r>
-        <w:rPr>
-          <w:i w:val="0"/>
-        </w:rPr>
-        <w:t>C. E. Shannon, "A Mathematical Theory of Communication," Bell System Technical Journal, 1948. IEEE 802.11-2020 and the 802.11ax and 802.11be amendments; 3GPP TS 38.101 and 38.211 for 5G NR numerology and frequency ranges.</w:t>
-      </w:r>
-    </w:p>
-    <w:p>
-      <w:pPr/>
-      <w:r>
-        <w:rPr>
-          <w:i w:val="0"/>
-        </w:rPr>
-        <w:t>PySDR (Marc Lichtman, online) and the GNU Radio project, as laboratories for Chapter 8.</w:t>
-      </w:r>
-    </w:p>
-    <w:p>
-      <w:pPr/>
-      <w:r>
-        <w:rPr>
-          <w:i w:val="0"/>
-        </w:rPr>
-        <w:t>fred harris, Multirate Signal Processing for Communication Systems, for filter length and polyphase structures (Chapter 9).</w:t>
-      </w:r>
-    </w:p>
-    <w:p>
-      <w:pPr/>
-      <w:r>
-        <w:rPr>
-          <w:i w:val="0"/>
-        </w:rPr>
-        <w:t>John G. Proakis and Masoud Salehi, Digital Communications, 5th edition, for equalization and adaptive filters (Chapter 11).</w:t>
-      </w:r>
-    </w:p>
-    <w:p>
-      <w:pPr/>
-      <w:r>
-        <w:rPr>
-          <w:i w:val="0"/>
-        </w:rPr>
-        <w:t>Elliott D. Kaplan and Christopher J. Hegarty, Understanding GPS/GNSS, 3rd edition, and Semtech LoRa application notes, for Chapter 12.</w:t>
-      </w:r>
-    </w:p>
-    <w:p>
-      <w:pPr/>
-      <w:r>
-        <w:rPr>
-          <w:i w:val="0"/>
-        </w:rPr>
-        <w:t>Erik Dahlman, Stefan Parkvall, and Johan Sköld, 5G NR: The Next Generation Wireless Access Technology, and 3GPP TS 38.211 and 38.214, for pilots, scheduling, and link adaptation (Chapters 13 to 15).</w:t>
+        <w:t xml:space="preserve">Bernard Sklar, </w:t>
+      </w:r>
+      <w:hyperlink r:id="rIdL1" w:history="1">
+        <w:r>
+          <w:rPr>
+            <w:i w:val="0"/>
+            <w:color w:val="0563C1"/>
+            <w:u w:val="single"/>
+          </w:rPr>
+          <w:t>Digital Communications</w:t>
+        </w:r>
+      </w:hyperlink>
+      <w:r>
+        <w:rPr>
+          <w:i w:val="0"/>
+        </w:rPr>
+        <w:t>, 2nd edition, for modulation, error rates, and coding (Chapters 1, 3, 4, and 7).</w:t>
+      </w:r>
+    </w:p>
+    <w:p>
+      <w:pPr/>
+      <w:r>
+        <w:rPr>
+          <w:i w:val="0"/>
+        </w:rPr>
+        <w:t xml:space="preserve">Michael Rice, </w:t>
+      </w:r>
+      <w:hyperlink r:id="rIdL2" w:history="1">
+        <w:r>
+          <w:rPr>
+            <w:i w:val="0"/>
+            <w:color w:val="0563C1"/>
+            <w:u w:val="single"/>
+          </w:rPr>
+          <w:t>Digital Communications: A Discrete-Time Approach</w:t>
+        </w:r>
+      </w:hyperlink>
+      <w:r>
+        <w:rPr>
+          <w:i w:val="0"/>
+        </w:rPr>
+        <w:t>, for sampling, pulse shaping, and synchronization (Chapters 2 and 3).</w:t>
+      </w:r>
+    </w:p>
+    <w:p>
+      <w:pPr/>
+      <w:r>
+        <w:rPr>
+          <w:i w:val="0"/>
+        </w:rPr>
+        <w:t xml:space="preserve">Richard G. Lyons, </w:t>
+      </w:r>
+      <w:hyperlink r:id="rIdL3" w:history="1">
+        <w:r>
+          <w:rPr>
+            <w:i w:val="0"/>
+            <w:color w:val="0563C1"/>
+            <w:u w:val="single"/>
+          </w:rPr>
+          <w:t>Understanding Digital Signal Processing</w:t>
+        </w:r>
+      </w:hyperlink>
+      <w:r>
+        <w:rPr>
+          <w:i w:val="0"/>
+        </w:rPr>
+        <w:t>, 3rd edition, for the FFT, decimation, and complex signals.</w:t>
+      </w:r>
+    </w:p>
+    <w:p>
+      <w:pPr/>
+      <w:r>
+        <w:rPr>
+          <w:i w:val="0"/>
+        </w:rPr>
+        <w:t xml:space="preserve">C. Richard Johnson, William Sethares, and Andrew Klein, </w:t>
+      </w:r>
+      <w:hyperlink r:id="rIdL4" w:history="1">
+        <w:r>
+          <w:rPr>
+            <w:i w:val="0"/>
+            <w:color w:val="0563C1"/>
+            <w:u w:val="single"/>
+          </w:rPr>
+          <w:t>Software Receiver Design</w:t>
+        </w:r>
+      </w:hyperlink>
+      <w:r>
+        <w:rPr>
+          <w:i w:val="0"/>
+        </w:rPr>
+        <w:t xml:space="preserve">, and Travis Collins, Robin Getz, et al., </w:t>
+      </w:r>
+      <w:hyperlink r:id="rIdL5" w:history="1">
+        <w:r>
+          <w:rPr>
+            <w:i w:val="0"/>
+            <w:color w:val="0563C1"/>
+            <w:u w:val="single"/>
+          </w:rPr>
+          <w:t>Software-Defined Radio for Engineers</w:t>
+        </w:r>
+      </w:hyperlink>
+      <w:r>
+        <w:rPr>
+          <w:i w:val="0"/>
+        </w:rPr>
+        <w:t xml:space="preserve">, for Chapter 8; Steven Ellingson, </w:t>
+      </w:r>
+      <w:hyperlink r:id="rIdL6" w:history="1">
+        <w:r>
+          <w:rPr>
+            <w:i w:val="0"/>
+            <w:color w:val="0563C1"/>
+            <w:u w:val="single"/>
+          </w:rPr>
+          <w:t>Radio Systems Engineering</w:t>
+        </w:r>
+      </w:hyperlink>
+      <w:r>
+        <w:rPr>
+          <w:i w:val="0"/>
+        </w:rPr>
+        <w:t>, for receiver architecture and sensitivity.</w:t>
+      </w:r>
+    </w:p>
+    <w:p>
+      <w:pPr/>
+      <w:r>
+        <w:rPr>
+          <w:i w:val="0"/>
+        </w:rPr>
+        <w:t xml:space="preserve">Andrea Goldsmith, </w:t>
+      </w:r>
+      <w:hyperlink r:id="rIdL7" w:history="1">
+        <w:r>
+          <w:rPr>
+            <w:i w:val="0"/>
+            <w:color w:val="0563C1"/>
+            <w:u w:val="single"/>
+          </w:rPr>
+          <w:t>Wireless Communications</w:t>
+        </w:r>
+      </w:hyperlink>
+      <w:r>
+        <w:rPr>
+          <w:i w:val="0"/>
+        </w:rPr>
+        <w:t xml:space="preserve">, and David Tse and Pramod Viswanath, </w:t>
+      </w:r>
+      <w:hyperlink r:id="rIdL8" w:history="1">
+        <w:r>
+          <w:rPr>
+            <w:i w:val="0"/>
+            <w:color w:val="0563C1"/>
+            <w:u w:val="single"/>
+          </w:rPr>
+          <w:t>Fundamentals of Wireless Communication</w:t>
+        </w:r>
+      </w:hyperlink>
+      <w:r>
+        <w:rPr>
+          <w:i w:val="0"/>
+        </w:rPr>
+        <w:t>, for fading, diversity, OFDM, and MIMO (Chapters 5 to 7).</w:t>
+      </w:r>
+    </w:p>
+    <w:p>
+      <w:pPr/>
+      <w:r>
+        <w:rPr>
+          <w:i w:val="0"/>
+        </w:rPr>
+        <w:t xml:space="preserve">Qizheng Gu, </w:t>
+      </w:r>
+      <w:hyperlink r:id="rIdL9" w:history="1">
+        <w:r>
+          <w:rPr>
+            <w:i w:val="0"/>
+            <w:color w:val="0563C1"/>
+            <w:u w:val="single"/>
+          </w:rPr>
+          <w:t>RF System Design of Transceivers for Wireless Communications</w:t>
+        </w:r>
+      </w:hyperlink>
+      <w:r>
+        <w:rPr>
+          <w:i w:val="0"/>
+        </w:rPr>
+        <w:t xml:space="preserve">, and Behzad Razavi, </w:t>
+      </w:r>
+      <w:hyperlink r:id="rIdL10" w:history="1">
+        <w:r>
+          <w:rPr>
+            <w:i w:val="0"/>
+            <w:color w:val="0563C1"/>
+            <w:u w:val="single"/>
+          </w:rPr>
+          <w:t>RF Microelectronics</w:t>
+        </w:r>
+      </w:hyperlink>
+      <w:r>
+        <w:rPr>
+          <w:i w:val="0"/>
+        </w:rPr>
+        <w:t>, for zero-IF and I/Q imbalance.</w:t>
+      </w:r>
+    </w:p>
+    <w:p>
+      <w:pPr/>
+      <w:r>
+        <w:rPr>
+          <w:i w:val="0"/>
+        </w:rPr>
+        <w:t>C. E. Shannon, "</w:t>
+      </w:r>
+      <w:hyperlink r:id="rIdL16" w:history="1">
+        <w:r>
+          <w:rPr>
+            <w:i w:val="0"/>
+            <w:color w:val="0563C1"/>
+            <w:u w:val="single"/>
+          </w:rPr>
+          <w:t>A Mathematical Theory of Communication</w:t>
+        </w:r>
+      </w:hyperlink>
+      <w:r>
+        <w:rPr>
+          <w:i w:val="0"/>
+        </w:rPr>
+        <w:t>," Bell System Technical Journal, 1948. IEEE 802.11-2020 and the 802.11ax and 802.11be amendments; 3GPP TS 38.101 and 38.211 for 5G NR numerology and frequency ranges.</w:t>
+      </w:r>
+    </w:p>
+    <w:p>
+      <w:pPr/>
+      <w:hyperlink r:id="rIdL17" w:history="1">
+        <w:r>
+          <w:rPr>
+            <w:i w:val="0"/>
+            <w:color w:val="0563C1"/>
+            <w:u w:val="single"/>
+          </w:rPr>
+          <w:t>PySDR</w:t>
+        </w:r>
+      </w:hyperlink>
+      <w:r>
+        <w:rPr>
+          <w:i w:val="0"/>
+        </w:rPr>
+        <w:t xml:space="preserve"> (Marc Lichtman, online) and the </w:t>
+      </w:r>
+      <w:hyperlink r:id="rIdL18" w:history="1">
+        <w:r>
+          <w:rPr>
+            <w:i w:val="0"/>
+            <w:color w:val="0563C1"/>
+            <w:u w:val="single"/>
+          </w:rPr>
+          <w:t>GNU Radio</w:t>
+        </w:r>
+      </w:hyperlink>
+      <w:r>
+        <w:rPr>
+          <w:i w:val="0"/>
+        </w:rPr>
+        <w:t xml:space="preserve"> project, as laboratories for Chapter 8.</w:t>
+      </w:r>
+    </w:p>
+    <w:p>
+      <w:pPr/>
+      <w:r>
+        <w:rPr>
+          <w:i w:val="0"/>
+        </w:rPr>
+        <w:t xml:space="preserve">fred harris, </w:t>
+      </w:r>
+      <w:hyperlink r:id="rIdL11" w:history="1">
+        <w:r>
+          <w:rPr>
+            <w:i w:val="0"/>
+            <w:color w:val="0563C1"/>
+            <w:u w:val="single"/>
+          </w:rPr>
+          <w:t>Multirate Signal Processing for Communication Systems</w:t>
+        </w:r>
+      </w:hyperlink>
+      <w:r>
+        <w:rPr>
+          <w:i w:val="0"/>
+        </w:rPr>
+        <w:t>, for filter length and polyphase structures (Chapter 9).</w:t>
+      </w:r>
+    </w:p>
+    <w:p>
+      <w:pPr/>
+      <w:r>
+        <w:rPr>
+          <w:i w:val="0"/>
+        </w:rPr>
+        <w:t xml:space="preserve">John G. Proakis and Masoud Salehi, </w:t>
+      </w:r>
+      <w:hyperlink r:id="rIdL12" w:history="1">
+        <w:r>
+          <w:rPr>
+            <w:i w:val="0"/>
+            <w:color w:val="0563C1"/>
+            <w:u w:val="single"/>
+          </w:rPr>
+          <w:t>Digital Communications</w:t>
+        </w:r>
+      </w:hyperlink>
+      <w:r>
+        <w:rPr>
+          <w:i w:val="0"/>
+        </w:rPr>
+        <w:t>, 5th edition, for equalization and adaptive filters (Chapter 11).</w:t>
+      </w:r>
+    </w:p>
+    <w:p>
+      <w:pPr/>
+      <w:r>
+        <w:rPr>
+          <w:i w:val="0"/>
+        </w:rPr>
+        <w:t xml:space="preserve">Elliott D. Kaplan and Christopher J. Hegarty, </w:t>
+      </w:r>
+      <w:hyperlink r:id="rIdL13" w:history="1">
+        <w:r>
+          <w:rPr>
+            <w:i w:val="0"/>
+            <w:color w:val="0563C1"/>
+            <w:u w:val="single"/>
+          </w:rPr>
+          <w:t>Understanding GPS/GNSS</w:t>
+        </w:r>
+      </w:hyperlink>
+      <w:r>
+        <w:rPr>
+          <w:i w:val="0"/>
+        </w:rPr>
+        <w:t>, 3rd edition, and Semtech LoRa application notes, for Chapter 12.</w:t>
+      </w:r>
+    </w:p>
+    <w:p>
+      <w:pPr/>
+      <w:r>
+        <w:rPr>
+          <w:i w:val="0"/>
+        </w:rPr>
+        <w:t xml:space="preserve">Erik Dahlman, Stefan Parkvall, and Johan Sköld, </w:t>
+      </w:r>
+      <w:hyperlink r:id="rIdL14" w:history="1">
+        <w:r>
+          <w:rPr>
+            <w:i w:val="0"/>
+            <w:color w:val="0563C1"/>
+            <w:u w:val="single"/>
+          </w:rPr>
+          <w:t>5G NR: The Next Generation Wireless Access Technology</w:t>
+        </w:r>
+      </w:hyperlink>
+      <w:r>
+        <w:rPr>
+          <w:i w:val="0"/>
+        </w:rPr>
+        <w:t>, and 3GPP TS 38.211 and 38.214, for pilots, scheduling, and link adaptation (Chapters 13 to 15).</w:t>
       </w:r>
     </w:p>
     <w:p>
@@ -17766,7 +22379,23 @@
         <w:rPr>
           <w:i w:val="0"/>
         </w:rPr>
-        <w:t>Thomas L. Marzetta, Erik G. Larsson, Hong Yang, and Hien Quoc Ngo, Fundamentals of Massive MIMO, for Chapter 18; 3GPP TR 38.811 and TR 38.821 for non-terrestrial networks (Chapter 20).</w:t>
+        <w:t xml:space="preserve">Thomas L. Marzetta, Erik G. Larsson, Hong Yang, and Hien Quoc Ngo, </w:t>
+      </w:r>
+      <w:hyperlink r:id="rIdL15" w:history="1">
+        <w:r>
+          <w:rPr>
+            <w:i w:val="0"/>
+            <w:color w:val="0563C1"/>
+            <w:u w:val="single"/>
+          </w:rPr>
+          <w:t>Fundamentals of Massive MIMO</w:t>
+        </w:r>
+      </w:hyperlink>
+      <w:r>
+        <w:rPr>
+          <w:i w:val="0"/>
+        </w:rPr>
+        <w:t>, for Chapter 18; 3GPP TR 38.811 and TR 38.821 for non-terrestrial networks (Chapter 20).</w:t>
       </w:r>
     </w:p>
     <w:p>
@@ -17886,9 +22515,15 @@
         <w:ind w:left="360" w:firstLine="0" w:right="0"/>
         <w:jc w:val="left"/>
       </w:pPr>
-      <w:r>
-        <w:t xml:space="preserve">Physics, Actually, Volume 1: Motion, Forces, Time, and Relativity</w:t>
-      </w:r>
+      <w:hyperlink r:id="rIdL19" w:history="1">
+        <w:r>
+          <w:rPr>
+            <w:color w:val="0563C1"/>
+            <w:u w:val="single"/>
+          </w:rPr>
+          <w:t>Physics, Actually, Volume 1: Motion, Forces, Time, and Relativity</w:t>
+        </w:r>
+      </w:hyperlink>
     </w:p>
     <w:p>
       <w:pPr>
@@ -17896,9 +22531,15 @@
         <w:ind w:left="360" w:firstLine="0" w:right="0"/>
         <w:jc w:val="left"/>
       </w:pPr>
-      <w:r>
-        <w:t xml:space="preserve">Physics, Actually, Volume 2: Gravity, Cosmology, and the Limits of Spacetime</w:t>
-      </w:r>
+      <w:hyperlink r:id="rIdL20" w:history="1">
+        <w:r>
+          <w:rPr>
+            <w:color w:val="0563C1"/>
+            <w:u w:val="single"/>
+          </w:rPr>
+          <w:t>Physics, Actually, Volume 2: Gravity, Cosmology, and the Limits of Spacetime</w:t>
+        </w:r>
+      </w:hyperlink>
     </w:p>
     <w:p>
       <w:pPr>
@@ -17906,9 +22547,15 @@
         <w:ind w:left="360" w:firstLine="0" w:right="0"/>
         <w:jc w:val="left"/>
       </w:pPr>
-      <w:r>
-        <w:t xml:space="preserve">Physics, Actually, Volume 3: The Standard Model, Chaos, and the Edge of Knowledge</w:t>
-      </w:r>
+      <w:hyperlink r:id="rIdL21" w:history="1">
+        <w:r>
+          <w:rPr>
+            <w:color w:val="0563C1"/>
+            <w:u w:val="single"/>
+          </w:rPr>
+          <w:t>Physics, Actually, Volume 3: The Standard Model, Chaos, and the Edge of Knowledge</w:t>
+        </w:r>
+      </w:hyperlink>
     </w:p>
     <w:p>
       <w:pPr>
@@ -17916,9 +22563,15 @@
         <w:ind w:left="360" w:firstLine="0" w:right="0"/>
         <w:jc w:val="left"/>
       </w:pPr>
-      <w:r>
-        <w:t xml:space="preserve">Life, Actually: From the First Cell to the Edited Genome and the Search for Life Elsewhere</w:t>
-      </w:r>
+      <w:hyperlink r:id="rIdL22" w:history="1">
+        <w:r>
+          <w:rPr>
+            <w:color w:val="0563C1"/>
+            <w:u w:val="single"/>
+          </w:rPr>
+          <w:t>Life, Actually: From the First Cell to the Edited Genome and the Search for Life Elsewhere</w:t>
+        </w:r>
+      </w:hyperlink>
     </w:p>
     <w:p>
       <w:pPr>
@@ -17940,9 +22593,15 @@
         <w:ind w:left="360" w:firstLine="0" w:right="0"/>
         <w:jc w:val="left"/>
       </w:pPr>
-      <w:r>
-        <w:t xml:space="preserve">Gravity, Actually: Einstein’s Relativity in Plain Words: Falling, Time, Black Holes, and the Waves We Finally Heard</w:t>
-      </w:r>
+      <w:hyperlink r:id="rIdL23" w:history="1">
+        <w:r>
+          <w:rPr>
+            <w:color w:val="0563C1"/>
+            <w:u w:val="single"/>
+          </w:rPr>
+          <w:t>Gravity, Actually: Einstein’s Relativity in Plain Words: Falling, Time, Black Holes, and the Waves We Finally Heard</w:t>
+        </w:r>
+      </w:hyperlink>
     </w:p>
     <w:p>
       <w:pPr>
@@ -17950,9 +22609,15 @@
         <w:ind w:left="360" w:firstLine="0" w:right="0"/>
         <w:jc w:val="left"/>
       </w:pPr>
-      <w:r>
-        <w:t xml:space="preserve">The Universe, Actually: What Humanity Currently Understands About Reality</w:t>
-      </w:r>
+      <w:hyperlink r:id="rIdL24" w:history="1">
+        <w:r>
+          <w:rPr>
+            <w:color w:val="0563C1"/>
+            <w:u w:val="single"/>
+          </w:rPr>
+          <w:t>The Universe, Actually: What Humanity Currently Understands About Reality</w:t>
+        </w:r>
+      </w:hyperlink>
     </w:p>
     <w:p>
       <w:pPr>
@@ -17974,9 +22639,15 @@
         <w:ind w:left="360" w:firstLine="0" w:right="0"/>
         <w:jc w:val="left"/>
       </w:pPr>
-      <w:r>
-        <w:t xml:space="preserve">Math, Actually, Volume 1: From Arithmetic to Calculus</w:t>
-      </w:r>
+      <w:hyperlink r:id="rIdL25" w:history="1">
+        <w:r>
+          <w:rPr>
+            <w:color w:val="0563C1"/>
+            <w:u w:val="single"/>
+          </w:rPr>
+          <w:t>Math, Actually, Volume 1: From Arithmetic to Calculus</w:t>
+        </w:r>
+      </w:hyperlink>
     </w:p>
     <w:p>
       <w:pPr>
@@ -17984,9 +22655,15 @@
         <w:ind w:left="360" w:firstLine="0" w:right="0"/>
         <w:jc w:val="left"/>
       </w:pPr>
-      <w:r>
-        <w:t xml:space="preserve">Math, Actually, Volume 2: From Multivariable Calculus to Set Theory &amp; Logic</w:t>
-      </w:r>
+      <w:hyperlink r:id="rIdL26" w:history="1">
+        <w:r>
+          <w:rPr>
+            <w:color w:val="0563C1"/>
+            <w:u w:val="single"/>
+          </w:rPr>
+          <w:t>Math, Actually, Volume 2: From Multivariable Calculus to Set Theory &amp; Logic</w:t>
+        </w:r>
+      </w:hyperlink>
     </w:p>
     <w:p>
       <w:pPr>
@@ -17994,9 +22671,15 @@
         <w:ind w:left="360" w:firstLine="0" w:right="0"/>
         <w:jc w:val="left"/>
       </w:pPr>
-      <w:r>
-        <w:t xml:space="preserve">Math, Actually, Volume 3: From Differential Equations to Abstract Algebra</w:t>
-      </w:r>
+      <w:hyperlink r:id="rIdL27" w:history="1">
+        <w:r>
+          <w:rPr>
+            <w:color w:val="0563C1"/>
+            <w:u w:val="single"/>
+          </w:rPr>
+          <w:t>Math, Actually, Volume 3: From Differential Equations to Abstract Algebra</w:t>
+        </w:r>
+      </w:hyperlink>
     </w:p>
     <w:p>
       <w:pPr>
@@ -18004,9 +22687,15 @@
         <w:ind w:left="360" w:firstLine="0" w:right="0"/>
         <w:jc w:val="left"/>
       </w:pPr>
-      <w:r>
-        <w:t xml:space="preserve">Math, Actually, Volume 4: From Category Theory to the Frontier</w:t>
-      </w:r>
+      <w:hyperlink r:id="rIdL28" w:history="1">
+        <w:r>
+          <w:rPr>
+            <w:color w:val="0563C1"/>
+            <w:u w:val="single"/>
+          </w:rPr>
+          <w:t>Math, Actually, Volume 4: From Category Theory to the Frontier</w:t>
+        </w:r>
+      </w:hyperlink>
     </w:p>
     <w:p>
       <w:pPr>
@@ -18028,9 +22717,15 @@
         <w:ind w:left="360" w:firstLine="0" w:right="0"/>
         <w:jc w:val="left"/>
       </w:pPr>
-      <w:r>
-        <w:t xml:space="preserve">Quantum, Actually, Volume 1: Questions and Answers from the Double Slit to the Superconducting Wire</w:t>
-      </w:r>
+      <w:hyperlink r:id="rIdL29" w:history="1">
+        <w:r>
+          <w:rPr>
+            <w:color w:val="0563C1"/>
+            <w:u w:val="single"/>
+          </w:rPr>
+          <w:t>Quantum, Actually, Volume 1: Questions and Answers from the Double Slit to the Superconducting Wire</w:t>
+        </w:r>
+      </w:hyperlink>
     </w:p>
     <w:p>
       <w:pPr>
@@ -18038,9 +22733,15 @@
         <w:ind w:left="360" w:firstLine="0" w:right="0"/>
         <w:jc w:val="left"/>
       </w:pPr>
-      <w:r>
-        <w:t xml:space="preserve">Quantum, Actually, Volume 2: A QED Course</w:t>
-      </w:r>
+      <w:hyperlink r:id="rIdL30" w:history="1">
+        <w:r>
+          <w:rPr>
+            <w:color w:val="0563C1"/>
+            <w:u w:val="single"/>
+          </w:rPr>
+          <w:t>Quantum, Actually, Volume 2: A QED Course</w:t>
+        </w:r>
+      </w:hyperlink>
     </w:p>
     <w:p>
       <w:pPr>
@@ -18062,9 +22763,15 @@
         <w:ind w:left="360" w:firstLine="0" w:right="0"/>
         <w:jc w:val="left"/>
       </w:pPr>
-      <w:r>
-        <w:t xml:space="preserve">Science Sparks: Physics, Life, and Mathematics — The Same Few Rules, Told in Highlights</w:t>
-      </w:r>
+      <w:hyperlink r:id="rIdL31" w:history="1">
+        <w:r>
+          <w:rPr>
+            <w:color w:val="0563C1"/>
+            <w:u w:val="single"/>
+          </w:rPr>
+          <w:t>Science Sparks: Physics, Life, and Mathematics — The Same Few Rules, Told in Highlights</w:t>
+        </w:r>
+      </w:hyperlink>
     </w:p>
     <w:p>
       <w:pPr>
@@ -18086,9 +22793,15 @@
         <w:ind w:left="360" w:firstLine="0" w:right="0"/>
         <w:jc w:val="left"/>
       </w:pPr>
-      <w:r>
-        <w:t xml:space="preserve">Look First, Volume 1: The Universe Has No Now</w:t>
-      </w:r>
+      <w:hyperlink r:id="rIdL32" w:history="1">
+        <w:r>
+          <w:rPr>
+            <w:color w:val="0563C1"/>
+            <w:u w:val="single"/>
+          </w:rPr>
+          <w:t>Look First, Volume 1: The Universe Has No Now</w:t>
+        </w:r>
+      </w:hyperlink>
     </w:p>
     <w:p>
       <w:pPr>
@@ -18096,9 +22809,15 @@
         <w:ind w:left="360" w:firstLine="0" w:right="0"/>
         <w:jc w:val="left"/>
       </w:pPr>
-      <w:r>
-        <w:t xml:space="preserve">Look First, Volume 2: A Trip Is Not a New Life</w:t>
-      </w:r>
+      <w:hyperlink r:id="rIdL33" w:history="1">
+        <w:r>
+          <w:rPr>
+            <w:color w:val="0563C1"/>
+            <w:u w:val="single"/>
+          </w:rPr>
+          <w:t>Look First, Volume 2: A Trip Is Not a New Life</w:t>
+        </w:r>
+      </w:hyperlink>
     </w:p>
     <w:p>
       <w:pPr>
@@ -18120,8 +22839,17 @@
         <w:ind w:left="360" w:firstLine="0" w:right="0"/>
         <w:jc w:val="left"/>
       </w:pPr>
-      <w:r>
-        <w:t xml:space="preserve">Foundations of Electronics (Book 1)</w:t>
+      <w:hyperlink r:id="rIdL34" w:history="1">
+        <w:r>
+          <w:rPr>
+            <w:color w:val="0563C1"/>
+            <w:u w:val="single"/>
+          </w:rPr>
+          <w:t>Foundations of Electronics</w:t>
+        </w:r>
+      </w:hyperlink>
+      <w:r>
+        <w:t xml:space="preserve"> (Book 1)</w:t>
       </w:r>
     </w:p>
     <w:p>
@@ -18130,8 +22858,17 @@
         <w:ind w:left="360" w:firstLine="0" w:right="0"/>
         <w:jc w:val="left"/>
       </w:pPr>
-      <w:r>
-        <w:t xml:space="preserve">Circuits, Components, and Control (Book 2)</w:t>
+      <w:hyperlink r:id="rIdL35" w:history="1">
+        <w:r>
+          <w:rPr>
+            <w:color w:val="0563C1"/>
+            <w:u w:val="single"/>
+          </w:rPr>
+          <w:t>Circuits, Components, and Control</w:t>
+        </w:r>
+      </w:hyperlink>
+      <w:r>
+        <w:t xml:space="preserve"> (Book 2)</w:t>
       </w:r>
     </w:p>
     <w:p>
@@ -18140,8 +22877,17 @@
         <w:ind w:left="360" w:firstLine="0" w:right="0"/>
         <w:jc w:val="left"/>
       </w:pPr>
-      <w:r>
-        <w:t xml:space="preserve">Semiconductor Physics and Devices (Book 3)</w:t>
+      <w:hyperlink r:id="rIdL36" w:history="1">
+        <w:r>
+          <w:rPr>
+            <w:color w:val="0563C1"/>
+            <w:u w:val="single"/>
+          </w:rPr>
+          <w:t>Semiconductor Physics and Devices</w:t>
+        </w:r>
+      </w:hyperlink>
+      <w:r>
+        <w:t xml:space="preserve"> (Book 3)</w:t>
       </w:r>
     </w:p>
     <w:p>
@@ -18150,8 +22896,17 @@
         <w:ind w:left="360" w:firstLine="0" w:right="0"/>
         <w:jc w:val="left"/>
       </w:pPr>
-      <w:r>
-        <w:t xml:space="preserve">RF, Microwave, and Transceivers (Book 4)</w:t>
+      <w:hyperlink r:id="rIdL37" w:history="1">
+        <w:r>
+          <w:rPr>
+            <w:color w:val="0563C1"/>
+            <w:u w:val="single"/>
+          </w:rPr>
+          <w:t>RF, Microwave, and Transceivers</w:t>
+        </w:r>
+      </w:hyperlink>
+      <w:r>
+        <w:t xml:space="preserve"> (Book 4)</w:t>
       </w:r>
     </w:p>
     <w:p>
@@ -18160,8 +22915,17 @@
         <w:ind w:left="360" w:firstLine="0" w:right="0"/>
         <w:jc w:val="left"/>
       </w:pPr>
-      <w:r>
-        <w:t xml:space="preserve">Power and Energy (Book 6)</w:t>
+      <w:hyperlink r:id="rIdL38" w:history="1">
+        <w:r>
+          <w:rPr>
+            <w:color w:val="0563C1"/>
+            <w:u w:val="single"/>
+          </w:rPr>
+          <w:t>Power and Energy</w:t>
+        </w:r>
+      </w:hyperlink>
+      <w:r>
+        <w:t xml:space="preserve"> (Book 6)</w:t>
       </w:r>
     </w:p>
     <w:p>
@@ -18170,8 +22934,17 @@
         <w:ind w:left="360" w:firstLine="0" w:right="0"/>
         <w:jc w:val="left"/>
       </w:pPr>
-      <w:r>
-        <w:t xml:space="preserve">Packaging, Layout, EMC, and Test (Book 7)</w:t>
+      <w:hyperlink r:id="rIdL39" w:history="1">
+        <w:r>
+          <w:rPr>
+            <w:color w:val="0563C1"/>
+            <w:u w:val="single"/>
+          </w:rPr>
+          <w:t>Packaging, Layout, EMC, and Test</w:t>
+        </w:r>
+      </w:hyperlink>
+      <w:r>
+        <w:t xml:space="preserve"> (Book 7)</w:t>
       </w:r>
     </w:p>
     <w:p>
@@ -18194,9 +22967,15 @@
         <w:ind w:left="360" w:firstLine="0" w:right="0"/>
         <w:jc w:val="left"/>
       </w:pPr>
-      <w:r>
-        <w:t xml:space="preserve">The Dolphins’ View of History</w:t>
-      </w:r>
+      <w:hyperlink r:id="rIdL40" w:history="1">
+        <w:r>
+          <w:rPr>
+            <w:color w:val="0563C1"/>
+            <w:u w:val="single"/>
+          </w:rPr>
+          <w:t>The Dolphins’ View of History</w:t>
+        </w:r>
+      </w:hyperlink>
     </w:p>
     <w:p>
       <w:pPr>
@@ -18218,8 +22997,17 @@
         <w:ind w:left="360" w:firstLine="0" w:right="0"/>
         <w:jc w:val="left"/>
       </w:pPr>
-      <w:r>
-        <w:t xml:space="preserve">The Murder That Hadn’t Happened Yet (The Relativistic Investigation Bureau, Book 1), Lothar J. Musiol writing as Spezala Genara Relavi (S.G.R.)</w:t>
+      <w:hyperlink r:id="rIdL41" w:history="1">
+        <w:r>
+          <w:rPr>
+            <w:color w:val="0563C1"/>
+            <w:u w:val="single"/>
+          </w:rPr>
+          <w:t>The Murder That Hadn’t Happened Yet</w:t>
+        </w:r>
+      </w:hyperlink>
+      <w:r>
+        <w:t xml:space="preserve"> (The Relativistic Investigation Bureau, Book 1), Lothar J. Musiol writing as Spezala Genara Relavi (S.G.R.)</w:t>
       </w:r>
     </w:p>
     <w:p>
@@ -18228,8 +23016,17 @@
         <w:ind w:left="360" w:firstLine="0" w:right="0"/>
         <w:jc w:val="left"/>
       </w:pPr>
-      <w:r>
-        <w:t xml:space="preserve">The Warning That Was Sent Too Late (The Relativistic Investigation Bureau, Book 2), Lothar J. Musiol writing as Spezala Genara Relavi (S.G.R.)</w:t>
+      <w:hyperlink r:id="rIdL42" w:history="1">
+        <w:r>
+          <w:rPr>
+            <w:color w:val="0563C1"/>
+            <w:u w:val="single"/>
+          </w:rPr>
+          <w:t>The Warning That Was Sent Too Late</w:t>
+        </w:r>
+      </w:hyperlink>
+      <w:r>
+        <w:t xml:space="preserve"> (The Relativistic Investigation Bureau, Book 2), Lothar J. Musiol writing as Spezala Genara Relavi (S.G.R.)</w:t>
       </w:r>
     </w:p>
     <w:p>
@@ -18238,8 +23035,17 @@
         <w:ind w:left="360" w:firstLine="0" w:right="0"/>
         <w:jc w:val="left"/>
       </w:pPr>
-      <w:r>
-        <w:t xml:space="preserve">Schrödinger’s Paperwork (Lolly Wren’s Curious Science Adventures, Book 1), Lothar J. Musiol writing as Quentin Edmund Darling (Q.E.D.)</w:t>
+      <w:hyperlink r:id="rIdL43" w:history="1">
+        <w:r>
+          <w:rPr>
+            <w:color w:val="0563C1"/>
+            <w:u w:val="single"/>
+          </w:rPr>
+          <w:t>Schrödinger’s Paperwork</w:t>
+        </w:r>
+      </w:hyperlink>
+      <w:r>
+        <w:t xml:space="preserve"> (Lolly Wren’s Curious Science Adventures, Book 1), Lothar J. Musiol writing as Quentin Edmund Darling (Q.E.D.)</w:t>
       </w:r>
     </w:p>
     <w:p>
@@ -18248,8 +23054,17 @@
         <w:ind w:left="360" w:firstLine="0" w:right="0"/>
         <w:jc w:val="left"/>
       </w:pPr>
-      <w:r>
-        <w:t xml:space="preserve">The Permitted Options (Lolly Wren’s Curious Science Adventures, Book 2), Lothar J. Musiol writing as Quentin Edmund Darling (Q.E.D.)</w:t>
+      <w:hyperlink r:id="rIdL44" w:history="1">
+        <w:r>
+          <w:rPr>
+            <w:color w:val="0563C1"/>
+            <w:u w:val="single"/>
+          </w:rPr>
+          <w:t>The Permitted Options</w:t>
+        </w:r>
+      </w:hyperlink>
+      <w:r>
+        <w:t xml:space="preserve"> (Lolly Wren’s Curious Science Adventures, Book 2), Lothar J. Musiol writing as Quentin Edmund Darling (Q.E.D.)</w:t>
       </w:r>
     </w:p>
     <w:p>
@@ -18258,8 +23073,17 @@
         <w:ind w:left="360" w:firstLine="0" w:right="0"/>
         <w:jc w:val="left"/>
       </w:pPr>
-      <w:r>
-        <w:t xml:space="preserve">Protocol Flamingo (The Invasion Storybooks, Book 1), Lothar J. Musiol writing as George Herbert Fontaine</w:t>
+      <w:hyperlink r:id="rIdL45" w:history="1">
+        <w:r>
+          <w:rPr>
+            <w:color w:val="0563C1"/>
+            <w:u w:val="single"/>
+          </w:rPr>
+          <w:t>Protocol Flamingo</w:t>
+        </w:r>
+      </w:hyperlink>
+      <w:r>
+        <w:t xml:space="preserve"> (The Invasion Storybooks, Book 1), Lothar J. Musiol writing as George Herbert Fontaine</w:t>
       </w:r>
     </w:p>
     <w:p>
@@ -18268,8 +23092,17 @@
         <w:ind w:left="360" w:firstLine="0" w:right="0"/>
         <w:jc w:val="left"/>
       </w:pPr>
-      <w:r>
-        <w:t xml:space="preserve">In Love with Murder, Actually: A Derailed Mystery in Provence, Lothar J. Musiol writing as Romuald Livingston</w:t>
+      <w:hyperlink r:id="rIdL46" w:history="1">
+        <w:r>
+          <w:rPr>
+            <w:color w:val="0563C1"/>
+            <w:u w:val="single"/>
+          </w:rPr>
+          <w:t>In Love with Murder, Actually: A Derailed Mystery in Provence</w:t>
+        </w:r>
+      </w:hyperlink>
+      <w:r>
+        <w:t>, Lothar J. Musiol writing as Romuald Livingston</w:t>
       </w:r>
     </w:p>
     <w:p>
@@ -18292,9 +23125,15 @@
         <w:ind w:left="360" w:firstLine="0" w:right="0"/>
         <w:jc w:val="left"/>
       </w:pPr>
-      <w:r>
-        <w:t xml:space="preserve">Auswandern – Ab in die USA, Kanada, Australien oder Neuseeland?</w:t>
-      </w:r>
+      <w:hyperlink r:id="rIdL47" w:history="1">
+        <w:r>
+          <w:rPr>
+            <w:color w:val="0563C1"/>
+            <w:u w:val="single"/>
+          </w:rPr>
+          <w:t>Auswandern – Ab in die USA, Kanada, Australien oder Neuseeland?</w:t>
+        </w:r>
+      </w:hyperlink>
     </w:p>
     <w:sectPr>
       <w:pgSz w:w="12240" w:h="15840"/>

--- a/EE - SERIES/Communications_Wireless_and_SDR_Book5.docx
+++ b/EE - SERIES/Communications_Wireless_and_SDR_Book5.docx
@@ -28883,6 +28883,44 @@
       </w:hyperlink>
       <w:r>
         <w:t xml:space="preserve"> (Book 7)</w:t>
+      </w:r>
+    </w:p>
+    <w:p>
+      <w:pPr>
+        <w:spacing w:before="0" w:after="20"/>
+        <w:ind w:left="360" w:firstLine="0" w:right="0"/>
+        <w:jc w:val="left"/>
+      </w:pPr>
+      <w:hyperlink r:id="rIdL39" w:history="1">
+        <w:r>
+          <w:rPr>
+            <w:color w:val="0563C1"/>
+            <w:u w:val="single"/>
+          </w:rPr>
+          <w:t>Firmware and Software for Electronics (Book 8)</w:t>
+        </w:r>
+      </w:hyperlink>
+      <w:r>
+        <w:t xml:space="preserve"/>
+      </w:r>
+    </w:p>
+    <w:p>
+      <w:pPr>
+        <w:spacing w:before="0" w:after="20"/>
+        <w:ind w:left="360" w:firstLine="0" w:right="0"/>
+        <w:jc w:val="left"/>
+      </w:pPr>
+      <w:hyperlink r:id="rIdL39" w:history="1">
+        <w:r>
+          <w:rPr>
+            <w:color w:val="0563C1"/>
+            <w:u w:val="single"/>
+          </w:rPr>
+          <w:t>Test and Measurement Instruments (Book 9)</w:t>
+        </w:r>
+      </w:hyperlink>
+      <w:r>
+        <w:t xml:space="preserve"/>
       </w:r>
     </w:p>
     <w:p>

--- a/EE - SERIES/Communications_Wireless_and_SDR_Book5.docx
+++ b/EE - SERIES/Communications_Wireless_and_SDR_Book5.docx
@@ -28883,6 +28883,26 @@
       </w:hyperlink>
       <w:r>
         <w:t xml:space="preserve"> (Book 7)</w:t>
+      </w:r>
+    </w:p>
+    <w:p>
+      <w:pPr>
+        <w:spacing w:before="0" w:after="20"/>
+        <w:ind w:left="360" w:firstLine="0" w:right="0"/>
+        <w:jc w:val="left"/>
+      </w:pPr>
+      <w:r>
+        <w:t xml:space="preserve">Firmware and Software for Electronics (Book 8)</w:t>
+      </w:r>
+    </w:p>
+    <w:p>
+      <w:pPr>
+        <w:spacing w:before="0" w:after="20"/>
+        <w:ind w:left="360" w:firstLine="0" w:right="0"/>
+        <w:jc w:val="left"/>
+      </w:pPr>
+      <w:r>
+        <w:t xml:space="preserve">Test and Measurement Instruments (Book 9)</w:t>
       </w:r>
     </w:p>
     <w:p>

--- a/EE - SERIES/Communications_Wireless_and_SDR_Book5.docx
+++ b/EE - SERIES/Communications_Wireless_and_SDR_Book5.docx
@@ -5308,13 +5308,7 @@
     </w:p>
     <w:p>
       <w:r>
-        <w:t>Wi-Fi uses unlicensed spectrum: anyone may transmit, within power and etiquette rules, and the cost is that nobody is protected from anyone else. Cellular uses licensed spectrum, bought at auction for exclusive use in a region, plus some unlicensed operation called NR-U. The two share physics and do not share regulators. The 2.4 GHz band, 2400 to 2483.5 MHz, is 83.5 MHz wide and holds only three non-overlapping 20 MHz channels, 1, 6, and 11, shared with Bluetooth, microwave ovens, and much else. It is crowd</w:t>
-      </w:r>
-      <w:r>
-        <w:t>ed. The 5 GHz band, with several hundred megahertz depending on the country, is the workhorse of Wi-Fi 5 and 6, with 80 and 160 MHz channels.</w:t>
-      </w:r>
-      <w:r>
-        <w:t xml:space="preserve"> This chapter is a 2026 snapshot; verify current national allocations and operating rules before transmitting.</w:t>
+        <w:t>Wi-Fi in the bands discussed here operates under license-exempt rules: compliant devices may transmit without an individual spectrum license, subject to band-specific power, equipment, and sharing limits, and must tolerate interference from other authorized users. Cellular networks often use licensed spectrum; the applicable license and service rules define the permitted service, area, and interference rights, and licensing mechanisms vary by band. 5G NR also supports unlicensed operation called NR-U. Both systems use the same RF physics but operate under different authorization and interference rules. The 2.4 GHz band, 2400 to 2483.5 MHz, is 83.5 MHz wide and holds only three non-overlapping 20 MHz channels, 1, 6, and 11, shared with Bluetooth, microwave ovens, and much else. It is crowded. The 5 GHz band, with several hundred megahertz depending on the country, is the workhorse of Wi-Fi 5 and 6, with 80 and 160 MHz channels. This chapter is a 2026 snapshot; verify current national allocations and operating rules before transmitting.</w:t>
       </w:r>
     </w:p>
     <w:p>

--- a/EE - SERIES/Communications_Wireless_and_SDR_Book5.docx
+++ b/EE - SERIES/Communications_Wireless_and_SDR_Book5.docx
@@ -1376,10 +1376,13 @@
     </w:p>
     <w:p>
       <w:r>
-        <w:t>The zero-IF receiver of Chapter 8 mixes the carrier straight to 0 Hz. Any local-oscillator energy that leaks back to the antenna and re-enters the mixer is mixed with itself and appears as a DC offset, often millivolts at the mixer output when the wanted signal is microvolts. Second-order intermodulation from a strong neighbor also lands at DC. Integrated transceivers such as the AD9361 run continuous DC-offset and quadrature-tracking loops for this reason, and OFDM standards leave the center subcarrier emp</w:t>
-      </w:r>
-      <w:r>
-        <w:t>ty so that the residual offset falls where no data are. A low-IF receiver moves the wanted signal a few hundred kilohertz off zero, which avoids the DC problem at the price of a stricter image rejection.</w:t>
+        <w:t>The zero-IF receiver of Chapter 8 mixes the carrier directly to 0 Hz. If local-oscillator energy leaks to the antenna and re-enters the mixer, it mixes with itself and appears as a DC offset. This can be millivolts at the mixer output even when the wanted signal is only microvolts. A strong neighboring signal can also produce second-order intermodulation at DC.</w:t>
+      </w:r>
+    </w:p>
+    <w:p>
+      <w:pPr/>
+      <w:r>
+        <w:t>Integrated transceivers such as the AD9361 run continuous DC-offset and quadrature-tracking loops. OFDM standards leave the center subcarrier empty so residual offset falls where no data are carried. A low-IF receiver moves the wanted signal a few hundred kilohertz away from zero, avoiding the DC problem but requiring stricter image rejection.</w:t>
       </w:r>
     </w:p>
     <w:p>
